--- a/Documentação_saep.docx
+++ b/Documentação_saep.docx
@@ -1012,27 +1012,18 @@
           <w:b/>
         </w:rPr>
       </w:pPr>
-    </w:p>
-    <w:p>
-      <w:pPr>
-        <w:jc w:val="both"/>
-        <w:rPr>
-          <w:rFonts w:ascii="Arial" w:eastAsia="Arial" w:hAnsi="Arial" w:cs="Arial"/>
-          <w:b/>
-        </w:rPr>
-      </w:pPr>
       <w:r>
         <w:rPr>
           <w:noProof/>
         </w:rPr>
         <w:drawing>
-          <wp:anchor distT="0" distB="0" distL="114300" distR="114300" simplePos="0" relativeHeight="251658240" behindDoc="0" locked="0" layoutInCell="1" allowOverlap="1" wp14:anchorId="05150225" wp14:editId="0022E5CE">
+          <wp:anchor distT="0" distB="0" distL="114300" distR="114300" simplePos="0" relativeHeight="251658240" behindDoc="0" locked="0" layoutInCell="1" allowOverlap="1" wp14:anchorId="05150225" wp14:editId="7F222C23">
             <wp:simplePos x="0" y="0"/>
             <wp:positionH relativeFrom="margin">
               <wp:align>center</wp:align>
             </wp:positionH>
             <wp:positionV relativeFrom="paragraph">
-              <wp:posOffset>249489</wp:posOffset>
+              <wp:posOffset>325046</wp:posOffset>
             </wp:positionV>
             <wp:extent cx="6525860" cy="6122443"/>
             <wp:effectExtent l="19050" t="19050" r="27940" b="12065"/>
@@ -1108,13 +1099,6 @@
           <w:b/>
         </w:rPr>
       </w:pPr>
-      <w:r>
-        <w:rPr>
-          <w:rFonts w:ascii="Arial" w:eastAsia="Arial" w:hAnsi="Arial" w:cs="Arial"/>
-          <w:b/>
-        </w:rPr>
-        <w:t xml:space="preserve">                          </w:t>
-      </w:r>
     </w:p>
     <w:p>
       <w:pPr>
@@ -1124,6 +1108,13 @@
           <w:b/>
         </w:rPr>
       </w:pPr>
+      <w:r>
+        <w:rPr>
+          <w:rFonts w:ascii="Arial" w:eastAsia="Arial" w:hAnsi="Arial" w:cs="Arial"/>
+          <w:b/>
+        </w:rPr>
+        <w:t xml:space="preserve">                          </w:t>
+      </w:r>
     </w:p>
     <w:p>
       <w:pPr>
@@ -1169,1889 +1160,6 @@
           <w:b/>
         </w:rPr>
       </w:pPr>
-      <w:r>
-        <w:rPr>
-          <w:rFonts w:ascii="Arial" w:eastAsia="Arial" w:hAnsi="Arial" w:cs="Arial"/>
-          <w:b/>
-        </w:rPr>
-        <w:t xml:space="preserve"> </w:t>
-      </w:r>
-      <w:r>
-        <w:rPr>
-          <w:rFonts w:ascii="Arial" w:eastAsia="Arial" w:hAnsi="Arial" w:cs="Arial"/>
-          <w:b/>
-        </w:rPr>
-        <w:tab/>
-      </w:r>
-      <w:r>
-        <w:rPr>
-          <w:rFonts w:ascii="Arial" w:eastAsia="Arial" w:hAnsi="Arial" w:cs="Arial"/>
-          <w:b/>
-        </w:rPr>
-        <w:tab/>
-      </w:r>
-      <w:r>
-        <w:rPr>
-          <w:rFonts w:ascii="Arial" w:eastAsia="Arial" w:hAnsi="Arial" w:cs="Arial"/>
-          <w:b/>
-        </w:rPr>
-        <w:tab/>
-      </w:r>
-      <w:r>
-        <w:rPr>
-          <w:rFonts w:ascii="Arial" w:eastAsia="Arial" w:hAnsi="Arial" w:cs="Arial"/>
-          <w:b/>
-        </w:rPr>
-        <w:tab/>
-      </w:r>
-      <w:r>
-        <w:rPr>
-          <w:rFonts w:ascii="Arial" w:eastAsia="Arial" w:hAnsi="Arial" w:cs="Arial"/>
-          <w:b/>
-        </w:rPr>
-        <w:tab/>
-      </w:r>
-      <w:r>
-        <w:rPr>
-          <w:rFonts w:ascii="Arial" w:eastAsia="Arial" w:hAnsi="Arial" w:cs="Arial"/>
-          <w:b/>
-        </w:rPr>
-        <w:tab/>
-      </w:r>
-      <w:r>
-        <w:rPr>
-          <w:rFonts w:ascii="Arial" w:eastAsia="Arial" w:hAnsi="Arial" w:cs="Arial"/>
-          <w:b/>
-        </w:rPr>
-        <w:tab/>
-      </w:r>
-      <w:r>
-        <w:rPr>
-          <w:rFonts w:ascii="Arial" w:eastAsia="Arial" w:hAnsi="Arial" w:cs="Arial"/>
-          <w:b/>
-        </w:rPr>
-        <w:tab/>
-      </w:r>
-      <w:r>
-        <w:rPr>
-          <w:rFonts w:ascii="Arial" w:eastAsia="Arial" w:hAnsi="Arial" w:cs="Arial"/>
-          <w:b/>
-        </w:rPr>
-        <w:tab/>
-      </w:r>
-      <w:r>
-        <w:rPr>
-          <w:rFonts w:ascii="Arial" w:eastAsia="Arial" w:hAnsi="Arial" w:cs="Arial"/>
-          <w:b/>
-        </w:rPr>
-        <w:tab/>
-      </w:r>
-      <w:r>
-        <w:rPr>
-          <w:rFonts w:ascii="Arial" w:eastAsia="Arial" w:hAnsi="Arial" w:cs="Arial"/>
-          <w:b/>
-        </w:rPr>
-        <w:tab/>
-      </w:r>
-      <w:r>
-        <w:rPr>
-          <w:rFonts w:ascii="Arial" w:eastAsia="Arial" w:hAnsi="Arial" w:cs="Arial"/>
-          <w:b/>
-        </w:rPr>
-        <w:tab/>
-      </w:r>
-      <w:r>
-        <w:rPr>
-          <w:rFonts w:ascii="Arial" w:eastAsia="Arial" w:hAnsi="Arial" w:cs="Arial"/>
-          <w:b/>
-        </w:rPr>
-        <w:tab/>
-      </w:r>
-      <w:r>
-        <w:rPr>
-          <w:rFonts w:ascii="Arial" w:eastAsia="Arial" w:hAnsi="Arial" w:cs="Arial"/>
-          <w:b/>
-        </w:rPr>
-        <w:tab/>
-      </w:r>
-      <w:r>
-        <w:rPr>
-          <w:rFonts w:ascii="Arial" w:eastAsia="Arial" w:hAnsi="Arial" w:cs="Arial"/>
-          <w:b/>
-        </w:rPr>
-        <w:tab/>
-      </w:r>
-      <w:r>
-        <w:rPr>
-          <w:rFonts w:ascii="Arial" w:eastAsia="Arial" w:hAnsi="Arial" w:cs="Arial"/>
-          <w:b/>
-        </w:rPr>
-        <w:tab/>
-      </w:r>
-      <w:r>
-        <w:rPr>
-          <w:rFonts w:ascii="Arial" w:eastAsia="Arial" w:hAnsi="Arial" w:cs="Arial"/>
-          <w:b/>
-        </w:rPr>
-        <w:tab/>
-      </w:r>
-      <w:r>
-        <w:rPr>
-          <w:rFonts w:ascii="Arial" w:eastAsia="Arial" w:hAnsi="Arial" w:cs="Arial"/>
-          <w:b/>
-        </w:rPr>
-        <w:tab/>
-      </w:r>
-      <w:r>
-        <w:rPr>
-          <w:rFonts w:ascii="Arial" w:eastAsia="Arial" w:hAnsi="Arial" w:cs="Arial"/>
-          <w:b/>
-        </w:rPr>
-        <w:tab/>
-      </w:r>
-      <w:r>
-        <w:rPr>
-          <w:rFonts w:ascii="Arial" w:eastAsia="Arial" w:hAnsi="Arial" w:cs="Arial"/>
-          <w:b/>
-        </w:rPr>
-        <w:tab/>
-      </w:r>
-      <w:r>
-        <w:rPr>
-          <w:rFonts w:ascii="Arial" w:eastAsia="Arial" w:hAnsi="Arial" w:cs="Arial"/>
-          <w:b/>
-        </w:rPr>
-        <w:tab/>
-      </w:r>
-      <w:r>
-        <w:rPr>
-          <w:rFonts w:ascii="Arial" w:eastAsia="Arial" w:hAnsi="Arial" w:cs="Arial"/>
-          <w:b/>
-        </w:rPr>
-        <w:tab/>
-      </w:r>
-      <w:r>
-        <w:rPr>
-          <w:rFonts w:ascii="Arial" w:eastAsia="Arial" w:hAnsi="Arial" w:cs="Arial"/>
-          <w:b/>
-        </w:rPr>
-        <w:tab/>
-      </w:r>
-      <w:r>
-        <w:rPr>
-          <w:rFonts w:ascii="Arial" w:eastAsia="Arial" w:hAnsi="Arial" w:cs="Arial"/>
-          <w:b/>
-        </w:rPr>
-        <w:tab/>
-      </w:r>
-      <w:r>
-        <w:rPr>
-          <w:rFonts w:ascii="Arial" w:eastAsia="Arial" w:hAnsi="Arial" w:cs="Arial"/>
-          <w:b/>
-        </w:rPr>
-        <w:tab/>
-      </w:r>
-      <w:r>
-        <w:rPr>
-          <w:rFonts w:ascii="Arial" w:eastAsia="Arial" w:hAnsi="Arial" w:cs="Arial"/>
-          <w:b/>
-        </w:rPr>
-        <w:tab/>
-      </w:r>
-      <w:r>
-        <w:rPr>
-          <w:rFonts w:ascii="Arial" w:eastAsia="Arial" w:hAnsi="Arial" w:cs="Arial"/>
-          <w:b/>
-        </w:rPr>
-        <w:tab/>
-      </w:r>
-      <w:r>
-        <w:rPr>
-          <w:rFonts w:ascii="Arial" w:eastAsia="Arial" w:hAnsi="Arial" w:cs="Arial"/>
-          <w:b/>
-        </w:rPr>
-        <w:tab/>
-      </w:r>
-      <w:r>
-        <w:rPr>
-          <w:rFonts w:ascii="Arial" w:eastAsia="Arial" w:hAnsi="Arial" w:cs="Arial"/>
-          <w:b/>
-        </w:rPr>
-        <w:tab/>
-      </w:r>
-      <w:r>
-        <w:rPr>
-          <w:rFonts w:ascii="Arial" w:eastAsia="Arial" w:hAnsi="Arial" w:cs="Arial"/>
-          <w:b/>
-        </w:rPr>
-        <w:tab/>
-      </w:r>
-      <w:r>
-        <w:rPr>
-          <w:rFonts w:ascii="Arial" w:eastAsia="Arial" w:hAnsi="Arial" w:cs="Arial"/>
-          <w:b/>
-        </w:rPr>
-        <w:tab/>
-      </w:r>
-      <w:r>
-        <w:rPr>
-          <w:rFonts w:ascii="Arial" w:eastAsia="Arial" w:hAnsi="Arial" w:cs="Arial"/>
-          <w:b/>
-        </w:rPr>
-        <w:tab/>
-      </w:r>
-      <w:r>
-        <w:rPr>
-          <w:rFonts w:ascii="Arial" w:eastAsia="Arial" w:hAnsi="Arial" w:cs="Arial"/>
-          <w:b/>
-        </w:rPr>
-        <w:tab/>
-      </w:r>
-      <w:r>
-        <w:rPr>
-          <w:rFonts w:ascii="Arial" w:eastAsia="Arial" w:hAnsi="Arial" w:cs="Arial"/>
-          <w:b/>
-        </w:rPr>
-        <w:tab/>
-      </w:r>
-      <w:r>
-        <w:rPr>
-          <w:rFonts w:ascii="Arial" w:eastAsia="Arial" w:hAnsi="Arial" w:cs="Arial"/>
-          <w:b/>
-        </w:rPr>
-        <w:tab/>
-      </w:r>
-      <w:r>
-        <w:rPr>
-          <w:rFonts w:ascii="Arial" w:eastAsia="Arial" w:hAnsi="Arial" w:cs="Arial"/>
-          <w:b/>
-        </w:rPr>
-        <w:tab/>
-      </w:r>
-      <w:r>
-        <w:rPr>
-          <w:rFonts w:ascii="Arial" w:eastAsia="Arial" w:hAnsi="Arial" w:cs="Arial"/>
-          <w:b/>
-        </w:rPr>
-        <w:tab/>
-      </w:r>
-      <w:r>
-        <w:rPr>
-          <w:rFonts w:ascii="Arial" w:eastAsia="Arial" w:hAnsi="Arial" w:cs="Arial"/>
-          <w:b/>
-        </w:rPr>
-        <w:tab/>
-      </w:r>
-      <w:r>
-        <w:rPr>
-          <w:rFonts w:ascii="Arial" w:eastAsia="Arial" w:hAnsi="Arial" w:cs="Arial"/>
-          <w:b/>
-        </w:rPr>
-        <w:tab/>
-      </w:r>
-      <w:r>
-        <w:rPr>
-          <w:rFonts w:ascii="Arial" w:eastAsia="Arial" w:hAnsi="Arial" w:cs="Arial"/>
-          <w:b/>
-        </w:rPr>
-        <w:tab/>
-      </w:r>
-      <w:r>
-        <w:rPr>
-          <w:rFonts w:ascii="Arial" w:eastAsia="Arial" w:hAnsi="Arial" w:cs="Arial"/>
-          <w:b/>
-        </w:rPr>
-        <w:tab/>
-      </w:r>
-      <w:r>
-        <w:rPr>
-          <w:rFonts w:ascii="Arial" w:eastAsia="Arial" w:hAnsi="Arial" w:cs="Arial"/>
-          <w:b/>
-        </w:rPr>
-        <w:tab/>
-      </w:r>
-      <w:r>
-        <w:rPr>
-          <w:rFonts w:ascii="Arial" w:eastAsia="Arial" w:hAnsi="Arial" w:cs="Arial"/>
-          <w:b/>
-        </w:rPr>
-        <w:tab/>
-      </w:r>
-      <w:r>
-        <w:rPr>
-          <w:rFonts w:ascii="Arial" w:eastAsia="Arial" w:hAnsi="Arial" w:cs="Arial"/>
-          <w:b/>
-        </w:rPr>
-        <w:tab/>
-      </w:r>
-      <w:r>
-        <w:rPr>
-          <w:rFonts w:ascii="Arial" w:eastAsia="Arial" w:hAnsi="Arial" w:cs="Arial"/>
-          <w:b/>
-        </w:rPr>
-        <w:tab/>
-      </w:r>
-      <w:r>
-        <w:rPr>
-          <w:rFonts w:ascii="Arial" w:eastAsia="Arial" w:hAnsi="Arial" w:cs="Arial"/>
-          <w:b/>
-        </w:rPr>
-        <w:tab/>
-      </w:r>
-      <w:r>
-        <w:rPr>
-          <w:rFonts w:ascii="Arial" w:eastAsia="Arial" w:hAnsi="Arial" w:cs="Arial"/>
-          <w:b/>
-        </w:rPr>
-        <w:tab/>
-      </w:r>
-      <w:r>
-        <w:rPr>
-          <w:rFonts w:ascii="Arial" w:eastAsia="Arial" w:hAnsi="Arial" w:cs="Arial"/>
-          <w:b/>
-        </w:rPr>
-        <w:tab/>
-      </w:r>
-      <w:r>
-        <w:rPr>
-          <w:rFonts w:ascii="Arial" w:eastAsia="Arial" w:hAnsi="Arial" w:cs="Arial"/>
-          <w:b/>
-        </w:rPr>
-        <w:tab/>
-      </w:r>
-      <w:r>
-        <w:rPr>
-          <w:rFonts w:ascii="Arial" w:eastAsia="Arial" w:hAnsi="Arial" w:cs="Arial"/>
-          <w:b/>
-        </w:rPr>
-        <w:tab/>
-      </w:r>
-      <w:r>
-        <w:rPr>
-          <w:rFonts w:ascii="Arial" w:eastAsia="Arial" w:hAnsi="Arial" w:cs="Arial"/>
-          <w:b/>
-        </w:rPr>
-        <w:tab/>
-      </w:r>
-      <w:r>
-        <w:rPr>
-          <w:rFonts w:ascii="Arial" w:eastAsia="Arial" w:hAnsi="Arial" w:cs="Arial"/>
-          <w:b/>
-        </w:rPr>
-        <w:tab/>
-      </w:r>
-      <w:r>
-        <w:rPr>
-          <w:rFonts w:ascii="Arial" w:eastAsia="Arial" w:hAnsi="Arial" w:cs="Arial"/>
-          <w:b/>
-        </w:rPr>
-        <w:tab/>
-      </w:r>
-      <w:r>
-        <w:rPr>
-          <w:rFonts w:ascii="Arial" w:eastAsia="Arial" w:hAnsi="Arial" w:cs="Arial"/>
-          <w:b/>
-        </w:rPr>
-        <w:tab/>
-      </w:r>
-      <w:r>
-        <w:rPr>
-          <w:rFonts w:ascii="Arial" w:eastAsia="Arial" w:hAnsi="Arial" w:cs="Arial"/>
-          <w:b/>
-        </w:rPr>
-        <w:tab/>
-      </w:r>
-      <w:r>
-        <w:rPr>
-          <w:rFonts w:ascii="Arial" w:eastAsia="Arial" w:hAnsi="Arial" w:cs="Arial"/>
-          <w:b/>
-        </w:rPr>
-        <w:tab/>
-      </w:r>
-      <w:r>
-        <w:rPr>
-          <w:rFonts w:ascii="Arial" w:eastAsia="Arial" w:hAnsi="Arial" w:cs="Arial"/>
-          <w:b/>
-        </w:rPr>
-        <w:tab/>
-      </w:r>
-      <w:r>
-        <w:rPr>
-          <w:rFonts w:ascii="Arial" w:eastAsia="Arial" w:hAnsi="Arial" w:cs="Arial"/>
-          <w:b/>
-        </w:rPr>
-        <w:tab/>
-      </w:r>
-      <w:r>
-        <w:rPr>
-          <w:rFonts w:ascii="Arial" w:eastAsia="Arial" w:hAnsi="Arial" w:cs="Arial"/>
-          <w:b/>
-        </w:rPr>
-        <w:tab/>
-      </w:r>
-      <w:r>
-        <w:rPr>
-          <w:rFonts w:ascii="Arial" w:eastAsia="Arial" w:hAnsi="Arial" w:cs="Arial"/>
-          <w:b/>
-        </w:rPr>
-        <w:tab/>
-      </w:r>
-      <w:r>
-        <w:rPr>
-          <w:rFonts w:ascii="Arial" w:eastAsia="Arial" w:hAnsi="Arial" w:cs="Arial"/>
-          <w:b/>
-        </w:rPr>
-        <w:tab/>
-      </w:r>
-      <w:r>
-        <w:rPr>
-          <w:rFonts w:ascii="Arial" w:eastAsia="Arial" w:hAnsi="Arial" w:cs="Arial"/>
-          <w:b/>
-        </w:rPr>
-        <w:tab/>
-      </w:r>
-      <w:r>
-        <w:rPr>
-          <w:rFonts w:ascii="Arial" w:eastAsia="Arial" w:hAnsi="Arial" w:cs="Arial"/>
-          <w:b/>
-        </w:rPr>
-        <w:tab/>
-      </w:r>
-      <w:r>
-        <w:rPr>
-          <w:rFonts w:ascii="Arial" w:eastAsia="Arial" w:hAnsi="Arial" w:cs="Arial"/>
-          <w:b/>
-        </w:rPr>
-        <w:tab/>
-      </w:r>
-      <w:r>
-        <w:rPr>
-          <w:rFonts w:ascii="Arial" w:eastAsia="Arial" w:hAnsi="Arial" w:cs="Arial"/>
-          <w:b/>
-        </w:rPr>
-        <w:tab/>
-      </w:r>
-      <w:r>
-        <w:rPr>
-          <w:rFonts w:ascii="Arial" w:eastAsia="Arial" w:hAnsi="Arial" w:cs="Arial"/>
-          <w:b/>
-        </w:rPr>
-        <w:tab/>
-      </w:r>
-      <w:r>
-        <w:rPr>
-          <w:rFonts w:ascii="Arial" w:eastAsia="Arial" w:hAnsi="Arial" w:cs="Arial"/>
-          <w:b/>
-        </w:rPr>
-        <w:tab/>
-      </w:r>
-      <w:r>
-        <w:rPr>
-          <w:rFonts w:ascii="Arial" w:eastAsia="Arial" w:hAnsi="Arial" w:cs="Arial"/>
-          <w:b/>
-        </w:rPr>
-        <w:tab/>
-      </w:r>
-      <w:r>
-        <w:rPr>
-          <w:rFonts w:ascii="Arial" w:eastAsia="Arial" w:hAnsi="Arial" w:cs="Arial"/>
-          <w:b/>
-        </w:rPr>
-        <w:tab/>
-      </w:r>
-      <w:r>
-        <w:rPr>
-          <w:rFonts w:ascii="Arial" w:eastAsia="Arial" w:hAnsi="Arial" w:cs="Arial"/>
-          <w:b/>
-        </w:rPr>
-        <w:tab/>
-      </w:r>
-      <w:r>
-        <w:rPr>
-          <w:rFonts w:ascii="Arial" w:eastAsia="Arial" w:hAnsi="Arial" w:cs="Arial"/>
-          <w:b/>
-        </w:rPr>
-        <w:tab/>
-      </w:r>
-      <w:r>
-        <w:rPr>
-          <w:rFonts w:ascii="Arial" w:eastAsia="Arial" w:hAnsi="Arial" w:cs="Arial"/>
-          <w:b/>
-        </w:rPr>
-        <w:tab/>
-      </w:r>
-      <w:r>
-        <w:rPr>
-          <w:rFonts w:ascii="Arial" w:eastAsia="Arial" w:hAnsi="Arial" w:cs="Arial"/>
-          <w:b/>
-        </w:rPr>
-        <w:tab/>
-      </w:r>
-      <w:r>
-        <w:rPr>
-          <w:rFonts w:ascii="Arial" w:eastAsia="Arial" w:hAnsi="Arial" w:cs="Arial"/>
-          <w:b/>
-        </w:rPr>
-        <w:tab/>
-      </w:r>
-      <w:r>
-        <w:rPr>
-          <w:rFonts w:ascii="Arial" w:eastAsia="Arial" w:hAnsi="Arial" w:cs="Arial"/>
-          <w:b/>
-        </w:rPr>
-        <w:tab/>
-      </w:r>
-      <w:r>
-        <w:rPr>
-          <w:rFonts w:ascii="Arial" w:eastAsia="Arial" w:hAnsi="Arial" w:cs="Arial"/>
-          <w:b/>
-        </w:rPr>
-        <w:tab/>
-      </w:r>
-      <w:r>
-        <w:rPr>
-          <w:rFonts w:ascii="Arial" w:eastAsia="Arial" w:hAnsi="Arial" w:cs="Arial"/>
-          <w:b/>
-        </w:rPr>
-        <w:tab/>
-      </w:r>
-      <w:r>
-        <w:rPr>
-          <w:rFonts w:ascii="Arial" w:eastAsia="Arial" w:hAnsi="Arial" w:cs="Arial"/>
-          <w:b/>
-        </w:rPr>
-        <w:tab/>
-      </w:r>
-      <w:r>
-        <w:rPr>
-          <w:rFonts w:ascii="Arial" w:eastAsia="Arial" w:hAnsi="Arial" w:cs="Arial"/>
-          <w:b/>
-        </w:rPr>
-        <w:tab/>
-      </w:r>
-      <w:r>
-        <w:rPr>
-          <w:rFonts w:ascii="Arial" w:eastAsia="Arial" w:hAnsi="Arial" w:cs="Arial"/>
-          <w:b/>
-        </w:rPr>
-        <w:tab/>
-      </w:r>
-      <w:r>
-        <w:rPr>
-          <w:rFonts w:ascii="Arial" w:eastAsia="Arial" w:hAnsi="Arial" w:cs="Arial"/>
-          <w:b/>
-        </w:rPr>
-        <w:tab/>
-      </w:r>
-      <w:r>
-        <w:rPr>
-          <w:rFonts w:ascii="Arial" w:eastAsia="Arial" w:hAnsi="Arial" w:cs="Arial"/>
-          <w:b/>
-        </w:rPr>
-        <w:tab/>
-      </w:r>
-      <w:r>
-        <w:rPr>
-          <w:rFonts w:ascii="Arial" w:eastAsia="Arial" w:hAnsi="Arial" w:cs="Arial"/>
-          <w:b/>
-        </w:rPr>
-        <w:tab/>
-      </w:r>
-      <w:r>
-        <w:rPr>
-          <w:rFonts w:ascii="Arial" w:eastAsia="Arial" w:hAnsi="Arial" w:cs="Arial"/>
-          <w:b/>
-        </w:rPr>
-        <w:tab/>
-      </w:r>
-      <w:r>
-        <w:rPr>
-          <w:rFonts w:ascii="Arial" w:eastAsia="Arial" w:hAnsi="Arial" w:cs="Arial"/>
-          <w:b/>
-        </w:rPr>
-        <w:tab/>
-      </w:r>
-      <w:r>
-        <w:rPr>
-          <w:rFonts w:ascii="Arial" w:eastAsia="Arial" w:hAnsi="Arial" w:cs="Arial"/>
-          <w:b/>
-        </w:rPr>
-        <w:tab/>
-      </w:r>
-      <w:r>
-        <w:rPr>
-          <w:rFonts w:ascii="Arial" w:eastAsia="Arial" w:hAnsi="Arial" w:cs="Arial"/>
-          <w:b/>
-        </w:rPr>
-        <w:tab/>
-      </w:r>
-      <w:r>
-        <w:rPr>
-          <w:rFonts w:ascii="Arial" w:eastAsia="Arial" w:hAnsi="Arial" w:cs="Arial"/>
-          <w:b/>
-        </w:rPr>
-        <w:tab/>
-      </w:r>
-      <w:r>
-        <w:rPr>
-          <w:rFonts w:ascii="Arial" w:eastAsia="Arial" w:hAnsi="Arial" w:cs="Arial"/>
-          <w:b/>
-        </w:rPr>
-        <w:tab/>
-      </w:r>
-      <w:r>
-        <w:rPr>
-          <w:rFonts w:ascii="Arial" w:eastAsia="Arial" w:hAnsi="Arial" w:cs="Arial"/>
-          <w:b/>
-        </w:rPr>
-        <w:tab/>
-      </w:r>
-      <w:r>
-        <w:rPr>
-          <w:rFonts w:ascii="Arial" w:eastAsia="Arial" w:hAnsi="Arial" w:cs="Arial"/>
-          <w:b/>
-        </w:rPr>
-        <w:tab/>
-      </w:r>
-      <w:r>
-        <w:rPr>
-          <w:rFonts w:ascii="Arial" w:eastAsia="Arial" w:hAnsi="Arial" w:cs="Arial"/>
-          <w:b/>
-        </w:rPr>
-        <w:tab/>
-      </w:r>
-      <w:r>
-        <w:rPr>
-          <w:rFonts w:ascii="Arial" w:eastAsia="Arial" w:hAnsi="Arial" w:cs="Arial"/>
-          <w:b/>
-        </w:rPr>
-        <w:tab/>
-      </w:r>
-      <w:r>
-        <w:rPr>
-          <w:rFonts w:ascii="Arial" w:eastAsia="Arial" w:hAnsi="Arial" w:cs="Arial"/>
-          <w:b/>
-        </w:rPr>
-        <w:tab/>
-      </w:r>
-      <w:r>
-        <w:rPr>
-          <w:rFonts w:ascii="Arial" w:eastAsia="Arial" w:hAnsi="Arial" w:cs="Arial"/>
-          <w:b/>
-        </w:rPr>
-        <w:tab/>
-      </w:r>
-      <w:r>
-        <w:rPr>
-          <w:rFonts w:ascii="Arial" w:eastAsia="Arial" w:hAnsi="Arial" w:cs="Arial"/>
-          <w:b/>
-        </w:rPr>
-        <w:tab/>
-      </w:r>
-      <w:r>
-        <w:rPr>
-          <w:rFonts w:ascii="Arial" w:eastAsia="Arial" w:hAnsi="Arial" w:cs="Arial"/>
-          <w:b/>
-        </w:rPr>
-        <w:tab/>
-      </w:r>
-      <w:r>
-        <w:rPr>
-          <w:rFonts w:ascii="Arial" w:eastAsia="Arial" w:hAnsi="Arial" w:cs="Arial"/>
-          <w:b/>
-        </w:rPr>
-        <w:tab/>
-      </w:r>
-      <w:r>
-        <w:rPr>
-          <w:rFonts w:ascii="Arial" w:eastAsia="Arial" w:hAnsi="Arial" w:cs="Arial"/>
-          <w:b/>
-        </w:rPr>
-        <w:tab/>
-      </w:r>
-      <w:r>
-        <w:rPr>
-          <w:rFonts w:ascii="Arial" w:eastAsia="Arial" w:hAnsi="Arial" w:cs="Arial"/>
-          <w:b/>
-        </w:rPr>
-        <w:tab/>
-      </w:r>
-      <w:r>
-        <w:rPr>
-          <w:rFonts w:ascii="Arial" w:eastAsia="Arial" w:hAnsi="Arial" w:cs="Arial"/>
-          <w:b/>
-        </w:rPr>
-        <w:tab/>
-      </w:r>
-      <w:r>
-        <w:rPr>
-          <w:rFonts w:ascii="Arial" w:eastAsia="Arial" w:hAnsi="Arial" w:cs="Arial"/>
-          <w:b/>
-        </w:rPr>
-        <w:tab/>
-      </w:r>
-      <w:r>
-        <w:rPr>
-          <w:rFonts w:ascii="Arial" w:eastAsia="Arial" w:hAnsi="Arial" w:cs="Arial"/>
-          <w:b/>
-        </w:rPr>
-        <w:tab/>
-      </w:r>
-      <w:r>
-        <w:rPr>
-          <w:rFonts w:ascii="Arial" w:eastAsia="Arial" w:hAnsi="Arial" w:cs="Arial"/>
-          <w:b/>
-        </w:rPr>
-        <w:tab/>
-      </w:r>
-      <w:r>
-        <w:rPr>
-          <w:rFonts w:ascii="Arial" w:eastAsia="Arial" w:hAnsi="Arial" w:cs="Arial"/>
-          <w:b/>
-        </w:rPr>
-        <w:tab/>
-      </w:r>
-      <w:r>
-        <w:rPr>
-          <w:rFonts w:ascii="Arial" w:eastAsia="Arial" w:hAnsi="Arial" w:cs="Arial"/>
-          <w:b/>
-        </w:rPr>
-        <w:tab/>
-      </w:r>
-      <w:r>
-        <w:rPr>
-          <w:rFonts w:ascii="Arial" w:eastAsia="Arial" w:hAnsi="Arial" w:cs="Arial"/>
-          <w:b/>
-        </w:rPr>
-        <w:tab/>
-      </w:r>
-      <w:r>
-        <w:rPr>
-          <w:rFonts w:ascii="Arial" w:eastAsia="Arial" w:hAnsi="Arial" w:cs="Arial"/>
-          <w:b/>
-        </w:rPr>
-        <w:tab/>
-      </w:r>
-      <w:r>
-        <w:rPr>
-          <w:rFonts w:ascii="Arial" w:eastAsia="Arial" w:hAnsi="Arial" w:cs="Arial"/>
-          <w:b/>
-        </w:rPr>
-        <w:tab/>
-      </w:r>
-      <w:r>
-        <w:rPr>
-          <w:rFonts w:ascii="Arial" w:eastAsia="Arial" w:hAnsi="Arial" w:cs="Arial"/>
-          <w:b/>
-        </w:rPr>
-        <w:tab/>
-      </w:r>
-      <w:r>
-        <w:rPr>
-          <w:rFonts w:ascii="Arial" w:eastAsia="Arial" w:hAnsi="Arial" w:cs="Arial"/>
-          <w:b/>
-        </w:rPr>
-        <w:tab/>
-      </w:r>
-      <w:r>
-        <w:rPr>
-          <w:rFonts w:ascii="Arial" w:eastAsia="Arial" w:hAnsi="Arial" w:cs="Arial"/>
-          <w:b/>
-        </w:rPr>
-        <w:tab/>
-      </w:r>
-      <w:r>
-        <w:rPr>
-          <w:rFonts w:ascii="Arial" w:eastAsia="Arial" w:hAnsi="Arial" w:cs="Arial"/>
-          <w:b/>
-        </w:rPr>
-        <w:tab/>
-      </w:r>
-      <w:r>
-        <w:rPr>
-          <w:rFonts w:ascii="Arial" w:eastAsia="Arial" w:hAnsi="Arial" w:cs="Arial"/>
-          <w:b/>
-        </w:rPr>
-        <w:tab/>
-      </w:r>
-      <w:r>
-        <w:rPr>
-          <w:rFonts w:ascii="Arial" w:eastAsia="Arial" w:hAnsi="Arial" w:cs="Arial"/>
-          <w:b/>
-        </w:rPr>
-        <w:tab/>
-      </w:r>
-      <w:r>
-        <w:rPr>
-          <w:rFonts w:ascii="Arial" w:eastAsia="Arial" w:hAnsi="Arial" w:cs="Arial"/>
-          <w:b/>
-        </w:rPr>
-        <w:tab/>
-      </w:r>
-      <w:r>
-        <w:rPr>
-          <w:rFonts w:ascii="Arial" w:eastAsia="Arial" w:hAnsi="Arial" w:cs="Arial"/>
-          <w:b/>
-        </w:rPr>
-        <w:tab/>
-      </w:r>
-      <w:r>
-        <w:rPr>
-          <w:rFonts w:ascii="Arial" w:eastAsia="Arial" w:hAnsi="Arial" w:cs="Arial"/>
-          <w:b/>
-        </w:rPr>
-        <w:tab/>
-      </w:r>
-      <w:r>
-        <w:rPr>
-          <w:rFonts w:ascii="Arial" w:eastAsia="Arial" w:hAnsi="Arial" w:cs="Arial"/>
-          <w:b/>
-        </w:rPr>
-        <w:tab/>
-      </w:r>
-      <w:r>
-        <w:rPr>
-          <w:rFonts w:ascii="Arial" w:eastAsia="Arial" w:hAnsi="Arial" w:cs="Arial"/>
-          <w:b/>
-        </w:rPr>
-        <w:tab/>
-      </w:r>
-      <w:r>
-        <w:rPr>
-          <w:rFonts w:ascii="Arial" w:eastAsia="Arial" w:hAnsi="Arial" w:cs="Arial"/>
-          <w:b/>
-        </w:rPr>
-        <w:tab/>
-      </w:r>
-      <w:r>
-        <w:rPr>
-          <w:rFonts w:ascii="Arial" w:eastAsia="Arial" w:hAnsi="Arial" w:cs="Arial"/>
-          <w:b/>
-        </w:rPr>
-        <w:tab/>
-      </w:r>
-      <w:r>
-        <w:rPr>
-          <w:rFonts w:ascii="Arial" w:eastAsia="Arial" w:hAnsi="Arial" w:cs="Arial"/>
-          <w:b/>
-        </w:rPr>
-        <w:tab/>
-      </w:r>
-      <w:r>
-        <w:rPr>
-          <w:rFonts w:ascii="Arial" w:eastAsia="Arial" w:hAnsi="Arial" w:cs="Arial"/>
-          <w:b/>
-        </w:rPr>
-        <w:tab/>
-      </w:r>
-      <w:r>
-        <w:rPr>
-          <w:rFonts w:ascii="Arial" w:eastAsia="Arial" w:hAnsi="Arial" w:cs="Arial"/>
-          <w:b/>
-        </w:rPr>
-        <w:tab/>
-      </w:r>
-      <w:r>
-        <w:rPr>
-          <w:rFonts w:ascii="Arial" w:eastAsia="Arial" w:hAnsi="Arial" w:cs="Arial"/>
-          <w:b/>
-        </w:rPr>
-        <w:tab/>
-      </w:r>
-      <w:r>
-        <w:rPr>
-          <w:rFonts w:ascii="Arial" w:eastAsia="Arial" w:hAnsi="Arial" w:cs="Arial"/>
-          <w:b/>
-        </w:rPr>
-        <w:tab/>
-      </w:r>
-      <w:r>
-        <w:rPr>
-          <w:rFonts w:ascii="Arial" w:eastAsia="Arial" w:hAnsi="Arial" w:cs="Arial"/>
-          <w:b/>
-        </w:rPr>
-        <w:tab/>
-      </w:r>
-      <w:r>
-        <w:rPr>
-          <w:rFonts w:ascii="Arial" w:eastAsia="Arial" w:hAnsi="Arial" w:cs="Arial"/>
-          <w:b/>
-        </w:rPr>
-        <w:tab/>
-      </w:r>
-      <w:r>
-        <w:rPr>
-          <w:rFonts w:ascii="Arial" w:eastAsia="Arial" w:hAnsi="Arial" w:cs="Arial"/>
-          <w:b/>
-        </w:rPr>
-        <w:tab/>
-      </w:r>
-      <w:r>
-        <w:rPr>
-          <w:rFonts w:ascii="Arial" w:eastAsia="Arial" w:hAnsi="Arial" w:cs="Arial"/>
-          <w:b/>
-        </w:rPr>
-        <w:tab/>
-      </w:r>
-      <w:r>
-        <w:rPr>
-          <w:rFonts w:ascii="Arial" w:eastAsia="Arial" w:hAnsi="Arial" w:cs="Arial"/>
-          <w:b/>
-        </w:rPr>
-        <w:tab/>
-      </w:r>
-      <w:r>
-        <w:rPr>
-          <w:rFonts w:ascii="Arial" w:eastAsia="Arial" w:hAnsi="Arial" w:cs="Arial"/>
-          <w:b/>
-        </w:rPr>
-        <w:tab/>
-      </w:r>
-      <w:r>
-        <w:rPr>
-          <w:rFonts w:ascii="Arial" w:eastAsia="Arial" w:hAnsi="Arial" w:cs="Arial"/>
-          <w:b/>
-        </w:rPr>
-        <w:tab/>
-      </w:r>
-      <w:r>
-        <w:rPr>
-          <w:rFonts w:ascii="Arial" w:eastAsia="Arial" w:hAnsi="Arial" w:cs="Arial"/>
-          <w:b/>
-        </w:rPr>
-        <w:tab/>
-      </w:r>
-      <w:r>
-        <w:rPr>
-          <w:rFonts w:ascii="Arial" w:eastAsia="Arial" w:hAnsi="Arial" w:cs="Arial"/>
-          <w:b/>
-        </w:rPr>
-        <w:tab/>
-      </w:r>
-      <w:r>
-        <w:rPr>
-          <w:rFonts w:ascii="Arial" w:eastAsia="Arial" w:hAnsi="Arial" w:cs="Arial"/>
-          <w:b/>
-        </w:rPr>
-        <w:tab/>
-      </w:r>
-      <w:r>
-        <w:rPr>
-          <w:rFonts w:ascii="Arial" w:eastAsia="Arial" w:hAnsi="Arial" w:cs="Arial"/>
-          <w:b/>
-        </w:rPr>
-        <w:tab/>
-      </w:r>
-      <w:r>
-        <w:rPr>
-          <w:rFonts w:ascii="Arial" w:eastAsia="Arial" w:hAnsi="Arial" w:cs="Arial"/>
-          <w:b/>
-        </w:rPr>
-        <w:tab/>
-      </w:r>
-      <w:r>
-        <w:rPr>
-          <w:rFonts w:ascii="Arial" w:eastAsia="Arial" w:hAnsi="Arial" w:cs="Arial"/>
-          <w:b/>
-        </w:rPr>
-        <w:tab/>
-      </w:r>
-      <w:r>
-        <w:rPr>
-          <w:rFonts w:ascii="Arial" w:eastAsia="Arial" w:hAnsi="Arial" w:cs="Arial"/>
-          <w:b/>
-        </w:rPr>
-        <w:tab/>
-      </w:r>
-      <w:r>
-        <w:rPr>
-          <w:rFonts w:ascii="Arial" w:eastAsia="Arial" w:hAnsi="Arial" w:cs="Arial"/>
-          <w:b/>
-        </w:rPr>
-        <w:tab/>
-      </w:r>
-      <w:r>
-        <w:rPr>
-          <w:rFonts w:ascii="Arial" w:eastAsia="Arial" w:hAnsi="Arial" w:cs="Arial"/>
-          <w:b/>
-        </w:rPr>
-        <w:tab/>
-      </w:r>
-      <w:r>
-        <w:rPr>
-          <w:rFonts w:ascii="Arial" w:eastAsia="Arial" w:hAnsi="Arial" w:cs="Arial"/>
-          <w:b/>
-        </w:rPr>
-        <w:tab/>
-      </w:r>
-      <w:r>
-        <w:rPr>
-          <w:rFonts w:ascii="Arial" w:eastAsia="Arial" w:hAnsi="Arial" w:cs="Arial"/>
-          <w:b/>
-        </w:rPr>
-        <w:tab/>
-      </w:r>
-      <w:r>
-        <w:rPr>
-          <w:rFonts w:ascii="Arial" w:eastAsia="Arial" w:hAnsi="Arial" w:cs="Arial"/>
-          <w:b/>
-        </w:rPr>
-        <w:tab/>
-      </w:r>
-      <w:r>
-        <w:rPr>
-          <w:rFonts w:ascii="Arial" w:eastAsia="Arial" w:hAnsi="Arial" w:cs="Arial"/>
-          <w:b/>
-        </w:rPr>
-        <w:tab/>
-      </w:r>
-      <w:r>
-        <w:rPr>
-          <w:rFonts w:ascii="Arial" w:eastAsia="Arial" w:hAnsi="Arial" w:cs="Arial"/>
-          <w:b/>
-        </w:rPr>
-        <w:tab/>
-      </w:r>
-      <w:r>
-        <w:rPr>
-          <w:rFonts w:ascii="Arial" w:eastAsia="Arial" w:hAnsi="Arial" w:cs="Arial"/>
-          <w:b/>
-        </w:rPr>
-        <w:tab/>
-      </w:r>
-      <w:r>
-        <w:rPr>
-          <w:rFonts w:ascii="Arial" w:eastAsia="Arial" w:hAnsi="Arial" w:cs="Arial"/>
-          <w:b/>
-        </w:rPr>
-        <w:tab/>
-      </w:r>
-      <w:r>
-        <w:rPr>
-          <w:rFonts w:ascii="Arial" w:eastAsia="Arial" w:hAnsi="Arial" w:cs="Arial"/>
-          <w:b/>
-        </w:rPr>
-        <w:tab/>
-      </w:r>
-      <w:r>
-        <w:rPr>
-          <w:rFonts w:ascii="Arial" w:eastAsia="Arial" w:hAnsi="Arial" w:cs="Arial"/>
-          <w:b/>
-        </w:rPr>
-        <w:tab/>
-      </w:r>
-      <w:r>
-        <w:rPr>
-          <w:rFonts w:ascii="Arial" w:eastAsia="Arial" w:hAnsi="Arial" w:cs="Arial"/>
-          <w:b/>
-        </w:rPr>
-        <w:tab/>
-      </w:r>
-      <w:r>
-        <w:rPr>
-          <w:rFonts w:ascii="Arial" w:eastAsia="Arial" w:hAnsi="Arial" w:cs="Arial"/>
-          <w:b/>
-        </w:rPr>
-        <w:tab/>
-      </w:r>
-      <w:r>
-        <w:rPr>
-          <w:rFonts w:ascii="Arial" w:eastAsia="Arial" w:hAnsi="Arial" w:cs="Arial"/>
-          <w:b/>
-        </w:rPr>
-        <w:tab/>
-      </w:r>
-      <w:r>
-        <w:rPr>
-          <w:rFonts w:ascii="Arial" w:eastAsia="Arial" w:hAnsi="Arial" w:cs="Arial"/>
-          <w:b/>
-        </w:rPr>
-        <w:tab/>
-      </w:r>
-      <w:r>
-        <w:rPr>
-          <w:rFonts w:ascii="Arial" w:eastAsia="Arial" w:hAnsi="Arial" w:cs="Arial"/>
-          <w:b/>
-        </w:rPr>
-        <w:tab/>
-      </w:r>
-      <w:r>
-        <w:rPr>
-          <w:rFonts w:ascii="Arial" w:eastAsia="Arial" w:hAnsi="Arial" w:cs="Arial"/>
-          <w:b/>
-        </w:rPr>
-        <w:tab/>
-      </w:r>
-      <w:r>
-        <w:rPr>
-          <w:rFonts w:ascii="Arial" w:eastAsia="Arial" w:hAnsi="Arial" w:cs="Arial"/>
-          <w:b/>
-        </w:rPr>
-        <w:tab/>
-      </w:r>
-      <w:r>
-        <w:rPr>
-          <w:rFonts w:ascii="Arial" w:eastAsia="Arial" w:hAnsi="Arial" w:cs="Arial"/>
-          <w:b/>
-        </w:rPr>
-        <w:tab/>
-      </w:r>
-      <w:r>
-        <w:rPr>
-          <w:rFonts w:ascii="Arial" w:eastAsia="Arial" w:hAnsi="Arial" w:cs="Arial"/>
-          <w:b/>
-        </w:rPr>
-        <w:tab/>
-      </w:r>
-      <w:r>
-        <w:rPr>
-          <w:rFonts w:ascii="Arial" w:eastAsia="Arial" w:hAnsi="Arial" w:cs="Arial"/>
-          <w:b/>
-        </w:rPr>
-        <w:tab/>
-      </w:r>
-      <w:r>
-        <w:rPr>
-          <w:rFonts w:ascii="Arial" w:eastAsia="Arial" w:hAnsi="Arial" w:cs="Arial"/>
-          <w:b/>
-        </w:rPr>
-        <w:tab/>
-      </w:r>
-      <w:r>
-        <w:rPr>
-          <w:rFonts w:ascii="Arial" w:eastAsia="Arial" w:hAnsi="Arial" w:cs="Arial"/>
-          <w:b/>
-        </w:rPr>
-        <w:tab/>
-      </w:r>
-      <w:r>
-        <w:rPr>
-          <w:rFonts w:ascii="Arial" w:eastAsia="Arial" w:hAnsi="Arial" w:cs="Arial"/>
-          <w:b/>
-        </w:rPr>
-        <w:tab/>
-      </w:r>
-      <w:r>
-        <w:rPr>
-          <w:rFonts w:ascii="Arial" w:eastAsia="Arial" w:hAnsi="Arial" w:cs="Arial"/>
-          <w:b/>
-        </w:rPr>
-        <w:tab/>
-      </w:r>
-      <w:r>
-        <w:rPr>
-          <w:rFonts w:ascii="Arial" w:eastAsia="Arial" w:hAnsi="Arial" w:cs="Arial"/>
-          <w:b/>
-        </w:rPr>
-        <w:tab/>
-      </w:r>
-      <w:r>
-        <w:rPr>
-          <w:rFonts w:ascii="Arial" w:eastAsia="Arial" w:hAnsi="Arial" w:cs="Arial"/>
-          <w:b/>
-        </w:rPr>
-        <w:tab/>
-      </w:r>
-      <w:r>
-        <w:rPr>
-          <w:rFonts w:ascii="Arial" w:eastAsia="Arial" w:hAnsi="Arial" w:cs="Arial"/>
-          <w:b/>
-        </w:rPr>
-        <w:tab/>
-      </w:r>
-      <w:r>
-        <w:rPr>
-          <w:rFonts w:ascii="Arial" w:eastAsia="Arial" w:hAnsi="Arial" w:cs="Arial"/>
-          <w:b/>
-        </w:rPr>
-        <w:tab/>
-      </w:r>
-      <w:r>
-        <w:rPr>
-          <w:rFonts w:ascii="Arial" w:eastAsia="Arial" w:hAnsi="Arial" w:cs="Arial"/>
-          <w:b/>
-        </w:rPr>
-        <w:tab/>
-      </w:r>
-      <w:r>
-        <w:rPr>
-          <w:rFonts w:ascii="Arial" w:eastAsia="Arial" w:hAnsi="Arial" w:cs="Arial"/>
-          <w:b/>
-        </w:rPr>
-        <w:tab/>
-      </w:r>
-      <w:r>
-        <w:rPr>
-          <w:rFonts w:ascii="Arial" w:eastAsia="Arial" w:hAnsi="Arial" w:cs="Arial"/>
-          <w:b/>
-        </w:rPr>
-        <w:tab/>
-      </w:r>
-      <w:r>
-        <w:rPr>
-          <w:rFonts w:ascii="Arial" w:eastAsia="Arial" w:hAnsi="Arial" w:cs="Arial"/>
-          <w:b/>
-        </w:rPr>
-        <w:tab/>
-      </w:r>
-      <w:r>
-        <w:rPr>
-          <w:rFonts w:ascii="Arial" w:eastAsia="Arial" w:hAnsi="Arial" w:cs="Arial"/>
-          <w:b/>
-        </w:rPr>
-        <w:tab/>
-      </w:r>
-      <w:r>
-        <w:rPr>
-          <w:rFonts w:ascii="Arial" w:eastAsia="Arial" w:hAnsi="Arial" w:cs="Arial"/>
-          <w:b/>
-        </w:rPr>
-        <w:tab/>
-      </w:r>
-      <w:r>
-        <w:rPr>
-          <w:rFonts w:ascii="Arial" w:eastAsia="Arial" w:hAnsi="Arial" w:cs="Arial"/>
-          <w:b/>
-        </w:rPr>
-        <w:tab/>
-      </w:r>
-      <w:r>
-        <w:rPr>
-          <w:rFonts w:ascii="Arial" w:eastAsia="Arial" w:hAnsi="Arial" w:cs="Arial"/>
-          <w:b/>
-        </w:rPr>
-        <w:tab/>
-      </w:r>
-      <w:r>
-        <w:rPr>
-          <w:rFonts w:ascii="Arial" w:eastAsia="Arial" w:hAnsi="Arial" w:cs="Arial"/>
-          <w:b/>
-        </w:rPr>
-        <w:tab/>
-      </w:r>
-      <w:r>
-        <w:rPr>
-          <w:rFonts w:ascii="Arial" w:eastAsia="Arial" w:hAnsi="Arial" w:cs="Arial"/>
-          <w:b/>
-        </w:rPr>
-        <w:tab/>
-      </w:r>
-      <w:r>
-        <w:rPr>
-          <w:rFonts w:ascii="Arial" w:eastAsia="Arial" w:hAnsi="Arial" w:cs="Arial"/>
-          <w:b/>
-        </w:rPr>
-        <w:tab/>
-      </w:r>
-      <w:r>
-        <w:rPr>
-          <w:rFonts w:ascii="Arial" w:eastAsia="Arial" w:hAnsi="Arial" w:cs="Arial"/>
-          <w:b/>
-        </w:rPr>
-        <w:tab/>
-      </w:r>
-      <w:r>
-        <w:rPr>
-          <w:rFonts w:ascii="Arial" w:eastAsia="Arial" w:hAnsi="Arial" w:cs="Arial"/>
-          <w:b/>
-        </w:rPr>
-        <w:tab/>
-      </w:r>
-      <w:r>
-        <w:rPr>
-          <w:rFonts w:ascii="Arial" w:eastAsia="Arial" w:hAnsi="Arial" w:cs="Arial"/>
-          <w:b/>
-        </w:rPr>
-        <w:tab/>
-      </w:r>
-      <w:r>
-        <w:rPr>
-          <w:rFonts w:ascii="Arial" w:eastAsia="Arial" w:hAnsi="Arial" w:cs="Arial"/>
-          <w:b/>
-        </w:rPr>
-        <w:tab/>
-      </w:r>
-      <w:r>
-        <w:rPr>
-          <w:rFonts w:ascii="Arial" w:eastAsia="Arial" w:hAnsi="Arial" w:cs="Arial"/>
-          <w:b/>
-        </w:rPr>
-        <w:tab/>
-      </w:r>
-      <w:r>
-        <w:rPr>
-          <w:rFonts w:ascii="Arial" w:eastAsia="Arial" w:hAnsi="Arial" w:cs="Arial"/>
-          <w:b/>
-        </w:rPr>
-        <w:tab/>
-      </w:r>
-      <w:r>
-        <w:rPr>
-          <w:rFonts w:ascii="Arial" w:eastAsia="Arial" w:hAnsi="Arial" w:cs="Arial"/>
-          <w:b/>
-        </w:rPr>
-        <w:tab/>
-      </w:r>
-      <w:r>
-        <w:rPr>
-          <w:rFonts w:ascii="Arial" w:eastAsia="Arial" w:hAnsi="Arial" w:cs="Arial"/>
-          <w:b/>
-        </w:rPr>
-        <w:tab/>
-      </w:r>
-      <w:r>
-        <w:rPr>
-          <w:rFonts w:ascii="Arial" w:eastAsia="Arial" w:hAnsi="Arial" w:cs="Arial"/>
-          <w:b/>
-        </w:rPr>
-        <w:tab/>
-      </w:r>
-      <w:r>
-        <w:rPr>
-          <w:rFonts w:ascii="Arial" w:eastAsia="Arial" w:hAnsi="Arial" w:cs="Arial"/>
-          <w:b/>
-        </w:rPr>
-        <w:tab/>
-      </w:r>
-      <w:r>
-        <w:rPr>
-          <w:rFonts w:ascii="Arial" w:eastAsia="Arial" w:hAnsi="Arial" w:cs="Arial"/>
-          <w:b/>
-        </w:rPr>
-        <w:tab/>
-      </w:r>
-      <w:r>
-        <w:rPr>
-          <w:rFonts w:ascii="Arial" w:eastAsia="Arial" w:hAnsi="Arial" w:cs="Arial"/>
-          <w:b/>
-        </w:rPr>
-        <w:tab/>
-      </w:r>
-      <w:r>
-        <w:rPr>
-          <w:rFonts w:ascii="Arial" w:eastAsia="Arial" w:hAnsi="Arial" w:cs="Arial"/>
-          <w:b/>
-        </w:rPr>
-        <w:tab/>
-      </w:r>
-      <w:r>
-        <w:rPr>
-          <w:rFonts w:ascii="Arial" w:eastAsia="Arial" w:hAnsi="Arial" w:cs="Arial"/>
-          <w:b/>
-        </w:rPr>
-        <w:tab/>
-      </w:r>
-      <w:r>
-        <w:rPr>
-          <w:rFonts w:ascii="Arial" w:eastAsia="Arial" w:hAnsi="Arial" w:cs="Arial"/>
-          <w:b/>
-        </w:rPr>
-        <w:tab/>
-      </w:r>
-      <w:r>
-        <w:rPr>
-          <w:rFonts w:ascii="Arial" w:eastAsia="Arial" w:hAnsi="Arial" w:cs="Arial"/>
-          <w:b/>
-        </w:rPr>
-        <w:tab/>
-      </w:r>
-      <w:r>
-        <w:rPr>
-          <w:rFonts w:ascii="Arial" w:eastAsia="Arial" w:hAnsi="Arial" w:cs="Arial"/>
-          <w:b/>
-        </w:rPr>
-        <w:tab/>
-      </w:r>
-      <w:r>
-        <w:rPr>
-          <w:rFonts w:ascii="Arial" w:eastAsia="Arial" w:hAnsi="Arial" w:cs="Arial"/>
-          <w:b/>
-        </w:rPr>
-        <w:tab/>
-      </w:r>
-      <w:r>
-        <w:rPr>
-          <w:rFonts w:ascii="Arial" w:eastAsia="Arial" w:hAnsi="Arial" w:cs="Arial"/>
-          <w:b/>
-        </w:rPr>
-        <w:tab/>
-      </w:r>
-      <w:r>
-        <w:rPr>
-          <w:rFonts w:ascii="Arial" w:eastAsia="Arial" w:hAnsi="Arial" w:cs="Arial"/>
-          <w:b/>
-        </w:rPr>
-        <w:tab/>
-      </w:r>
-      <w:r>
-        <w:rPr>
-          <w:rFonts w:ascii="Arial" w:eastAsia="Arial" w:hAnsi="Arial" w:cs="Arial"/>
-          <w:b/>
-        </w:rPr>
-        <w:tab/>
-      </w:r>
-      <w:r>
-        <w:rPr>
-          <w:rFonts w:ascii="Arial" w:eastAsia="Arial" w:hAnsi="Arial" w:cs="Arial"/>
-          <w:b/>
-        </w:rPr>
-        <w:tab/>
-      </w:r>
-      <w:r>
-        <w:rPr>
-          <w:rFonts w:ascii="Arial" w:eastAsia="Arial" w:hAnsi="Arial" w:cs="Arial"/>
-          <w:b/>
-        </w:rPr>
-        <w:tab/>
-      </w:r>
-      <w:r>
-        <w:rPr>
-          <w:rFonts w:ascii="Arial" w:eastAsia="Arial" w:hAnsi="Arial" w:cs="Arial"/>
-          <w:b/>
-        </w:rPr>
-        <w:tab/>
-      </w:r>
-      <w:r>
-        <w:rPr>
-          <w:rFonts w:ascii="Arial" w:eastAsia="Arial" w:hAnsi="Arial" w:cs="Arial"/>
-          <w:b/>
-        </w:rPr>
-        <w:tab/>
-      </w:r>
-      <w:r>
-        <w:rPr>
-          <w:rFonts w:ascii="Arial" w:eastAsia="Arial" w:hAnsi="Arial" w:cs="Arial"/>
-          <w:b/>
-        </w:rPr>
-        <w:tab/>
-      </w:r>
-      <w:r>
-        <w:rPr>
-          <w:rFonts w:ascii="Arial" w:eastAsia="Arial" w:hAnsi="Arial" w:cs="Arial"/>
-          <w:b/>
-        </w:rPr>
-        <w:tab/>
-      </w:r>
-      <w:r>
-        <w:rPr>
-          <w:rFonts w:ascii="Arial" w:eastAsia="Arial" w:hAnsi="Arial" w:cs="Arial"/>
-          <w:b/>
-        </w:rPr>
-        <w:tab/>
-      </w:r>
-      <w:r>
-        <w:rPr>
-          <w:rFonts w:ascii="Arial" w:eastAsia="Arial" w:hAnsi="Arial" w:cs="Arial"/>
-          <w:b/>
-        </w:rPr>
-        <w:tab/>
-      </w:r>
-      <w:r>
-        <w:rPr>
-          <w:rFonts w:ascii="Arial" w:eastAsia="Arial" w:hAnsi="Arial" w:cs="Arial"/>
-          <w:b/>
-        </w:rPr>
-        <w:tab/>
-      </w:r>
-      <w:r>
-        <w:rPr>
-          <w:rFonts w:ascii="Arial" w:eastAsia="Arial" w:hAnsi="Arial" w:cs="Arial"/>
-          <w:b/>
-        </w:rPr>
-        <w:tab/>
-      </w:r>
-      <w:r>
-        <w:rPr>
-          <w:rFonts w:ascii="Arial" w:eastAsia="Arial" w:hAnsi="Arial" w:cs="Arial"/>
-          <w:b/>
-        </w:rPr>
-        <w:tab/>
-      </w:r>
-      <w:r>
-        <w:rPr>
-          <w:rFonts w:ascii="Arial" w:eastAsia="Arial" w:hAnsi="Arial" w:cs="Arial"/>
-          <w:b/>
-        </w:rPr>
-        <w:tab/>
-      </w:r>
-      <w:r>
-        <w:rPr>
-          <w:rFonts w:ascii="Arial" w:eastAsia="Arial" w:hAnsi="Arial" w:cs="Arial"/>
-          <w:b/>
-        </w:rPr>
-        <w:tab/>
-      </w:r>
-      <w:r>
-        <w:rPr>
-          <w:rFonts w:ascii="Arial" w:eastAsia="Arial" w:hAnsi="Arial" w:cs="Arial"/>
-          <w:b/>
-        </w:rPr>
-        <w:tab/>
-      </w:r>
-      <w:r>
-        <w:rPr>
-          <w:rFonts w:ascii="Arial" w:eastAsia="Arial" w:hAnsi="Arial" w:cs="Arial"/>
-          <w:b/>
-        </w:rPr>
-        <w:tab/>
-      </w:r>
-      <w:r>
-        <w:rPr>
-          <w:rFonts w:ascii="Arial" w:eastAsia="Arial" w:hAnsi="Arial" w:cs="Arial"/>
-          <w:b/>
-        </w:rPr>
-        <w:tab/>
-      </w:r>
-      <w:r>
-        <w:rPr>
-          <w:rFonts w:ascii="Arial" w:eastAsia="Arial" w:hAnsi="Arial" w:cs="Arial"/>
-          <w:b/>
-        </w:rPr>
-        <w:tab/>
-      </w:r>
-      <w:r>
-        <w:rPr>
-          <w:rFonts w:ascii="Arial" w:eastAsia="Arial" w:hAnsi="Arial" w:cs="Arial"/>
-          <w:b/>
-        </w:rPr>
-        <w:tab/>
-      </w:r>
-      <w:r>
-        <w:rPr>
-          <w:rFonts w:ascii="Arial" w:eastAsia="Arial" w:hAnsi="Arial" w:cs="Arial"/>
-          <w:b/>
-        </w:rPr>
-        <w:tab/>
-      </w:r>
-      <w:r>
-        <w:rPr>
-          <w:rFonts w:ascii="Arial" w:eastAsia="Arial" w:hAnsi="Arial" w:cs="Arial"/>
-          <w:b/>
-        </w:rPr>
-        <w:tab/>
-      </w:r>
-      <w:r>
-        <w:rPr>
-          <w:rFonts w:ascii="Arial" w:eastAsia="Arial" w:hAnsi="Arial" w:cs="Arial"/>
-          <w:b/>
-        </w:rPr>
-        <w:tab/>
-      </w:r>
-      <w:r>
-        <w:rPr>
-          <w:rFonts w:ascii="Arial" w:eastAsia="Arial" w:hAnsi="Arial" w:cs="Arial"/>
-          <w:b/>
-        </w:rPr>
-        <w:tab/>
-      </w:r>
-      <w:r>
-        <w:rPr>
-          <w:rFonts w:ascii="Arial" w:eastAsia="Arial" w:hAnsi="Arial" w:cs="Arial"/>
-          <w:b/>
-        </w:rPr>
-        <w:tab/>
-      </w:r>
-      <w:r>
-        <w:rPr>
-          <w:rFonts w:ascii="Arial" w:eastAsia="Arial" w:hAnsi="Arial" w:cs="Arial"/>
-          <w:b/>
-        </w:rPr>
-        <w:tab/>
-      </w:r>
-      <w:r>
-        <w:rPr>
-          <w:rFonts w:ascii="Arial" w:eastAsia="Arial" w:hAnsi="Arial" w:cs="Arial"/>
-          <w:b/>
-        </w:rPr>
-        <w:tab/>
-      </w:r>
-      <w:r>
-        <w:rPr>
-          <w:rFonts w:ascii="Arial" w:eastAsia="Arial" w:hAnsi="Arial" w:cs="Arial"/>
-          <w:b/>
-        </w:rPr>
-        <w:tab/>
-      </w:r>
-      <w:r>
-        <w:rPr>
-          <w:rFonts w:ascii="Arial" w:eastAsia="Arial" w:hAnsi="Arial" w:cs="Arial"/>
-          <w:b/>
-        </w:rPr>
-        <w:tab/>
-      </w:r>
-      <w:r>
-        <w:rPr>
-          <w:rFonts w:ascii="Arial" w:eastAsia="Arial" w:hAnsi="Arial" w:cs="Arial"/>
-          <w:b/>
-        </w:rPr>
-        <w:tab/>
-      </w:r>
-      <w:r>
-        <w:rPr>
-          <w:rFonts w:ascii="Arial" w:eastAsia="Arial" w:hAnsi="Arial" w:cs="Arial"/>
-          <w:b/>
-        </w:rPr>
-        <w:tab/>
-      </w:r>
-      <w:r>
-        <w:rPr>
-          <w:rFonts w:ascii="Arial" w:eastAsia="Arial" w:hAnsi="Arial" w:cs="Arial"/>
-          <w:b/>
-        </w:rPr>
-        <w:tab/>
-      </w:r>
-      <w:r>
-        <w:rPr>
-          <w:rFonts w:ascii="Arial" w:eastAsia="Arial" w:hAnsi="Arial" w:cs="Arial"/>
-          <w:b/>
-        </w:rPr>
-        <w:tab/>
-      </w:r>
-      <w:r>
-        <w:rPr>
-          <w:rFonts w:ascii="Arial" w:eastAsia="Arial" w:hAnsi="Arial" w:cs="Arial"/>
-          <w:b/>
-        </w:rPr>
-        <w:tab/>
-      </w:r>
-      <w:r>
-        <w:rPr>
-          <w:rFonts w:ascii="Arial" w:eastAsia="Arial" w:hAnsi="Arial" w:cs="Arial"/>
-          <w:b/>
-        </w:rPr>
-        <w:tab/>
-      </w:r>
-      <w:r>
-        <w:rPr>
-          <w:rFonts w:ascii="Arial" w:eastAsia="Arial" w:hAnsi="Arial" w:cs="Arial"/>
-          <w:b/>
-        </w:rPr>
-        <w:tab/>
-      </w:r>
-      <w:r>
-        <w:rPr>
-          <w:rFonts w:ascii="Arial" w:eastAsia="Arial" w:hAnsi="Arial" w:cs="Arial"/>
-          <w:b/>
-        </w:rPr>
-        <w:tab/>
-      </w:r>
-      <w:r>
-        <w:rPr>
-          <w:rFonts w:ascii="Arial" w:eastAsia="Arial" w:hAnsi="Arial" w:cs="Arial"/>
-          <w:b/>
-        </w:rPr>
-        <w:tab/>
-      </w:r>
-      <w:r>
-        <w:rPr>
-          <w:rFonts w:ascii="Arial" w:eastAsia="Arial" w:hAnsi="Arial" w:cs="Arial"/>
-          <w:b/>
-        </w:rPr>
-        <w:tab/>
-      </w:r>
-      <w:r>
-        <w:rPr>
-          <w:rFonts w:ascii="Arial" w:eastAsia="Arial" w:hAnsi="Arial" w:cs="Arial"/>
-          <w:b/>
-        </w:rPr>
-        <w:tab/>
-      </w:r>
-      <w:r>
-        <w:rPr>
-          <w:rFonts w:ascii="Arial" w:eastAsia="Arial" w:hAnsi="Arial" w:cs="Arial"/>
-          <w:b/>
-        </w:rPr>
-        <w:tab/>
-      </w:r>
-      <w:r>
-        <w:rPr>
-          <w:rFonts w:ascii="Arial" w:eastAsia="Arial" w:hAnsi="Arial" w:cs="Arial"/>
-          <w:b/>
-        </w:rPr>
-        <w:tab/>
-      </w:r>
-      <w:r>
-        <w:rPr>
-          <w:rFonts w:ascii="Arial" w:eastAsia="Arial" w:hAnsi="Arial" w:cs="Arial"/>
-          <w:b/>
-        </w:rPr>
-        <w:tab/>
-      </w:r>
-      <w:r>
-        <w:rPr>
-          <w:rFonts w:ascii="Arial" w:eastAsia="Arial" w:hAnsi="Arial" w:cs="Arial"/>
-          <w:b/>
-        </w:rPr>
-        <w:tab/>
-      </w:r>
-      <w:r>
-        <w:rPr>
-          <w:rFonts w:ascii="Arial" w:eastAsia="Arial" w:hAnsi="Arial" w:cs="Arial"/>
-          <w:b/>
-        </w:rPr>
-        <w:tab/>
-      </w:r>
-      <w:r>
-        <w:rPr>
-          <w:rFonts w:ascii="Arial" w:eastAsia="Arial" w:hAnsi="Arial" w:cs="Arial"/>
-          <w:b/>
-        </w:rPr>
-        <w:tab/>
-      </w:r>
-      <w:r>
-        <w:rPr>
-          <w:rFonts w:ascii="Arial" w:eastAsia="Arial" w:hAnsi="Arial" w:cs="Arial"/>
-          <w:b/>
-        </w:rPr>
-        <w:tab/>
-      </w:r>
-      <w:r>
-        <w:rPr>
-          <w:rFonts w:ascii="Arial" w:eastAsia="Arial" w:hAnsi="Arial" w:cs="Arial"/>
-          <w:b/>
-        </w:rPr>
-        <w:tab/>
-      </w:r>
-      <w:r>
-        <w:rPr>
-          <w:rFonts w:ascii="Arial" w:eastAsia="Arial" w:hAnsi="Arial" w:cs="Arial"/>
-          <w:b/>
-        </w:rPr>
-        <w:tab/>
-      </w:r>
-      <w:r>
-        <w:rPr>
-          <w:rFonts w:ascii="Arial" w:eastAsia="Arial" w:hAnsi="Arial" w:cs="Arial"/>
-          <w:b/>
-        </w:rPr>
-        <w:tab/>
-      </w:r>
-      <w:r>
-        <w:rPr>
-          <w:rFonts w:ascii="Arial" w:eastAsia="Arial" w:hAnsi="Arial" w:cs="Arial"/>
-          <w:b/>
-        </w:rPr>
-        <w:tab/>
-      </w:r>
-      <w:r>
-        <w:rPr>
-          <w:rFonts w:ascii="Arial" w:eastAsia="Arial" w:hAnsi="Arial" w:cs="Arial"/>
-          <w:b/>
-        </w:rPr>
-        <w:tab/>
-      </w:r>
-      <w:r>
-        <w:rPr>
-          <w:rFonts w:ascii="Arial" w:eastAsia="Arial" w:hAnsi="Arial" w:cs="Arial"/>
-          <w:b/>
-        </w:rPr>
-        <w:tab/>
-      </w:r>
-      <w:r>
-        <w:rPr>
-          <w:rFonts w:ascii="Arial" w:eastAsia="Arial" w:hAnsi="Arial" w:cs="Arial"/>
-          <w:b/>
-        </w:rPr>
-        <w:tab/>
-      </w:r>
-      <w:r>
-        <w:rPr>
-          <w:rFonts w:ascii="Arial" w:eastAsia="Arial" w:hAnsi="Arial" w:cs="Arial"/>
-          <w:b/>
-        </w:rPr>
-        <w:tab/>
-      </w:r>
-      <w:r>
-        <w:rPr>
-          <w:rFonts w:ascii="Arial" w:eastAsia="Arial" w:hAnsi="Arial" w:cs="Arial"/>
-          <w:b/>
-        </w:rPr>
-        <w:tab/>
-      </w:r>
-      <w:r>
-        <w:rPr>
-          <w:rFonts w:ascii="Arial" w:eastAsia="Arial" w:hAnsi="Arial" w:cs="Arial"/>
-          <w:b/>
-        </w:rPr>
-        <w:tab/>
-      </w:r>
-      <w:r>
-        <w:rPr>
-          <w:rFonts w:ascii="Arial" w:eastAsia="Arial" w:hAnsi="Arial" w:cs="Arial"/>
-          <w:b/>
-        </w:rPr>
-        <w:tab/>
-      </w:r>
-      <w:r>
-        <w:rPr>
-          <w:rFonts w:ascii="Arial" w:eastAsia="Arial" w:hAnsi="Arial" w:cs="Arial"/>
-          <w:b/>
-        </w:rPr>
-        <w:tab/>
-      </w:r>
-      <w:r>
-        <w:rPr>
-          <w:rFonts w:ascii="Arial" w:eastAsia="Arial" w:hAnsi="Arial" w:cs="Arial"/>
-          <w:b/>
-        </w:rPr>
-        <w:tab/>
-      </w:r>
-      <w:r>
-        <w:rPr>
-          <w:rFonts w:ascii="Arial" w:eastAsia="Arial" w:hAnsi="Arial" w:cs="Arial"/>
-          <w:b/>
-        </w:rPr>
-        <w:tab/>
-      </w:r>
-      <w:r>
-        <w:rPr>
-          <w:rFonts w:ascii="Arial" w:eastAsia="Arial" w:hAnsi="Arial" w:cs="Arial"/>
-          <w:b/>
-        </w:rPr>
-        <w:tab/>
-      </w:r>
-      <w:r>
-        <w:rPr>
-          <w:rFonts w:ascii="Arial" w:eastAsia="Arial" w:hAnsi="Arial" w:cs="Arial"/>
-          <w:b/>
-        </w:rPr>
-        <w:tab/>
-      </w:r>
-      <w:r>
-        <w:rPr>
-          <w:rFonts w:ascii="Arial" w:eastAsia="Arial" w:hAnsi="Arial" w:cs="Arial"/>
-          <w:b/>
-        </w:rPr>
-        <w:tab/>
-      </w:r>
-      <w:r>
-        <w:rPr>
-          <w:rFonts w:ascii="Arial" w:eastAsia="Arial" w:hAnsi="Arial" w:cs="Arial"/>
-          <w:b/>
-        </w:rPr>
-        <w:tab/>
-      </w:r>
-      <w:r>
-        <w:rPr>
-          <w:rFonts w:ascii="Arial" w:eastAsia="Arial" w:hAnsi="Arial" w:cs="Arial"/>
-          <w:b/>
-        </w:rPr>
-        <w:tab/>
-      </w:r>
-      <w:r>
-        <w:rPr>
-          <w:rFonts w:ascii="Arial" w:eastAsia="Arial" w:hAnsi="Arial" w:cs="Arial"/>
-          <w:b/>
-        </w:rPr>
-        <w:tab/>
-      </w:r>
-      <w:r>
-        <w:rPr>
-          <w:rFonts w:ascii="Arial" w:eastAsia="Arial" w:hAnsi="Arial" w:cs="Arial"/>
-          <w:b/>
-        </w:rPr>
-        <w:tab/>
-      </w:r>
     </w:p>
     <w:p>
       <w:pPr>
@@ -3061,6 +1169,1784 @@
           <w:b/>
         </w:rPr>
       </w:pPr>
+      <w:r>
+        <w:rPr>
+          <w:rFonts w:ascii="Arial" w:eastAsia="Arial" w:hAnsi="Arial" w:cs="Arial"/>
+          <w:b/>
+        </w:rPr>
+        <w:t xml:space="preserve"> </w:t>
+      </w:r>
+      <w:r>
+        <w:rPr>
+          <w:rFonts w:ascii="Arial" w:eastAsia="Arial" w:hAnsi="Arial" w:cs="Arial"/>
+          <w:b/>
+        </w:rPr>
+        <w:tab/>
+      </w:r>
+      <w:r>
+        <w:rPr>
+          <w:rFonts w:ascii="Arial" w:eastAsia="Arial" w:hAnsi="Arial" w:cs="Arial"/>
+          <w:b/>
+        </w:rPr>
+        <w:tab/>
+      </w:r>
+      <w:r>
+        <w:rPr>
+          <w:rFonts w:ascii="Arial" w:eastAsia="Arial" w:hAnsi="Arial" w:cs="Arial"/>
+          <w:b/>
+        </w:rPr>
+        <w:tab/>
+      </w:r>
+      <w:r>
+        <w:rPr>
+          <w:rFonts w:ascii="Arial" w:eastAsia="Arial" w:hAnsi="Arial" w:cs="Arial"/>
+          <w:b/>
+        </w:rPr>
+        <w:tab/>
+      </w:r>
+      <w:r>
+        <w:rPr>
+          <w:rFonts w:ascii="Arial" w:eastAsia="Arial" w:hAnsi="Arial" w:cs="Arial"/>
+          <w:b/>
+        </w:rPr>
+        <w:tab/>
+      </w:r>
+      <w:r>
+        <w:rPr>
+          <w:rFonts w:ascii="Arial" w:eastAsia="Arial" w:hAnsi="Arial" w:cs="Arial"/>
+          <w:b/>
+        </w:rPr>
+        <w:tab/>
+      </w:r>
+      <w:r>
+        <w:rPr>
+          <w:rFonts w:ascii="Arial" w:eastAsia="Arial" w:hAnsi="Arial" w:cs="Arial"/>
+          <w:b/>
+        </w:rPr>
+        <w:tab/>
+      </w:r>
+      <w:r>
+        <w:rPr>
+          <w:rFonts w:ascii="Arial" w:eastAsia="Arial" w:hAnsi="Arial" w:cs="Arial"/>
+          <w:b/>
+        </w:rPr>
+        <w:tab/>
+      </w:r>
+      <w:r>
+        <w:rPr>
+          <w:rFonts w:ascii="Arial" w:eastAsia="Arial" w:hAnsi="Arial" w:cs="Arial"/>
+          <w:b/>
+        </w:rPr>
+        <w:tab/>
+      </w:r>
+      <w:r>
+        <w:rPr>
+          <w:rFonts w:ascii="Arial" w:eastAsia="Arial" w:hAnsi="Arial" w:cs="Arial"/>
+          <w:b/>
+        </w:rPr>
+        <w:tab/>
+      </w:r>
+      <w:r>
+        <w:rPr>
+          <w:rFonts w:ascii="Arial" w:eastAsia="Arial" w:hAnsi="Arial" w:cs="Arial"/>
+          <w:b/>
+        </w:rPr>
+        <w:tab/>
+      </w:r>
+      <w:r>
+        <w:rPr>
+          <w:rFonts w:ascii="Arial" w:eastAsia="Arial" w:hAnsi="Arial" w:cs="Arial"/>
+          <w:b/>
+        </w:rPr>
+        <w:tab/>
+      </w:r>
+      <w:r>
+        <w:rPr>
+          <w:rFonts w:ascii="Arial" w:eastAsia="Arial" w:hAnsi="Arial" w:cs="Arial"/>
+          <w:b/>
+        </w:rPr>
+        <w:tab/>
+      </w:r>
+      <w:r>
+        <w:rPr>
+          <w:rFonts w:ascii="Arial" w:eastAsia="Arial" w:hAnsi="Arial" w:cs="Arial"/>
+          <w:b/>
+        </w:rPr>
+        <w:tab/>
+      </w:r>
+      <w:r>
+        <w:rPr>
+          <w:rFonts w:ascii="Arial" w:eastAsia="Arial" w:hAnsi="Arial" w:cs="Arial"/>
+          <w:b/>
+        </w:rPr>
+        <w:tab/>
+      </w:r>
+      <w:r>
+        <w:rPr>
+          <w:rFonts w:ascii="Arial" w:eastAsia="Arial" w:hAnsi="Arial" w:cs="Arial"/>
+          <w:b/>
+        </w:rPr>
+        <w:tab/>
+      </w:r>
+      <w:r>
+        <w:rPr>
+          <w:rFonts w:ascii="Arial" w:eastAsia="Arial" w:hAnsi="Arial" w:cs="Arial"/>
+          <w:b/>
+        </w:rPr>
+        <w:tab/>
+      </w:r>
+      <w:r>
+        <w:rPr>
+          <w:rFonts w:ascii="Arial" w:eastAsia="Arial" w:hAnsi="Arial" w:cs="Arial"/>
+          <w:b/>
+        </w:rPr>
+        <w:tab/>
+      </w:r>
+      <w:r>
+        <w:rPr>
+          <w:rFonts w:ascii="Arial" w:eastAsia="Arial" w:hAnsi="Arial" w:cs="Arial"/>
+          <w:b/>
+        </w:rPr>
+        <w:tab/>
+      </w:r>
+      <w:r>
+        <w:rPr>
+          <w:rFonts w:ascii="Arial" w:eastAsia="Arial" w:hAnsi="Arial" w:cs="Arial"/>
+          <w:b/>
+        </w:rPr>
+        <w:tab/>
+      </w:r>
+      <w:r>
+        <w:rPr>
+          <w:rFonts w:ascii="Arial" w:eastAsia="Arial" w:hAnsi="Arial" w:cs="Arial"/>
+          <w:b/>
+        </w:rPr>
+        <w:tab/>
+      </w:r>
+      <w:r>
+        <w:rPr>
+          <w:rFonts w:ascii="Arial" w:eastAsia="Arial" w:hAnsi="Arial" w:cs="Arial"/>
+          <w:b/>
+        </w:rPr>
+        <w:tab/>
+      </w:r>
+      <w:r>
+        <w:rPr>
+          <w:rFonts w:ascii="Arial" w:eastAsia="Arial" w:hAnsi="Arial" w:cs="Arial"/>
+          <w:b/>
+        </w:rPr>
+        <w:tab/>
+      </w:r>
+      <w:r>
+        <w:rPr>
+          <w:rFonts w:ascii="Arial" w:eastAsia="Arial" w:hAnsi="Arial" w:cs="Arial"/>
+          <w:b/>
+        </w:rPr>
+        <w:tab/>
+      </w:r>
+      <w:r>
+        <w:rPr>
+          <w:rFonts w:ascii="Arial" w:eastAsia="Arial" w:hAnsi="Arial" w:cs="Arial"/>
+          <w:b/>
+        </w:rPr>
+        <w:tab/>
+      </w:r>
+      <w:r>
+        <w:rPr>
+          <w:rFonts w:ascii="Arial" w:eastAsia="Arial" w:hAnsi="Arial" w:cs="Arial"/>
+          <w:b/>
+        </w:rPr>
+        <w:tab/>
+      </w:r>
+      <w:r>
+        <w:rPr>
+          <w:rFonts w:ascii="Arial" w:eastAsia="Arial" w:hAnsi="Arial" w:cs="Arial"/>
+          <w:b/>
+        </w:rPr>
+        <w:tab/>
+      </w:r>
+      <w:r>
+        <w:rPr>
+          <w:rFonts w:ascii="Arial" w:eastAsia="Arial" w:hAnsi="Arial" w:cs="Arial"/>
+          <w:b/>
+        </w:rPr>
+        <w:tab/>
+      </w:r>
+      <w:r>
+        <w:rPr>
+          <w:rFonts w:ascii="Arial" w:eastAsia="Arial" w:hAnsi="Arial" w:cs="Arial"/>
+          <w:b/>
+        </w:rPr>
+        <w:tab/>
+      </w:r>
+      <w:r>
+        <w:rPr>
+          <w:rFonts w:ascii="Arial" w:eastAsia="Arial" w:hAnsi="Arial" w:cs="Arial"/>
+          <w:b/>
+        </w:rPr>
+        <w:tab/>
+      </w:r>
+      <w:r>
+        <w:rPr>
+          <w:rFonts w:ascii="Arial" w:eastAsia="Arial" w:hAnsi="Arial" w:cs="Arial"/>
+          <w:b/>
+        </w:rPr>
+        <w:tab/>
+      </w:r>
+      <w:r>
+        <w:rPr>
+          <w:rFonts w:ascii="Arial" w:eastAsia="Arial" w:hAnsi="Arial" w:cs="Arial"/>
+          <w:b/>
+        </w:rPr>
+        <w:tab/>
+      </w:r>
+      <w:r>
+        <w:rPr>
+          <w:rFonts w:ascii="Arial" w:eastAsia="Arial" w:hAnsi="Arial" w:cs="Arial"/>
+          <w:b/>
+        </w:rPr>
+        <w:tab/>
+      </w:r>
+      <w:r>
+        <w:rPr>
+          <w:rFonts w:ascii="Arial" w:eastAsia="Arial" w:hAnsi="Arial" w:cs="Arial"/>
+          <w:b/>
+        </w:rPr>
+        <w:tab/>
+      </w:r>
+      <w:r>
+        <w:rPr>
+          <w:rFonts w:ascii="Arial" w:eastAsia="Arial" w:hAnsi="Arial" w:cs="Arial"/>
+          <w:b/>
+        </w:rPr>
+        <w:tab/>
+      </w:r>
+      <w:r>
+        <w:rPr>
+          <w:rFonts w:ascii="Arial" w:eastAsia="Arial" w:hAnsi="Arial" w:cs="Arial"/>
+          <w:b/>
+        </w:rPr>
+        <w:tab/>
+      </w:r>
+      <w:r>
+        <w:rPr>
+          <w:rFonts w:ascii="Arial" w:eastAsia="Arial" w:hAnsi="Arial" w:cs="Arial"/>
+          <w:b/>
+        </w:rPr>
+        <w:tab/>
+      </w:r>
+      <w:r>
+        <w:rPr>
+          <w:rFonts w:ascii="Arial" w:eastAsia="Arial" w:hAnsi="Arial" w:cs="Arial"/>
+          <w:b/>
+        </w:rPr>
+        <w:tab/>
+      </w:r>
+      <w:r>
+        <w:rPr>
+          <w:rFonts w:ascii="Arial" w:eastAsia="Arial" w:hAnsi="Arial" w:cs="Arial"/>
+          <w:b/>
+        </w:rPr>
+        <w:tab/>
+      </w:r>
+      <w:r>
+        <w:rPr>
+          <w:rFonts w:ascii="Arial" w:eastAsia="Arial" w:hAnsi="Arial" w:cs="Arial"/>
+          <w:b/>
+        </w:rPr>
+        <w:tab/>
+      </w:r>
+      <w:r>
+        <w:rPr>
+          <w:rFonts w:ascii="Arial" w:eastAsia="Arial" w:hAnsi="Arial" w:cs="Arial"/>
+          <w:b/>
+        </w:rPr>
+        <w:tab/>
+      </w:r>
+      <w:r>
+        <w:rPr>
+          <w:rFonts w:ascii="Arial" w:eastAsia="Arial" w:hAnsi="Arial" w:cs="Arial"/>
+          <w:b/>
+        </w:rPr>
+        <w:tab/>
+      </w:r>
+      <w:r>
+        <w:rPr>
+          <w:rFonts w:ascii="Arial" w:eastAsia="Arial" w:hAnsi="Arial" w:cs="Arial"/>
+          <w:b/>
+        </w:rPr>
+        <w:tab/>
+      </w:r>
+      <w:r>
+        <w:rPr>
+          <w:rFonts w:ascii="Arial" w:eastAsia="Arial" w:hAnsi="Arial" w:cs="Arial"/>
+          <w:b/>
+        </w:rPr>
+        <w:tab/>
+      </w:r>
+      <w:r>
+        <w:rPr>
+          <w:rFonts w:ascii="Arial" w:eastAsia="Arial" w:hAnsi="Arial" w:cs="Arial"/>
+          <w:b/>
+        </w:rPr>
+        <w:tab/>
+      </w:r>
+      <w:r>
+        <w:rPr>
+          <w:rFonts w:ascii="Arial" w:eastAsia="Arial" w:hAnsi="Arial" w:cs="Arial"/>
+          <w:b/>
+        </w:rPr>
+        <w:tab/>
+      </w:r>
+      <w:r>
+        <w:rPr>
+          <w:rFonts w:ascii="Arial" w:eastAsia="Arial" w:hAnsi="Arial" w:cs="Arial"/>
+          <w:b/>
+        </w:rPr>
+        <w:tab/>
+      </w:r>
+      <w:r>
+        <w:rPr>
+          <w:rFonts w:ascii="Arial" w:eastAsia="Arial" w:hAnsi="Arial" w:cs="Arial"/>
+          <w:b/>
+        </w:rPr>
+        <w:tab/>
+      </w:r>
+      <w:r>
+        <w:rPr>
+          <w:rFonts w:ascii="Arial" w:eastAsia="Arial" w:hAnsi="Arial" w:cs="Arial"/>
+          <w:b/>
+        </w:rPr>
+        <w:tab/>
+      </w:r>
+      <w:r>
+        <w:rPr>
+          <w:rFonts w:ascii="Arial" w:eastAsia="Arial" w:hAnsi="Arial" w:cs="Arial"/>
+          <w:b/>
+        </w:rPr>
+        <w:tab/>
+      </w:r>
+      <w:r>
+        <w:rPr>
+          <w:rFonts w:ascii="Arial" w:eastAsia="Arial" w:hAnsi="Arial" w:cs="Arial"/>
+          <w:b/>
+        </w:rPr>
+        <w:tab/>
+      </w:r>
+      <w:r>
+        <w:rPr>
+          <w:rFonts w:ascii="Arial" w:eastAsia="Arial" w:hAnsi="Arial" w:cs="Arial"/>
+          <w:b/>
+        </w:rPr>
+        <w:tab/>
+      </w:r>
+      <w:r>
+        <w:rPr>
+          <w:rFonts w:ascii="Arial" w:eastAsia="Arial" w:hAnsi="Arial" w:cs="Arial"/>
+          <w:b/>
+        </w:rPr>
+        <w:tab/>
+      </w:r>
+      <w:r>
+        <w:rPr>
+          <w:rFonts w:ascii="Arial" w:eastAsia="Arial" w:hAnsi="Arial" w:cs="Arial"/>
+          <w:b/>
+        </w:rPr>
+        <w:tab/>
+      </w:r>
+      <w:r>
+        <w:rPr>
+          <w:rFonts w:ascii="Arial" w:eastAsia="Arial" w:hAnsi="Arial" w:cs="Arial"/>
+          <w:b/>
+        </w:rPr>
+        <w:tab/>
+      </w:r>
+      <w:r>
+        <w:rPr>
+          <w:rFonts w:ascii="Arial" w:eastAsia="Arial" w:hAnsi="Arial" w:cs="Arial"/>
+          <w:b/>
+        </w:rPr>
+        <w:tab/>
+      </w:r>
+      <w:r>
+        <w:rPr>
+          <w:rFonts w:ascii="Arial" w:eastAsia="Arial" w:hAnsi="Arial" w:cs="Arial"/>
+          <w:b/>
+        </w:rPr>
+        <w:tab/>
+      </w:r>
+      <w:r>
+        <w:rPr>
+          <w:rFonts w:ascii="Arial" w:eastAsia="Arial" w:hAnsi="Arial" w:cs="Arial"/>
+          <w:b/>
+        </w:rPr>
+        <w:tab/>
+      </w:r>
+      <w:r>
+        <w:rPr>
+          <w:rFonts w:ascii="Arial" w:eastAsia="Arial" w:hAnsi="Arial" w:cs="Arial"/>
+          <w:b/>
+        </w:rPr>
+        <w:tab/>
+      </w:r>
+      <w:r>
+        <w:rPr>
+          <w:rFonts w:ascii="Arial" w:eastAsia="Arial" w:hAnsi="Arial" w:cs="Arial"/>
+          <w:b/>
+        </w:rPr>
+        <w:tab/>
+      </w:r>
+      <w:r>
+        <w:rPr>
+          <w:rFonts w:ascii="Arial" w:eastAsia="Arial" w:hAnsi="Arial" w:cs="Arial"/>
+          <w:b/>
+        </w:rPr>
+        <w:tab/>
+      </w:r>
+      <w:r>
+        <w:rPr>
+          <w:rFonts w:ascii="Arial" w:eastAsia="Arial" w:hAnsi="Arial" w:cs="Arial"/>
+          <w:b/>
+        </w:rPr>
+        <w:tab/>
+      </w:r>
+      <w:r>
+        <w:rPr>
+          <w:rFonts w:ascii="Arial" w:eastAsia="Arial" w:hAnsi="Arial" w:cs="Arial"/>
+          <w:b/>
+        </w:rPr>
+        <w:tab/>
+      </w:r>
+      <w:r>
+        <w:rPr>
+          <w:rFonts w:ascii="Arial" w:eastAsia="Arial" w:hAnsi="Arial" w:cs="Arial"/>
+          <w:b/>
+        </w:rPr>
+        <w:tab/>
+      </w:r>
+      <w:r>
+        <w:rPr>
+          <w:rFonts w:ascii="Arial" w:eastAsia="Arial" w:hAnsi="Arial" w:cs="Arial"/>
+          <w:b/>
+        </w:rPr>
+        <w:tab/>
+      </w:r>
+      <w:r>
+        <w:rPr>
+          <w:rFonts w:ascii="Arial" w:eastAsia="Arial" w:hAnsi="Arial" w:cs="Arial"/>
+          <w:b/>
+        </w:rPr>
+        <w:tab/>
+      </w:r>
+      <w:r>
+        <w:rPr>
+          <w:rFonts w:ascii="Arial" w:eastAsia="Arial" w:hAnsi="Arial" w:cs="Arial"/>
+          <w:b/>
+        </w:rPr>
+        <w:tab/>
+      </w:r>
+      <w:r>
+        <w:rPr>
+          <w:rFonts w:ascii="Arial" w:eastAsia="Arial" w:hAnsi="Arial" w:cs="Arial"/>
+          <w:b/>
+        </w:rPr>
+        <w:tab/>
+      </w:r>
+      <w:r>
+        <w:rPr>
+          <w:rFonts w:ascii="Arial" w:eastAsia="Arial" w:hAnsi="Arial" w:cs="Arial"/>
+          <w:b/>
+        </w:rPr>
+        <w:tab/>
+      </w:r>
+      <w:r>
+        <w:rPr>
+          <w:rFonts w:ascii="Arial" w:eastAsia="Arial" w:hAnsi="Arial" w:cs="Arial"/>
+          <w:b/>
+        </w:rPr>
+        <w:tab/>
+      </w:r>
+      <w:r>
+        <w:rPr>
+          <w:rFonts w:ascii="Arial" w:eastAsia="Arial" w:hAnsi="Arial" w:cs="Arial"/>
+          <w:b/>
+        </w:rPr>
+        <w:tab/>
+      </w:r>
+      <w:r>
+        <w:rPr>
+          <w:rFonts w:ascii="Arial" w:eastAsia="Arial" w:hAnsi="Arial" w:cs="Arial"/>
+          <w:b/>
+        </w:rPr>
+        <w:tab/>
+      </w:r>
+      <w:r>
+        <w:rPr>
+          <w:rFonts w:ascii="Arial" w:eastAsia="Arial" w:hAnsi="Arial" w:cs="Arial"/>
+          <w:b/>
+        </w:rPr>
+        <w:tab/>
+      </w:r>
+      <w:r>
+        <w:rPr>
+          <w:rFonts w:ascii="Arial" w:eastAsia="Arial" w:hAnsi="Arial" w:cs="Arial"/>
+          <w:b/>
+        </w:rPr>
+        <w:tab/>
+      </w:r>
+      <w:r>
+        <w:rPr>
+          <w:rFonts w:ascii="Arial" w:eastAsia="Arial" w:hAnsi="Arial" w:cs="Arial"/>
+          <w:b/>
+        </w:rPr>
+        <w:tab/>
+      </w:r>
+      <w:r>
+        <w:rPr>
+          <w:rFonts w:ascii="Arial" w:eastAsia="Arial" w:hAnsi="Arial" w:cs="Arial"/>
+          <w:b/>
+        </w:rPr>
+        <w:tab/>
+      </w:r>
+      <w:r>
+        <w:rPr>
+          <w:rFonts w:ascii="Arial" w:eastAsia="Arial" w:hAnsi="Arial" w:cs="Arial"/>
+          <w:b/>
+        </w:rPr>
+        <w:tab/>
+      </w:r>
+      <w:r>
+        <w:rPr>
+          <w:rFonts w:ascii="Arial" w:eastAsia="Arial" w:hAnsi="Arial" w:cs="Arial"/>
+          <w:b/>
+        </w:rPr>
+        <w:tab/>
+      </w:r>
+      <w:r>
+        <w:rPr>
+          <w:rFonts w:ascii="Arial" w:eastAsia="Arial" w:hAnsi="Arial" w:cs="Arial"/>
+          <w:b/>
+        </w:rPr>
+        <w:tab/>
+      </w:r>
+      <w:r>
+        <w:rPr>
+          <w:rFonts w:ascii="Arial" w:eastAsia="Arial" w:hAnsi="Arial" w:cs="Arial"/>
+          <w:b/>
+        </w:rPr>
+        <w:tab/>
+      </w:r>
+      <w:r>
+        <w:rPr>
+          <w:rFonts w:ascii="Arial" w:eastAsia="Arial" w:hAnsi="Arial" w:cs="Arial"/>
+          <w:b/>
+        </w:rPr>
+        <w:tab/>
+      </w:r>
+      <w:r>
+        <w:rPr>
+          <w:rFonts w:ascii="Arial" w:eastAsia="Arial" w:hAnsi="Arial" w:cs="Arial"/>
+          <w:b/>
+        </w:rPr>
+        <w:tab/>
+      </w:r>
+      <w:r>
+        <w:rPr>
+          <w:rFonts w:ascii="Arial" w:eastAsia="Arial" w:hAnsi="Arial" w:cs="Arial"/>
+          <w:b/>
+        </w:rPr>
+        <w:tab/>
+      </w:r>
+      <w:r>
+        <w:rPr>
+          <w:rFonts w:ascii="Arial" w:eastAsia="Arial" w:hAnsi="Arial" w:cs="Arial"/>
+          <w:b/>
+        </w:rPr>
+        <w:tab/>
+      </w:r>
+      <w:r>
+        <w:rPr>
+          <w:rFonts w:ascii="Arial" w:eastAsia="Arial" w:hAnsi="Arial" w:cs="Arial"/>
+          <w:b/>
+        </w:rPr>
+        <w:tab/>
+      </w:r>
+      <w:r>
+        <w:rPr>
+          <w:rFonts w:ascii="Arial" w:eastAsia="Arial" w:hAnsi="Arial" w:cs="Arial"/>
+          <w:b/>
+        </w:rPr>
+        <w:tab/>
+      </w:r>
+      <w:r>
+        <w:rPr>
+          <w:rFonts w:ascii="Arial" w:eastAsia="Arial" w:hAnsi="Arial" w:cs="Arial"/>
+          <w:b/>
+        </w:rPr>
+        <w:tab/>
+      </w:r>
+      <w:r>
+        <w:rPr>
+          <w:rFonts w:ascii="Arial" w:eastAsia="Arial" w:hAnsi="Arial" w:cs="Arial"/>
+          <w:b/>
+        </w:rPr>
+        <w:tab/>
+      </w:r>
+      <w:r>
+        <w:rPr>
+          <w:rFonts w:ascii="Arial" w:eastAsia="Arial" w:hAnsi="Arial" w:cs="Arial"/>
+          <w:b/>
+        </w:rPr>
+        <w:tab/>
+      </w:r>
+      <w:r>
+        <w:rPr>
+          <w:rFonts w:ascii="Arial" w:eastAsia="Arial" w:hAnsi="Arial" w:cs="Arial"/>
+          <w:b/>
+        </w:rPr>
+        <w:tab/>
+      </w:r>
+      <w:r>
+        <w:rPr>
+          <w:rFonts w:ascii="Arial" w:eastAsia="Arial" w:hAnsi="Arial" w:cs="Arial"/>
+          <w:b/>
+        </w:rPr>
+        <w:tab/>
+      </w:r>
+      <w:r>
+        <w:rPr>
+          <w:rFonts w:ascii="Arial" w:eastAsia="Arial" w:hAnsi="Arial" w:cs="Arial"/>
+          <w:b/>
+        </w:rPr>
+        <w:tab/>
+      </w:r>
+      <w:r>
+        <w:rPr>
+          <w:rFonts w:ascii="Arial" w:eastAsia="Arial" w:hAnsi="Arial" w:cs="Arial"/>
+          <w:b/>
+        </w:rPr>
+        <w:tab/>
+      </w:r>
+      <w:r>
+        <w:rPr>
+          <w:rFonts w:ascii="Arial" w:eastAsia="Arial" w:hAnsi="Arial" w:cs="Arial"/>
+          <w:b/>
+        </w:rPr>
+        <w:tab/>
+      </w:r>
+      <w:r>
+        <w:rPr>
+          <w:rFonts w:ascii="Arial" w:eastAsia="Arial" w:hAnsi="Arial" w:cs="Arial"/>
+          <w:b/>
+        </w:rPr>
+        <w:tab/>
+      </w:r>
+      <w:r>
+        <w:rPr>
+          <w:rFonts w:ascii="Arial" w:eastAsia="Arial" w:hAnsi="Arial" w:cs="Arial"/>
+          <w:b/>
+        </w:rPr>
+        <w:tab/>
+      </w:r>
+      <w:r>
+        <w:rPr>
+          <w:rFonts w:ascii="Arial" w:eastAsia="Arial" w:hAnsi="Arial" w:cs="Arial"/>
+          <w:b/>
+        </w:rPr>
+        <w:tab/>
+      </w:r>
+      <w:r>
+        <w:rPr>
+          <w:rFonts w:ascii="Arial" w:eastAsia="Arial" w:hAnsi="Arial" w:cs="Arial"/>
+          <w:b/>
+        </w:rPr>
+        <w:tab/>
+      </w:r>
+      <w:r>
+        <w:rPr>
+          <w:rFonts w:ascii="Arial" w:eastAsia="Arial" w:hAnsi="Arial" w:cs="Arial"/>
+          <w:b/>
+        </w:rPr>
+        <w:tab/>
+      </w:r>
+      <w:r>
+        <w:rPr>
+          <w:rFonts w:ascii="Arial" w:eastAsia="Arial" w:hAnsi="Arial" w:cs="Arial"/>
+          <w:b/>
+        </w:rPr>
+        <w:tab/>
+      </w:r>
+      <w:r>
+        <w:rPr>
+          <w:rFonts w:ascii="Arial" w:eastAsia="Arial" w:hAnsi="Arial" w:cs="Arial"/>
+          <w:b/>
+        </w:rPr>
+        <w:tab/>
+      </w:r>
+      <w:r>
+        <w:rPr>
+          <w:rFonts w:ascii="Arial" w:eastAsia="Arial" w:hAnsi="Arial" w:cs="Arial"/>
+          <w:b/>
+        </w:rPr>
+        <w:tab/>
+      </w:r>
+      <w:r>
+        <w:rPr>
+          <w:rFonts w:ascii="Arial" w:eastAsia="Arial" w:hAnsi="Arial" w:cs="Arial"/>
+          <w:b/>
+        </w:rPr>
+        <w:tab/>
+      </w:r>
+      <w:r>
+        <w:rPr>
+          <w:rFonts w:ascii="Arial" w:eastAsia="Arial" w:hAnsi="Arial" w:cs="Arial"/>
+          <w:b/>
+        </w:rPr>
+        <w:tab/>
+      </w:r>
+      <w:r>
+        <w:rPr>
+          <w:rFonts w:ascii="Arial" w:eastAsia="Arial" w:hAnsi="Arial" w:cs="Arial"/>
+          <w:b/>
+        </w:rPr>
+        <w:tab/>
+      </w:r>
+      <w:r>
+        <w:rPr>
+          <w:rFonts w:ascii="Arial" w:eastAsia="Arial" w:hAnsi="Arial" w:cs="Arial"/>
+          <w:b/>
+        </w:rPr>
+        <w:tab/>
+      </w:r>
+      <w:r>
+        <w:rPr>
+          <w:rFonts w:ascii="Arial" w:eastAsia="Arial" w:hAnsi="Arial" w:cs="Arial"/>
+          <w:b/>
+        </w:rPr>
+        <w:tab/>
+      </w:r>
+      <w:r>
+        <w:rPr>
+          <w:rFonts w:ascii="Arial" w:eastAsia="Arial" w:hAnsi="Arial" w:cs="Arial"/>
+          <w:b/>
+        </w:rPr>
+        <w:tab/>
+      </w:r>
+      <w:r>
+        <w:rPr>
+          <w:rFonts w:ascii="Arial" w:eastAsia="Arial" w:hAnsi="Arial" w:cs="Arial"/>
+          <w:b/>
+        </w:rPr>
+        <w:tab/>
+      </w:r>
+      <w:r>
+        <w:rPr>
+          <w:rFonts w:ascii="Arial" w:eastAsia="Arial" w:hAnsi="Arial" w:cs="Arial"/>
+          <w:b/>
+        </w:rPr>
+        <w:tab/>
+      </w:r>
+      <w:r>
+        <w:rPr>
+          <w:rFonts w:ascii="Arial" w:eastAsia="Arial" w:hAnsi="Arial" w:cs="Arial"/>
+          <w:b/>
+        </w:rPr>
+        <w:tab/>
+      </w:r>
+      <w:r>
+        <w:rPr>
+          <w:rFonts w:ascii="Arial" w:eastAsia="Arial" w:hAnsi="Arial" w:cs="Arial"/>
+          <w:b/>
+        </w:rPr>
+        <w:tab/>
+      </w:r>
+      <w:r>
+        <w:rPr>
+          <w:rFonts w:ascii="Arial" w:eastAsia="Arial" w:hAnsi="Arial" w:cs="Arial"/>
+          <w:b/>
+        </w:rPr>
+        <w:tab/>
+      </w:r>
+      <w:r>
+        <w:rPr>
+          <w:rFonts w:ascii="Arial" w:eastAsia="Arial" w:hAnsi="Arial" w:cs="Arial"/>
+          <w:b/>
+        </w:rPr>
+        <w:tab/>
+      </w:r>
+      <w:r>
+        <w:rPr>
+          <w:rFonts w:ascii="Arial" w:eastAsia="Arial" w:hAnsi="Arial" w:cs="Arial"/>
+          <w:b/>
+        </w:rPr>
+        <w:tab/>
+      </w:r>
+      <w:r>
+        <w:rPr>
+          <w:rFonts w:ascii="Arial" w:eastAsia="Arial" w:hAnsi="Arial" w:cs="Arial"/>
+          <w:b/>
+        </w:rPr>
+        <w:tab/>
+      </w:r>
+      <w:r>
+        <w:rPr>
+          <w:rFonts w:ascii="Arial" w:eastAsia="Arial" w:hAnsi="Arial" w:cs="Arial"/>
+          <w:b/>
+        </w:rPr>
+        <w:tab/>
+      </w:r>
+      <w:r>
+        <w:rPr>
+          <w:rFonts w:ascii="Arial" w:eastAsia="Arial" w:hAnsi="Arial" w:cs="Arial"/>
+          <w:b/>
+        </w:rPr>
+        <w:tab/>
+      </w:r>
+      <w:r>
+        <w:rPr>
+          <w:rFonts w:ascii="Arial" w:eastAsia="Arial" w:hAnsi="Arial" w:cs="Arial"/>
+          <w:b/>
+        </w:rPr>
+        <w:tab/>
+      </w:r>
+      <w:r>
+        <w:rPr>
+          <w:rFonts w:ascii="Arial" w:eastAsia="Arial" w:hAnsi="Arial" w:cs="Arial"/>
+          <w:b/>
+        </w:rPr>
+        <w:tab/>
+      </w:r>
+      <w:r>
+        <w:rPr>
+          <w:rFonts w:ascii="Arial" w:eastAsia="Arial" w:hAnsi="Arial" w:cs="Arial"/>
+          <w:b/>
+        </w:rPr>
+        <w:tab/>
+      </w:r>
+      <w:r>
+        <w:rPr>
+          <w:rFonts w:ascii="Arial" w:eastAsia="Arial" w:hAnsi="Arial" w:cs="Arial"/>
+          <w:b/>
+        </w:rPr>
+        <w:tab/>
+      </w:r>
+      <w:r>
+        <w:rPr>
+          <w:rFonts w:ascii="Arial" w:eastAsia="Arial" w:hAnsi="Arial" w:cs="Arial"/>
+          <w:b/>
+        </w:rPr>
+        <w:tab/>
+      </w:r>
+      <w:r>
+        <w:rPr>
+          <w:rFonts w:ascii="Arial" w:eastAsia="Arial" w:hAnsi="Arial" w:cs="Arial"/>
+          <w:b/>
+        </w:rPr>
+        <w:tab/>
+      </w:r>
+      <w:r>
+        <w:rPr>
+          <w:rFonts w:ascii="Arial" w:eastAsia="Arial" w:hAnsi="Arial" w:cs="Arial"/>
+          <w:b/>
+        </w:rPr>
+        <w:tab/>
+      </w:r>
+      <w:r>
+        <w:rPr>
+          <w:rFonts w:ascii="Arial" w:eastAsia="Arial" w:hAnsi="Arial" w:cs="Arial"/>
+          <w:b/>
+        </w:rPr>
+        <w:tab/>
+      </w:r>
+      <w:r>
+        <w:rPr>
+          <w:rFonts w:ascii="Arial" w:eastAsia="Arial" w:hAnsi="Arial" w:cs="Arial"/>
+          <w:b/>
+        </w:rPr>
+        <w:tab/>
+      </w:r>
+      <w:r>
+        <w:rPr>
+          <w:rFonts w:ascii="Arial" w:eastAsia="Arial" w:hAnsi="Arial" w:cs="Arial"/>
+          <w:b/>
+        </w:rPr>
+        <w:tab/>
+      </w:r>
+      <w:r>
+        <w:rPr>
+          <w:rFonts w:ascii="Arial" w:eastAsia="Arial" w:hAnsi="Arial" w:cs="Arial"/>
+          <w:b/>
+        </w:rPr>
+        <w:tab/>
+      </w:r>
+      <w:r>
+        <w:rPr>
+          <w:rFonts w:ascii="Arial" w:eastAsia="Arial" w:hAnsi="Arial" w:cs="Arial"/>
+          <w:b/>
+        </w:rPr>
+        <w:tab/>
+      </w:r>
+      <w:r>
+        <w:rPr>
+          <w:rFonts w:ascii="Arial" w:eastAsia="Arial" w:hAnsi="Arial" w:cs="Arial"/>
+          <w:b/>
+        </w:rPr>
+        <w:tab/>
+      </w:r>
+      <w:r>
+        <w:rPr>
+          <w:rFonts w:ascii="Arial" w:eastAsia="Arial" w:hAnsi="Arial" w:cs="Arial"/>
+          <w:b/>
+        </w:rPr>
+        <w:tab/>
+      </w:r>
+      <w:r>
+        <w:rPr>
+          <w:rFonts w:ascii="Arial" w:eastAsia="Arial" w:hAnsi="Arial" w:cs="Arial"/>
+          <w:b/>
+        </w:rPr>
+        <w:tab/>
+      </w:r>
+      <w:r>
+        <w:rPr>
+          <w:rFonts w:ascii="Arial" w:eastAsia="Arial" w:hAnsi="Arial" w:cs="Arial"/>
+          <w:b/>
+        </w:rPr>
+        <w:tab/>
+      </w:r>
+      <w:r>
+        <w:rPr>
+          <w:rFonts w:ascii="Arial" w:eastAsia="Arial" w:hAnsi="Arial" w:cs="Arial"/>
+          <w:b/>
+        </w:rPr>
+        <w:tab/>
+      </w:r>
+      <w:r>
+        <w:rPr>
+          <w:rFonts w:ascii="Arial" w:eastAsia="Arial" w:hAnsi="Arial" w:cs="Arial"/>
+          <w:b/>
+        </w:rPr>
+        <w:tab/>
+      </w:r>
+      <w:r>
+        <w:rPr>
+          <w:rFonts w:ascii="Arial" w:eastAsia="Arial" w:hAnsi="Arial" w:cs="Arial"/>
+          <w:b/>
+        </w:rPr>
+        <w:tab/>
+      </w:r>
+      <w:r>
+        <w:rPr>
+          <w:rFonts w:ascii="Arial" w:eastAsia="Arial" w:hAnsi="Arial" w:cs="Arial"/>
+          <w:b/>
+        </w:rPr>
+        <w:tab/>
+      </w:r>
+      <w:r>
+        <w:rPr>
+          <w:rFonts w:ascii="Arial" w:eastAsia="Arial" w:hAnsi="Arial" w:cs="Arial"/>
+          <w:b/>
+        </w:rPr>
+        <w:tab/>
+      </w:r>
+      <w:r>
+        <w:rPr>
+          <w:rFonts w:ascii="Arial" w:eastAsia="Arial" w:hAnsi="Arial" w:cs="Arial"/>
+          <w:b/>
+        </w:rPr>
+        <w:tab/>
+      </w:r>
+      <w:r>
+        <w:rPr>
+          <w:rFonts w:ascii="Arial" w:eastAsia="Arial" w:hAnsi="Arial" w:cs="Arial"/>
+          <w:b/>
+        </w:rPr>
+        <w:tab/>
+      </w:r>
+      <w:r>
+        <w:rPr>
+          <w:rFonts w:ascii="Arial" w:eastAsia="Arial" w:hAnsi="Arial" w:cs="Arial"/>
+          <w:b/>
+        </w:rPr>
+        <w:tab/>
+      </w:r>
+      <w:r>
+        <w:rPr>
+          <w:rFonts w:ascii="Arial" w:eastAsia="Arial" w:hAnsi="Arial" w:cs="Arial"/>
+          <w:b/>
+        </w:rPr>
+        <w:tab/>
+      </w:r>
+      <w:r>
+        <w:rPr>
+          <w:rFonts w:ascii="Arial" w:eastAsia="Arial" w:hAnsi="Arial" w:cs="Arial"/>
+          <w:b/>
+        </w:rPr>
+        <w:tab/>
+      </w:r>
+      <w:r>
+        <w:rPr>
+          <w:rFonts w:ascii="Arial" w:eastAsia="Arial" w:hAnsi="Arial" w:cs="Arial"/>
+          <w:b/>
+        </w:rPr>
+        <w:tab/>
+      </w:r>
+      <w:r>
+        <w:rPr>
+          <w:rFonts w:ascii="Arial" w:eastAsia="Arial" w:hAnsi="Arial" w:cs="Arial"/>
+          <w:b/>
+        </w:rPr>
+        <w:tab/>
+      </w:r>
+      <w:r>
+        <w:rPr>
+          <w:rFonts w:ascii="Arial" w:eastAsia="Arial" w:hAnsi="Arial" w:cs="Arial"/>
+          <w:b/>
+        </w:rPr>
+        <w:tab/>
+      </w:r>
+      <w:r>
+        <w:rPr>
+          <w:rFonts w:ascii="Arial" w:eastAsia="Arial" w:hAnsi="Arial" w:cs="Arial"/>
+          <w:b/>
+        </w:rPr>
+        <w:tab/>
+      </w:r>
+      <w:r>
+        <w:rPr>
+          <w:rFonts w:ascii="Arial" w:eastAsia="Arial" w:hAnsi="Arial" w:cs="Arial"/>
+          <w:b/>
+        </w:rPr>
+        <w:tab/>
+      </w:r>
+      <w:r>
+        <w:rPr>
+          <w:rFonts w:ascii="Arial" w:eastAsia="Arial" w:hAnsi="Arial" w:cs="Arial"/>
+          <w:b/>
+        </w:rPr>
+        <w:tab/>
+      </w:r>
+      <w:r>
+        <w:rPr>
+          <w:rFonts w:ascii="Arial" w:eastAsia="Arial" w:hAnsi="Arial" w:cs="Arial"/>
+          <w:b/>
+        </w:rPr>
+        <w:tab/>
+      </w:r>
+      <w:r>
+        <w:rPr>
+          <w:rFonts w:ascii="Arial" w:eastAsia="Arial" w:hAnsi="Arial" w:cs="Arial"/>
+          <w:b/>
+        </w:rPr>
+        <w:tab/>
+      </w:r>
+      <w:r>
+        <w:rPr>
+          <w:rFonts w:ascii="Arial" w:eastAsia="Arial" w:hAnsi="Arial" w:cs="Arial"/>
+          <w:b/>
+        </w:rPr>
+        <w:tab/>
+      </w:r>
+      <w:r>
+        <w:rPr>
+          <w:rFonts w:ascii="Arial" w:eastAsia="Arial" w:hAnsi="Arial" w:cs="Arial"/>
+          <w:b/>
+        </w:rPr>
+        <w:tab/>
+      </w:r>
+      <w:r>
+        <w:rPr>
+          <w:rFonts w:ascii="Arial" w:eastAsia="Arial" w:hAnsi="Arial" w:cs="Arial"/>
+          <w:b/>
+        </w:rPr>
+        <w:tab/>
+      </w:r>
+      <w:r>
+        <w:rPr>
+          <w:rFonts w:ascii="Arial" w:eastAsia="Arial" w:hAnsi="Arial" w:cs="Arial"/>
+          <w:b/>
+        </w:rPr>
+        <w:tab/>
+      </w:r>
+      <w:r>
+        <w:rPr>
+          <w:rFonts w:ascii="Arial" w:eastAsia="Arial" w:hAnsi="Arial" w:cs="Arial"/>
+          <w:b/>
+        </w:rPr>
+        <w:tab/>
+      </w:r>
+      <w:r>
+        <w:rPr>
+          <w:rFonts w:ascii="Arial" w:eastAsia="Arial" w:hAnsi="Arial" w:cs="Arial"/>
+          <w:b/>
+        </w:rPr>
+        <w:tab/>
+      </w:r>
+      <w:r>
+        <w:rPr>
+          <w:rFonts w:ascii="Arial" w:eastAsia="Arial" w:hAnsi="Arial" w:cs="Arial"/>
+          <w:b/>
+        </w:rPr>
+        <w:tab/>
+      </w:r>
+      <w:r>
+        <w:rPr>
+          <w:rFonts w:ascii="Arial" w:eastAsia="Arial" w:hAnsi="Arial" w:cs="Arial"/>
+          <w:b/>
+        </w:rPr>
+        <w:tab/>
+      </w:r>
+      <w:r>
+        <w:rPr>
+          <w:rFonts w:ascii="Arial" w:eastAsia="Arial" w:hAnsi="Arial" w:cs="Arial"/>
+          <w:b/>
+        </w:rPr>
+        <w:tab/>
+      </w:r>
+      <w:r>
+        <w:rPr>
+          <w:rFonts w:ascii="Arial" w:eastAsia="Arial" w:hAnsi="Arial" w:cs="Arial"/>
+          <w:b/>
+        </w:rPr>
+        <w:tab/>
+      </w:r>
+      <w:r>
+        <w:rPr>
+          <w:rFonts w:ascii="Arial" w:eastAsia="Arial" w:hAnsi="Arial" w:cs="Arial"/>
+          <w:b/>
+        </w:rPr>
+        <w:tab/>
+      </w:r>
+      <w:r>
+        <w:rPr>
+          <w:rFonts w:ascii="Arial" w:eastAsia="Arial" w:hAnsi="Arial" w:cs="Arial"/>
+          <w:b/>
+        </w:rPr>
+        <w:tab/>
+      </w:r>
+      <w:r>
+        <w:rPr>
+          <w:rFonts w:ascii="Arial" w:eastAsia="Arial" w:hAnsi="Arial" w:cs="Arial"/>
+          <w:b/>
+        </w:rPr>
+        <w:tab/>
+      </w:r>
+      <w:r>
+        <w:rPr>
+          <w:rFonts w:ascii="Arial" w:eastAsia="Arial" w:hAnsi="Arial" w:cs="Arial"/>
+          <w:b/>
+        </w:rPr>
+        <w:tab/>
+      </w:r>
+      <w:r>
+        <w:rPr>
+          <w:rFonts w:ascii="Arial" w:eastAsia="Arial" w:hAnsi="Arial" w:cs="Arial"/>
+          <w:b/>
+        </w:rPr>
+        <w:tab/>
+      </w:r>
+      <w:r>
+        <w:rPr>
+          <w:rFonts w:ascii="Arial" w:eastAsia="Arial" w:hAnsi="Arial" w:cs="Arial"/>
+          <w:b/>
+        </w:rPr>
+        <w:tab/>
+      </w:r>
+      <w:r>
+        <w:rPr>
+          <w:rFonts w:ascii="Arial" w:eastAsia="Arial" w:hAnsi="Arial" w:cs="Arial"/>
+          <w:b/>
+        </w:rPr>
+        <w:tab/>
+      </w:r>
+      <w:r>
+        <w:rPr>
+          <w:rFonts w:ascii="Arial" w:eastAsia="Arial" w:hAnsi="Arial" w:cs="Arial"/>
+          <w:b/>
+        </w:rPr>
+        <w:tab/>
+      </w:r>
+      <w:r>
+        <w:rPr>
+          <w:rFonts w:ascii="Arial" w:eastAsia="Arial" w:hAnsi="Arial" w:cs="Arial"/>
+          <w:b/>
+        </w:rPr>
+        <w:tab/>
+      </w:r>
+      <w:r>
+        <w:rPr>
+          <w:rFonts w:ascii="Arial" w:eastAsia="Arial" w:hAnsi="Arial" w:cs="Arial"/>
+          <w:b/>
+        </w:rPr>
+        <w:tab/>
+      </w:r>
+      <w:r>
+        <w:rPr>
+          <w:rFonts w:ascii="Arial" w:eastAsia="Arial" w:hAnsi="Arial" w:cs="Arial"/>
+          <w:b/>
+        </w:rPr>
+        <w:tab/>
+      </w:r>
+      <w:r>
+        <w:rPr>
+          <w:rFonts w:ascii="Arial" w:eastAsia="Arial" w:hAnsi="Arial" w:cs="Arial"/>
+          <w:b/>
+        </w:rPr>
+        <w:tab/>
+      </w:r>
+      <w:r>
+        <w:rPr>
+          <w:rFonts w:ascii="Arial" w:eastAsia="Arial" w:hAnsi="Arial" w:cs="Arial"/>
+          <w:b/>
+        </w:rPr>
+        <w:tab/>
+      </w:r>
+      <w:r>
+        <w:rPr>
+          <w:rFonts w:ascii="Arial" w:eastAsia="Arial" w:hAnsi="Arial" w:cs="Arial"/>
+          <w:b/>
+        </w:rPr>
+        <w:tab/>
+      </w:r>
+      <w:r>
+        <w:rPr>
+          <w:rFonts w:ascii="Arial" w:eastAsia="Arial" w:hAnsi="Arial" w:cs="Arial"/>
+          <w:b/>
+        </w:rPr>
+        <w:tab/>
+      </w:r>
+      <w:r>
+        <w:rPr>
+          <w:rFonts w:ascii="Arial" w:eastAsia="Arial" w:hAnsi="Arial" w:cs="Arial"/>
+          <w:b/>
+        </w:rPr>
+        <w:tab/>
+      </w:r>
+      <w:r>
+        <w:rPr>
+          <w:rFonts w:ascii="Arial" w:eastAsia="Arial" w:hAnsi="Arial" w:cs="Arial"/>
+          <w:b/>
+        </w:rPr>
+        <w:tab/>
+      </w:r>
+      <w:r>
+        <w:rPr>
+          <w:rFonts w:ascii="Arial" w:eastAsia="Arial" w:hAnsi="Arial" w:cs="Arial"/>
+          <w:b/>
+        </w:rPr>
+        <w:tab/>
+      </w:r>
+      <w:r>
+        <w:rPr>
+          <w:rFonts w:ascii="Arial" w:eastAsia="Arial" w:hAnsi="Arial" w:cs="Arial"/>
+          <w:b/>
+        </w:rPr>
+        <w:tab/>
+      </w:r>
+      <w:r>
+        <w:rPr>
+          <w:rFonts w:ascii="Arial" w:eastAsia="Arial" w:hAnsi="Arial" w:cs="Arial"/>
+          <w:b/>
+        </w:rPr>
+        <w:tab/>
+      </w:r>
+      <w:r>
+        <w:rPr>
+          <w:rFonts w:ascii="Arial" w:eastAsia="Arial" w:hAnsi="Arial" w:cs="Arial"/>
+          <w:b/>
+        </w:rPr>
+        <w:tab/>
+      </w:r>
+      <w:r>
+        <w:rPr>
+          <w:rFonts w:ascii="Arial" w:eastAsia="Arial" w:hAnsi="Arial" w:cs="Arial"/>
+          <w:b/>
+        </w:rPr>
+        <w:tab/>
+      </w:r>
+      <w:r>
+        <w:rPr>
+          <w:rFonts w:ascii="Arial" w:eastAsia="Arial" w:hAnsi="Arial" w:cs="Arial"/>
+          <w:b/>
+        </w:rPr>
+        <w:tab/>
+      </w:r>
+      <w:r>
+        <w:rPr>
+          <w:rFonts w:ascii="Arial" w:eastAsia="Arial" w:hAnsi="Arial" w:cs="Arial"/>
+          <w:b/>
+        </w:rPr>
+        <w:tab/>
+      </w:r>
+      <w:r>
+        <w:rPr>
+          <w:rFonts w:ascii="Arial" w:eastAsia="Arial" w:hAnsi="Arial" w:cs="Arial"/>
+          <w:b/>
+        </w:rPr>
+        <w:tab/>
+      </w:r>
+      <w:r>
+        <w:rPr>
+          <w:rFonts w:ascii="Arial" w:eastAsia="Arial" w:hAnsi="Arial" w:cs="Arial"/>
+          <w:b/>
+        </w:rPr>
+        <w:tab/>
+      </w:r>
+      <w:r>
+        <w:rPr>
+          <w:rFonts w:ascii="Arial" w:eastAsia="Arial" w:hAnsi="Arial" w:cs="Arial"/>
+          <w:b/>
+        </w:rPr>
+        <w:tab/>
+      </w:r>
+      <w:r>
+        <w:rPr>
+          <w:rFonts w:ascii="Arial" w:eastAsia="Arial" w:hAnsi="Arial" w:cs="Arial"/>
+          <w:b/>
+        </w:rPr>
+        <w:tab/>
+      </w:r>
+      <w:r>
+        <w:rPr>
+          <w:rFonts w:ascii="Arial" w:eastAsia="Arial" w:hAnsi="Arial" w:cs="Arial"/>
+          <w:b/>
+        </w:rPr>
+        <w:tab/>
+      </w:r>
+      <w:r>
+        <w:rPr>
+          <w:rFonts w:ascii="Arial" w:eastAsia="Arial" w:hAnsi="Arial" w:cs="Arial"/>
+          <w:b/>
+        </w:rPr>
+        <w:tab/>
+      </w:r>
+      <w:r>
+        <w:rPr>
+          <w:rFonts w:ascii="Arial" w:eastAsia="Arial" w:hAnsi="Arial" w:cs="Arial"/>
+          <w:b/>
+        </w:rPr>
+        <w:tab/>
+      </w:r>
+      <w:r>
+        <w:rPr>
+          <w:rFonts w:ascii="Arial" w:eastAsia="Arial" w:hAnsi="Arial" w:cs="Arial"/>
+          <w:b/>
+        </w:rPr>
+        <w:tab/>
+      </w:r>
+      <w:r>
+        <w:rPr>
+          <w:rFonts w:ascii="Arial" w:eastAsia="Arial" w:hAnsi="Arial" w:cs="Arial"/>
+          <w:b/>
+        </w:rPr>
+        <w:tab/>
+      </w:r>
+      <w:r>
+        <w:rPr>
+          <w:rFonts w:ascii="Arial" w:eastAsia="Arial" w:hAnsi="Arial" w:cs="Arial"/>
+          <w:b/>
+        </w:rPr>
+        <w:tab/>
+      </w:r>
+      <w:r>
+        <w:rPr>
+          <w:rFonts w:ascii="Arial" w:eastAsia="Arial" w:hAnsi="Arial" w:cs="Arial"/>
+          <w:b/>
+        </w:rPr>
+        <w:tab/>
+      </w:r>
+      <w:r>
+        <w:rPr>
+          <w:rFonts w:ascii="Arial" w:eastAsia="Arial" w:hAnsi="Arial" w:cs="Arial"/>
+          <w:b/>
+        </w:rPr>
+        <w:tab/>
+      </w:r>
+      <w:r>
+        <w:rPr>
+          <w:rFonts w:ascii="Arial" w:eastAsia="Arial" w:hAnsi="Arial" w:cs="Arial"/>
+          <w:b/>
+        </w:rPr>
+        <w:tab/>
+      </w:r>
+      <w:r>
+        <w:rPr>
+          <w:rFonts w:ascii="Arial" w:eastAsia="Arial" w:hAnsi="Arial" w:cs="Arial"/>
+          <w:b/>
+        </w:rPr>
+        <w:tab/>
+      </w:r>
+      <w:r>
+        <w:rPr>
+          <w:rFonts w:ascii="Arial" w:eastAsia="Arial" w:hAnsi="Arial" w:cs="Arial"/>
+          <w:b/>
+        </w:rPr>
+        <w:tab/>
+      </w:r>
+      <w:r>
+        <w:rPr>
+          <w:rFonts w:ascii="Arial" w:eastAsia="Arial" w:hAnsi="Arial" w:cs="Arial"/>
+          <w:b/>
+        </w:rPr>
+        <w:tab/>
+      </w:r>
+      <w:r>
+        <w:rPr>
+          <w:rFonts w:ascii="Arial" w:eastAsia="Arial" w:hAnsi="Arial" w:cs="Arial"/>
+          <w:b/>
+        </w:rPr>
+        <w:tab/>
+      </w:r>
+      <w:r>
+        <w:rPr>
+          <w:rFonts w:ascii="Arial" w:eastAsia="Arial" w:hAnsi="Arial" w:cs="Arial"/>
+          <w:b/>
+        </w:rPr>
+        <w:tab/>
+      </w:r>
+      <w:r>
+        <w:rPr>
+          <w:rFonts w:ascii="Arial" w:eastAsia="Arial" w:hAnsi="Arial" w:cs="Arial"/>
+          <w:b/>
+        </w:rPr>
+        <w:tab/>
+      </w:r>
+      <w:r>
+        <w:rPr>
+          <w:rFonts w:ascii="Arial" w:eastAsia="Arial" w:hAnsi="Arial" w:cs="Arial"/>
+          <w:b/>
+        </w:rPr>
+        <w:tab/>
+      </w:r>
+      <w:r>
+        <w:rPr>
+          <w:rFonts w:ascii="Arial" w:eastAsia="Arial" w:hAnsi="Arial" w:cs="Arial"/>
+          <w:b/>
+        </w:rPr>
+        <w:tab/>
+      </w:r>
+      <w:r>
+        <w:rPr>
+          <w:rFonts w:ascii="Arial" w:eastAsia="Arial" w:hAnsi="Arial" w:cs="Arial"/>
+          <w:b/>
+        </w:rPr>
+        <w:tab/>
+      </w:r>
+      <w:r>
+        <w:rPr>
+          <w:rFonts w:ascii="Arial" w:eastAsia="Arial" w:hAnsi="Arial" w:cs="Arial"/>
+          <w:b/>
+        </w:rPr>
+        <w:tab/>
+      </w:r>
+      <w:r>
+        <w:rPr>
+          <w:rFonts w:ascii="Arial" w:eastAsia="Arial" w:hAnsi="Arial" w:cs="Arial"/>
+          <w:b/>
+        </w:rPr>
+        <w:tab/>
+      </w:r>
+      <w:r>
+        <w:rPr>
+          <w:rFonts w:ascii="Arial" w:eastAsia="Arial" w:hAnsi="Arial" w:cs="Arial"/>
+          <w:b/>
+        </w:rPr>
+        <w:tab/>
+      </w:r>
+      <w:r>
+        <w:rPr>
+          <w:rFonts w:ascii="Arial" w:eastAsia="Arial" w:hAnsi="Arial" w:cs="Arial"/>
+          <w:b/>
+        </w:rPr>
+        <w:tab/>
+      </w:r>
+      <w:r>
+        <w:rPr>
+          <w:rFonts w:ascii="Arial" w:eastAsia="Arial" w:hAnsi="Arial" w:cs="Arial"/>
+          <w:b/>
+        </w:rPr>
+        <w:tab/>
+      </w:r>
+      <w:r>
+        <w:rPr>
+          <w:rFonts w:ascii="Arial" w:eastAsia="Arial" w:hAnsi="Arial" w:cs="Arial"/>
+          <w:b/>
+        </w:rPr>
+        <w:tab/>
+      </w:r>
+      <w:r>
+        <w:rPr>
+          <w:rFonts w:ascii="Arial" w:eastAsia="Arial" w:hAnsi="Arial" w:cs="Arial"/>
+          <w:b/>
+        </w:rPr>
+        <w:tab/>
+      </w:r>
+      <w:r>
+        <w:rPr>
+          <w:rFonts w:ascii="Arial" w:eastAsia="Arial" w:hAnsi="Arial" w:cs="Arial"/>
+          <w:b/>
+        </w:rPr>
+        <w:tab/>
+      </w:r>
+      <w:r>
+        <w:rPr>
+          <w:rFonts w:ascii="Arial" w:eastAsia="Arial" w:hAnsi="Arial" w:cs="Arial"/>
+          <w:b/>
+        </w:rPr>
+        <w:tab/>
+      </w:r>
+      <w:r>
+        <w:rPr>
+          <w:rFonts w:ascii="Arial" w:eastAsia="Arial" w:hAnsi="Arial" w:cs="Arial"/>
+          <w:b/>
+        </w:rPr>
+        <w:tab/>
+      </w:r>
+      <w:r>
+        <w:rPr>
+          <w:rFonts w:ascii="Arial" w:eastAsia="Arial" w:hAnsi="Arial" w:cs="Arial"/>
+          <w:b/>
+        </w:rPr>
+        <w:tab/>
+      </w:r>
+      <w:r>
+        <w:rPr>
+          <w:rFonts w:ascii="Arial" w:eastAsia="Arial" w:hAnsi="Arial" w:cs="Arial"/>
+          <w:b/>
+        </w:rPr>
+        <w:tab/>
+      </w:r>
+      <w:r>
+        <w:rPr>
+          <w:rFonts w:ascii="Arial" w:eastAsia="Arial" w:hAnsi="Arial" w:cs="Arial"/>
+          <w:b/>
+        </w:rPr>
+        <w:tab/>
+      </w:r>
+      <w:r>
+        <w:rPr>
+          <w:rFonts w:ascii="Arial" w:eastAsia="Arial" w:hAnsi="Arial" w:cs="Arial"/>
+          <w:b/>
+        </w:rPr>
+        <w:tab/>
+      </w:r>
+      <w:r>
+        <w:rPr>
+          <w:rFonts w:ascii="Arial" w:eastAsia="Arial" w:hAnsi="Arial" w:cs="Arial"/>
+          <w:b/>
+        </w:rPr>
+        <w:tab/>
+      </w:r>
+      <w:r>
+        <w:rPr>
+          <w:rFonts w:ascii="Arial" w:eastAsia="Arial" w:hAnsi="Arial" w:cs="Arial"/>
+          <w:b/>
+        </w:rPr>
+        <w:tab/>
+      </w:r>
+      <w:r>
+        <w:rPr>
+          <w:rFonts w:ascii="Arial" w:eastAsia="Arial" w:hAnsi="Arial" w:cs="Arial"/>
+          <w:b/>
+        </w:rPr>
+        <w:tab/>
+      </w:r>
+      <w:r>
+        <w:rPr>
+          <w:rFonts w:ascii="Arial" w:eastAsia="Arial" w:hAnsi="Arial" w:cs="Arial"/>
+          <w:b/>
+        </w:rPr>
+        <w:tab/>
+      </w:r>
+      <w:r>
+        <w:rPr>
+          <w:rFonts w:ascii="Arial" w:eastAsia="Arial" w:hAnsi="Arial" w:cs="Arial"/>
+          <w:b/>
+        </w:rPr>
+        <w:tab/>
+      </w:r>
+      <w:r>
+        <w:rPr>
+          <w:rFonts w:ascii="Arial" w:eastAsia="Arial" w:hAnsi="Arial" w:cs="Arial"/>
+          <w:b/>
+        </w:rPr>
+        <w:tab/>
+      </w:r>
+      <w:r>
+        <w:rPr>
+          <w:rFonts w:ascii="Arial" w:eastAsia="Arial" w:hAnsi="Arial" w:cs="Arial"/>
+          <w:b/>
+        </w:rPr>
+        <w:tab/>
+      </w:r>
+      <w:r>
+        <w:rPr>
+          <w:rFonts w:ascii="Arial" w:eastAsia="Arial" w:hAnsi="Arial" w:cs="Arial"/>
+          <w:b/>
+        </w:rPr>
+        <w:tab/>
+      </w:r>
+      <w:r>
+        <w:rPr>
+          <w:rFonts w:ascii="Arial" w:eastAsia="Arial" w:hAnsi="Arial" w:cs="Arial"/>
+          <w:b/>
+        </w:rPr>
+        <w:tab/>
+      </w:r>
+      <w:r>
+        <w:rPr>
+          <w:rFonts w:ascii="Arial" w:eastAsia="Arial" w:hAnsi="Arial" w:cs="Arial"/>
+          <w:b/>
+        </w:rPr>
+        <w:tab/>
+      </w:r>
+      <w:r>
+        <w:rPr>
+          <w:rFonts w:ascii="Arial" w:eastAsia="Arial" w:hAnsi="Arial" w:cs="Arial"/>
+          <w:b/>
+        </w:rPr>
+        <w:tab/>
+      </w:r>
+      <w:r>
+        <w:rPr>
+          <w:rFonts w:ascii="Arial" w:eastAsia="Arial" w:hAnsi="Arial" w:cs="Arial"/>
+          <w:b/>
+        </w:rPr>
+        <w:tab/>
+      </w:r>
+      <w:r>
+        <w:rPr>
+          <w:rFonts w:ascii="Arial" w:eastAsia="Arial" w:hAnsi="Arial" w:cs="Arial"/>
+          <w:b/>
+        </w:rPr>
+        <w:tab/>
+      </w:r>
+      <w:r>
+        <w:rPr>
+          <w:rFonts w:ascii="Arial" w:eastAsia="Arial" w:hAnsi="Arial" w:cs="Arial"/>
+          <w:b/>
+        </w:rPr>
+        <w:tab/>
+      </w:r>
+      <w:r>
+        <w:rPr>
+          <w:rFonts w:ascii="Arial" w:eastAsia="Arial" w:hAnsi="Arial" w:cs="Arial"/>
+          <w:b/>
+        </w:rPr>
+        <w:tab/>
+      </w:r>
+      <w:r>
+        <w:rPr>
+          <w:rFonts w:ascii="Arial" w:eastAsia="Arial" w:hAnsi="Arial" w:cs="Arial"/>
+          <w:b/>
+        </w:rPr>
+        <w:tab/>
+      </w:r>
+      <w:r>
+        <w:rPr>
+          <w:rFonts w:ascii="Arial" w:eastAsia="Arial" w:hAnsi="Arial" w:cs="Arial"/>
+          <w:b/>
+        </w:rPr>
+        <w:tab/>
+      </w:r>
+      <w:r>
+        <w:rPr>
+          <w:rFonts w:ascii="Arial" w:eastAsia="Arial" w:hAnsi="Arial" w:cs="Arial"/>
+          <w:b/>
+        </w:rPr>
+        <w:tab/>
+      </w:r>
+      <w:r>
+        <w:rPr>
+          <w:rFonts w:ascii="Arial" w:eastAsia="Arial" w:hAnsi="Arial" w:cs="Arial"/>
+          <w:b/>
+        </w:rPr>
+        <w:tab/>
+      </w:r>
+      <w:r>
+        <w:rPr>
+          <w:rFonts w:ascii="Arial" w:eastAsia="Arial" w:hAnsi="Arial" w:cs="Arial"/>
+          <w:b/>
+        </w:rPr>
+        <w:tab/>
+      </w:r>
+      <w:r>
+        <w:rPr>
+          <w:rFonts w:ascii="Arial" w:eastAsia="Arial" w:hAnsi="Arial" w:cs="Arial"/>
+          <w:b/>
+        </w:rPr>
+        <w:tab/>
+      </w:r>
+      <w:r>
+        <w:rPr>
+          <w:rFonts w:ascii="Arial" w:eastAsia="Arial" w:hAnsi="Arial" w:cs="Arial"/>
+          <w:b/>
+        </w:rPr>
+        <w:tab/>
+      </w:r>
+      <w:r>
+        <w:rPr>
+          <w:rFonts w:ascii="Arial" w:eastAsia="Arial" w:hAnsi="Arial" w:cs="Arial"/>
+          <w:b/>
+        </w:rPr>
+        <w:tab/>
+      </w:r>
+      <w:r>
+        <w:rPr>
+          <w:rFonts w:ascii="Arial" w:eastAsia="Arial" w:hAnsi="Arial" w:cs="Arial"/>
+          <w:b/>
+        </w:rPr>
+        <w:tab/>
+      </w:r>
+      <w:r>
+        <w:rPr>
+          <w:rFonts w:ascii="Arial" w:eastAsia="Arial" w:hAnsi="Arial" w:cs="Arial"/>
+          <w:b/>
+        </w:rPr>
+        <w:tab/>
+      </w:r>
+      <w:r>
+        <w:rPr>
+          <w:rFonts w:ascii="Arial" w:eastAsia="Arial" w:hAnsi="Arial" w:cs="Arial"/>
+          <w:b/>
+        </w:rPr>
+        <w:tab/>
+      </w:r>
+      <w:r>
+        <w:rPr>
+          <w:rFonts w:ascii="Arial" w:eastAsia="Arial" w:hAnsi="Arial" w:cs="Arial"/>
+          <w:b/>
+        </w:rPr>
+        <w:tab/>
+      </w:r>
+      <w:r>
+        <w:rPr>
+          <w:rFonts w:ascii="Arial" w:eastAsia="Arial" w:hAnsi="Arial" w:cs="Arial"/>
+          <w:b/>
+        </w:rPr>
+        <w:tab/>
+      </w:r>
+      <w:r>
+        <w:rPr>
+          <w:rFonts w:ascii="Arial" w:eastAsia="Arial" w:hAnsi="Arial" w:cs="Arial"/>
+          <w:b/>
+        </w:rPr>
+        <w:tab/>
+      </w:r>
+      <w:r>
+        <w:rPr>
+          <w:rFonts w:ascii="Arial" w:eastAsia="Arial" w:hAnsi="Arial" w:cs="Arial"/>
+          <w:b/>
+        </w:rPr>
+        <w:tab/>
+      </w:r>
+      <w:r>
+        <w:rPr>
+          <w:rFonts w:ascii="Arial" w:eastAsia="Arial" w:hAnsi="Arial" w:cs="Arial"/>
+          <w:b/>
+        </w:rPr>
+        <w:tab/>
+      </w:r>
     </w:p>
     <w:p>
       <w:pPr>
@@ -3075,7 +2961,6 @@
           <w:rFonts w:ascii="Arial" w:eastAsia="Arial" w:hAnsi="Arial" w:cs="Arial"/>
           <w:b/>
         </w:rPr>
-        <w:lastRenderedPageBreak/>
         <w:t>ENTREGA 8: Descritivo de Casos de Teste de Software</w:t>
       </w:r>
     </w:p>
@@ -3154,6 +3039,7 @@
                 <w:rFonts w:ascii="Arial" w:eastAsia="Arial" w:hAnsi="Arial" w:cs="Arial"/>
                 <w:b/>
               </w:rPr>
+              <w:lastRenderedPageBreak/>
               <w:t>ID Caso de Teste</w:t>
             </w:r>
           </w:p>
@@ -3326,7 +3212,7 @@
       </w:tr>
       <w:tr>
         <w:trPr>
-          <w:trHeight w:val="1027"/>
+          <w:trHeight w:val="2492"/>
         </w:trPr>
         <w:tc>
           <w:tcPr>
@@ -3532,6 +3418,7 @@
           <w:p>
             <w:pPr>
               <w:pStyle w:val="NormalWeb"/>
+              <w:jc w:val="center"/>
               <w:rPr>
                 <w:rFonts w:ascii="Arial" w:hAnsi="Arial" w:cs="Arial"/>
                 <w:sz w:val="20"/>
@@ -3557,6 +3444,7 @@
           <w:p>
             <w:pPr>
               <w:pStyle w:val="NormalWeb"/>
+              <w:jc w:val="center"/>
               <w:rPr>
                 <w:rFonts w:ascii="Arial" w:hAnsi="Arial" w:cs="Arial"/>
                 <w:sz w:val="20"/>
@@ -3582,6 +3470,7 @@
           <w:p>
             <w:pPr>
               <w:pStyle w:val="NormalWeb"/>
+              <w:jc w:val="center"/>
               <w:rPr>
                 <w:rFonts w:ascii="Arial" w:hAnsi="Arial" w:cs="Arial"/>
                 <w:sz w:val="20"/>
@@ -3701,6 +3590,7 @@
           <w:p>
             <w:pPr>
               <w:spacing w:before="240" w:line="276" w:lineRule="auto"/>
+              <w:jc w:val="center"/>
               <w:rPr>
                 <w:rFonts w:ascii="Arial" w:eastAsia="Arial" w:hAnsi="Arial" w:cs="Arial"/>
                 <w:sz w:val="20"/>
@@ -3739,6 +3629,7 @@
           <w:p>
             <w:pPr>
               <w:spacing w:before="240" w:line="276" w:lineRule="auto"/>
+              <w:jc w:val="center"/>
               <w:rPr>
                 <w:rFonts w:ascii="Arial" w:eastAsia="Arial" w:hAnsi="Arial" w:cs="Arial"/>
                 <w:sz w:val="20"/>
@@ -3783,6 +3674,7 @@
           <w:p>
             <w:pPr>
               <w:spacing w:before="240" w:line="276" w:lineRule="auto"/>
+              <w:jc w:val="center"/>
               <w:rPr>
                 <w:rFonts w:ascii="Arial" w:eastAsia="Arial" w:hAnsi="Arial" w:cs="Arial"/>
                 <w:sz w:val="20"/>
@@ -3817,6 +3709,7 @@
           <w:p>
             <w:pPr>
               <w:spacing w:before="240" w:line="276" w:lineRule="auto"/>
+              <w:jc w:val="center"/>
               <w:rPr>
                 <w:rFonts w:ascii="Arial" w:eastAsia="Arial" w:hAnsi="Arial" w:cs="Arial"/>
                 <w:sz w:val="20"/>
@@ -3851,6 +3744,7 @@
           <w:p>
             <w:pPr>
               <w:pStyle w:val="NormalWeb"/>
+              <w:jc w:val="center"/>
               <w:rPr>
                 <w:rFonts w:ascii="Arial" w:hAnsi="Arial" w:cs="Arial"/>
                 <w:sz w:val="20"/>
@@ -3876,6 +3770,7 @@
           <w:p>
             <w:pPr>
               <w:pStyle w:val="NormalWeb"/>
+              <w:jc w:val="center"/>
               <w:rPr>
                 <w:rFonts w:ascii="Arial" w:hAnsi="Arial" w:cs="Arial"/>
                 <w:sz w:val="20"/>
@@ -3901,6 +3796,7 @@
           <w:p>
             <w:pPr>
               <w:pStyle w:val="NormalWeb"/>
+              <w:jc w:val="center"/>
               <w:rPr>
                 <w:rFonts w:ascii="Arial" w:hAnsi="Arial" w:cs="Arial"/>
                 <w:sz w:val="20"/>
@@ -3934,6 +3830,7 @@
           <w:p>
             <w:pPr>
               <w:spacing w:before="240" w:line="276" w:lineRule="auto"/>
+              <w:jc w:val="center"/>
               <w:rPr>
                 <w:rFonts w:ascii="Arial" w:eastAsia="Arial" w:hAnsi="Arial" w:cs="Arial"/>
                 <w:sz w:val="20"/>
@@ -3968,6 +3865,7 @@
           <w:p>
             <w:pPr>
               <w:spacing w:before="240" w:line="276" w:lineRule="auto"/>
+              <w:jc w:val="center"/>
               <w:rPr>
                 <w:rFonts w:ascii="Arial" w:eastAsia="Arial" w:hAnsi="Arial" w:cs="Arial"/>
                 <w:sz w:val="20"/>
@@ -4009,6 +3907,7 @@
           <w:p>
             <w:pPr>
               <w:spacing w:before="240" w:line="276" w:lineRule="auto"/>
+              <w:jc w:val="center"/>
               <w:rPr>
                 <w:rFonts w:ascii="Arial" w:eastAsia="Arial" w:hAnsi="Arial" w:cs="Arial"/>
                 <w:sz w:val="20"/>
@@ -4047,6 +3946,7 @@
           <w:p>
             <w:pPr>
               <w:spacing w:before="240" w:line="276" w:lineRule="auto"/>
+              <w:jc w:val="center"/>
               <w:rPr>
                 <w:rFonts w:ascii="Arial" w:eastAsia="Arial" w:hAnsi="Arial" w:cs="Arial"/>
                 <w:sz w:val="20"/>
@@ -4091,6 +3991,7 @@
           <w:p>
             <w:pPr>
               <w:spacing w:before="240" w:line="276" w:lineRule="auto"/>
+              <w:jc w:val="center"/>
               <w:rPr>
                 <w:rFonts w:ascii="Arial" w:eastAsia="Arial" w:hAnsi="Arial" w:cs="Arial"/>
                 <w:sz w:val="20"/>
@@ -4125,6 +4026,7 @@
           <w:p>
             <w:pPr>
               <w:spacing w:before="240" w:line="276" w:lineRule="auto"/>
+              <w:jc w:val="center"/>
               <w:rPr>
                 <w:rFonts w:ascii="Arial" w:eastAsia="Arial" w:hAnsi="Arial" w:cs="Arial"/>
                 <w:sz w:val="20"/>
@@ -4159,6 +4061,7 @@
           <w:p>
             <w:pPr>
               <w:pStyle w:val="NormalWeb"/>
+              <w:jc w:val="center"/>
               <w:rPr>
                 <w:rFonts w:ascii="Arial" w:hAnsi="Arial" w:cs="Arial"/>
                 <w:sz w:val="20"/>
@@ -4177,6 +4080,7 @@
           <w:p>
             <w:pPr>
               <w:spacing w:before="240" w:line="276" w:lineRule="auto"/>
+              <w:jc w:val="center"/>
               <w:rPr>
                 <w:rFonts w:ascii="Arial" w:eastAsia="Arial" w:hAnsi="Arial" w:cs="Arial"/>
                 <w:sz w:val="20"/>
@@ -4226,6 +4130,7 @@
           <w:p>
             <w:pPr>
               <w:spacing w:before="240" w:line="276" w:lineRule="auto"/>
+              <w:jc w:val="center"/>
               <w:rPr>
                 <w:rFonts w:ascii="Arial" w:eastAsia="Arial" w:hAnsi="Arial" w:cs="Arial"/>
                 <w:sz w:val="20"/>
@@ -4282,6 +4187,7 @@
           <w:p>
             <w:pPr>
               <w:spacing w:before="240" w:line="276" w:lineRule="auto"/>
+              <w:jc w:val="center"/>
               <w:rPr>
                 <w:rFonts w:ascii="Arial" w:eastAsia="Arial" w:hAnsi="Arial" w:cs="Arial"/>
                 <w:sz w:val="20"/>
@@ -4320,6 +4226,7 @@
           <w:p>
             <w:pPr>
               <w:spacing w:before="240" w:line="276" w:lineRule="auto"/>
+              <w:jc w:val="center"/>
               <w:rPr>
                 <w:rFonts w:ascii="Arial" w:eastAsia="Arial" w:hAnsi="Arial" w:cs="Arial"/>
                 <w:sz w:val="20"/>
@@ -4364,6 +4271,7 @@
           <w:p>
             <w:pPr>
               <w:spacing w:before="240" w:line="276" w:lineRule="auto"/>
+              <w:jc w:val="center"/>
               <w:rPr>
                 <w:rFonts w:ascii="Arial" w:eastAsia="Arial" w:hAnsi="Arial" w:cs="Arial"/>
                 <w:sz w:val="20"/>
@@ -4398,6 +4306,7 @@
           <w:p>
             <w:pPr>
               <w:spacing w:before="240" w:line="276" w:lineRule="auto"/>
+              <w:jc w:val="center"/>
               <w:rPr>
                 <w:rFonts w:ascii="Arial" w:eastAsia="Arial" w:hAnsi="Arial" w:cs="Arial"/>
                 <w:sz w:val="20"/>
@@ -4449,6 +4358,7 @@
           <w:p>
             <w:pPr>
               <w:pStyle w:val="NormalWeb"/>
+              <w:jc w:val="center"/>
               <w:rPr>
                 <w:rFonts w:ascii="Arial" w:hAnsi="Arial" w:cs="Arial"/>
                 <w:sz w:val="20"/>
@@ -4467,6 +4377,7 @@
           <w:p>
             <w:pPr>
               <w:pStyle w:val="NormalWeb"/>
+              <w:jc w:val="center"/>
               <w:rPr>
                 <w:rFonts w:ascii="Arial" w:hAnsi="Arial" w:cs="Arial"/>
                 <w:sz w:val="20"/>
@@ -4485,6 +4396,7 @@
           <w:p>
             <w:pPr>
               <w:spacing w:before="240" w:line="276" w:lineRule="auto"/>
+              <w:jc w:val="center"/>
               <w:rPr>
                 <w:rFonts w:ascii="Arial" w:eastAsia="Arial" w:hAnsi="Arial" w:cs="Arial"/>
                 <w:sz w:val="20"/>
@@ -4519,6 +4431,7 @@
           <w:p>
             <w:pPr>
               <w:spacing w:before="240" w:line="276" w:lineRule="auto"/>
+              <w:jc w:val="center"/>
               <w:rPr>
                 <w:rFonts w:ascii="Arial" w:eastAsia="Arial" w:hAnsi="Arial" w:cs="Arial"/>
                 <w:sz w:val="20"/>
@@ -4572,6 +4485,986 @@
                 <w:szCs w:val="20"/>
               </w:rPr>
               <w:t>), retornar o status 200/304 e exibir a tabela populada em ordem decrescente de data.</w:t>
+            </w:r>
+          </w:p>
+        </w:tc>
+      </w:tr>
+      <w:tr>
+        <w:trPr>
+          <w:trHeight w:val="315"/>
+        </w:trPr>
+        <w:tc>
+          <w:tcPr>
+            <w:tcW w:w="1365" w:type="dxa"/>
+            <w:tcBorders>
+              <w:top w:val="single" w:sz="7" w:space="0" w:color="000000"/>
+              <w:left w:val="single" w:sz="7" w:space="0" w:color="000000"/>
+              <w:bottom w:val="single" w:sz="7" w:space="0" w:color="000000"/>
+              <w:right w:val="single" w:sz="7" w:space="0" w:color="000000"/>
+            </w:tcBorders>
+            <w:tcMar>
+              <w:top w:w="0" w:type="dxa"/>
+              <w:left w:w="100" w:type="dxa"/>
+              <w:bottom w:w="0" w:type="dxa"/>
+              <w:right w:w="100" w:type="dxa"/>
+            </w:tcMar>
+            <w:vAlign w:val="center"/>
+          </w:tcPr>
+          <w:p>
+            <w:pPr>
+              <w:spacing w:before="240" w:line="276" w:lineRule="auto"/>
+              <w:jc w:val="center"/>
+              <w:rPr>
+                <w:rFonts w:ascii="Arial" w:hAnsi="Arial" w:cs="Arial"/>
+                <w:b/>
+                <w:bCs/>
+                <w:sz w:val="20"/>
+                <w:szCs w:val="20"/>
+              </w:rPr>
+            </w:pPr>
+            <w:r>
+              <w:rPr>
+                <w:rFonts w:ascii="Arial" w:hAnsi="Arial" w:cs="Arial"/>
+                <w:b/>
+                <w:bCs/>
+                <w:sz w:val="20"/>
+                <w:szCs w:val="20"/>
+              </w:rPr>
+              <w:t>CT-00</w:t>
+            </w:r>
+            <w:r>
+              <w:rPr>
+                <w:rFonts w:ascii="Arial" w:hAnsi="Arial" w:cs="Arial"/>
+                <w:b/>
+                <w:bCs/>
+                <w:sz w:val="20"/>
+                <w:szCs w:val="20"/>
+              </w:rPr>
+              <w:t>5</w:t>
+            </w:r>
+          </w:p>
+        </w:tc>
+        <w:tc>
+          <w:tcPr>
+            <w:tcW w:w="1650" w:type="dxa"/>
+            <w:tcBorders>
+              <w:top w:val="single" w:sz="7" w:space="0" w:color="000000"/>
+              <w:left w:val="nil"/>
+              <w:bottom w:val="single" w:sz="7" w:space="0" w:color="000000"/>
+              <w:right w:val="single" w:sz="7" w:space="0" w:color="000000"/>
+            </w:tcBorders>
+            <w:tcMar>
+              <w:top w:w="0" w:type="dxa"/>
+              <w:left w:w="100" w:type="dxa"/>
+              <w:bottom w:w="0" w:type="dxa"/>
+              <w:right w:w="100" w:type="dxa"/>
+            </w:tcMar>
+            <w:vAlign w:val="center"/>
+          </w:tcPr>
+          <w:p>
+            <w:pPr>
+              <w:spacing w:before="240" w:line="276" w:lineRule="auto"/>
+              <w:jc w:val="center"/>
+              <w:rPr>
+                <w:rFonts w:ascii="Arial" w:hAnsi="Arial" w:cs="Arial"/>
+                <w:sz w:val="20"/>
+                <w:szCs w:val="20"/>
+              </w:rPr>
+            </w:pPr>
+            <w:r>
+              <w:rPr>
+                <w:rFonts w:ascii="Arial" w:hAnsi="Arial" w:cs="Arial"/>
+                <w:sz w:val="20"/>
+                <w:szCs w:val="20"/>
+              </w:rPr>
+              <w:t>RF-00</w:t>
+            </w:r>
+            <w:r>
+              <w:rPr>
+                <w:rFonts w:ascii="Arial" w:hAnsi="Arial" w:cs="Arial"/>
+                <w:sz w:val="20"/>
+                <w:szCs w:val="20"/>
+              </w:rPr>
+              <w:t>5</w:t>
+            </w:r>
+            <w:r>
+              <w:rPr>
+                <w:rFonts w:ascii="Arial" w:hAnsi="Arial" w:cs="Arial"/>
+                <w:sz w:val="20"/>
+                <w:szCs w:val="20"/>
+              </w:rPr>
+              <w:t xml:space="preserve"> </w:t>
+            </w:r>
+            <w:r>
+              <w:rPr>
+                <w:rFonts w:ascii="Arial" w:hAnsi="Arial" w:cs="Arial"/>
+                <w:i/>
+                <w:iCs/>
+                <w:sz w:val="20"/>
+                <w:szCs w:val="20"/>
+              </w:rPr>
+              <w:t>(Movimentações)</w:t>
+            </w:r>
+          </w:p>
+        </w:tc>
+        <w:tc>
+          <w:tcPr>
+            <w:tcW w:w="1470" w:type="dxa"/>
+            <w:tcBorders>
+              <w:top w:val="single" w:sz="8" w:space="0" w:color="000000"/>
+              <w:left w:val="single" w:sz="8" w:space="0" w:color="000000"/>
+              <w:bottom w:val="single" w:sz="8" w:space="0" w:color="000000"/>
+              <w:right w:val="single" w:sz="8" w:space="0" w:color="000000"/>
+            </w:tcBorders>
+            <w:tcMar>
+              <w:top w:w="0" w:type="dxa"/>
+              <w:bottom w:w="0" w:type="dxa"/>
+            </w:tcMar>
+            <w:vAlign w:val="center"/>
+          </w:tcPr>
+          <w:p>
+            <w:pPr>
+              <w:spacing w:before="240" w:line="276" w:lineRule="auto"/>
+              <w:jc w:val="center"/>
+              <w:rPr>
+                <w:rFonts w:ascii="Arial" w:hAnsi="Arial" w:cs="Arial"/>
+                <w:sz w:val="20"/>
+                <w:szCs w:val="20"/>
+              </w:rPr>
+            </w:pPr>
+            <w:r>
+              <w:rPr>
+                <w:rFonts w:ascii="Arial" w:hAnsi="Arial" w:cs="Arial"/>
+                <w:sz w:val="20"/>
+                <w:szCs w:val="20"/>
+              </w:rPr>
+              <w:t>Validar registro de nova saída com alerta de estoque mínimo.</w:t>
+            </w:r>
+          </w:p>
+        </w:tc>
+        <w:tc>
+          <w:tcPr>
+            <w:tcW w:w="1740" w:type="dxa"/>
+            <w:tcBorders>
+              <w:top w:val="single" w:sz="8" w:space="0" w:color="000000"/>
+              <w:left w:val="single" w:sz="8" w:space="0" w:color="000000"/>
+              <w:bottom w:val="single" w:sz="8" w:space="0" w:color="000000"/>
+              <w:right w:val="single" w:sz="8" w:space="0" w:color="000000"/>
+            </w:tcBorders>
+            <w:tcMar>
+              <w:top w:w="0" w:type="dxa"/>
+              <w:bottom w:w="0" w:type="dxa"/>
+            </w:tcMar>
+            <w:vAlign w:val="center"/>
+          </w:tcPr>
+          <w:p>
+            <w:pPr>
+              <w:spacing w:before="240" w:line="276" w:lineRule="auto"/>
+              <w:jc w:val="center"/>
+              <w:rPr>
+                <w:rFonts w:ascii="Arial" w:hAnsi="Arial" w:cs="Arial"/>
+                <w:sz w:val="20"/>
+                <w:szCs w:val="20"/>
+              </w:rPr>
+            </w:pPr>
+            <w:r>
+              <w:rPr>
+                <w:rFonts w:ascii="Arial" w:hAnsi="Arial" w:cs="Arial"/>
+                <w:sz w:val="20"/>
+                <w:szCs w:val="20"/>
+              </w:rPr>
+              <w:t>O produto selecionado deve ter quantidade atual igual ou próxima ao mínimo.</w:t>
+            </w:r>
+          </w:p>
+        </w:tc>
+        <w:tc>
+          <w:tcPr>
+            <w:tcW w:w="1845" w:type="dxa"/>
+            <w:tcBorders>
+              <w:top w:val="single" w:sz="8" w:space="0" w:color="000000"/>
+              <w:left w:val="single" w:sz="8" w:space="0" w:color="000000"/>
+              <w:bottom w:val="single" w:sz="8" w:space="0" w:color="000000"/>
+              <w:right w:val="single" w:sz="8" w:space="0" w:color="000000"/>
+            </w:tcBorders>
+            <w:tcMar>
+              <w:top w:w="0" w:type="dxa"/>
+              <w:bottom w:w="0" w:type="dxa"/>
+            </w:tcMar>
+            <w:vAlign w:val="center"/>
+          </w:tcPr>
+          <w:p>
+            <w:pPr>
+              <w:pStyle w:val="NormalWeb"/>
+              <w:jc w:val="center"/>
+              <w:rPr>
+                <w:rFonts w:ascii="Arial" w:hAnsi="Arial" w:cs="Arial"/>
+                <w:sz w:val="20"/>
+                <w:szCs w:val="20"/>
+              </w:rPr>
+            </w:pPr>
+            <w:r>
+              <w:rPr>
+                <w:rFonts w:ascii="Arial" w:hAnsi="Arial" w:cs="Arial"/>
+                <w:sz w:val="20"/>
+                <w:szCs w:val="20"/>
+              </w:rPr>
+              <w:t>1. Acessar a tela "Movimentação".</w:t>
+            </w:r>
+          </w:p>
+          <w:p>
+            <w:pPr>
+              <w:pStyle w:val="NormalWeb"/>
+              <w:jc w:val="center"/>
+              <w:rPr>
+                <w:rFonts w:ascii="Arial" w:hAnsi="Arial" w:cs="Arial"/>
+                <w:sz w:val="20"/>
+                <w:szCs w:val="20"/>
+              </w:rPr>
+            </w:pPr>
+            <w:r>
+              <w:rPr>
+                <w:rFonts w:ascii="Arial" w:hAnsi="Arial" w:cs="Arial"/>
+                <w:sz w:val="20"/>
+                <w:szCs w:val="20"/>
+              </w:rPr>
+              <w:t>2. Selecionar tipo "Saída" e escolher um produto.</w:t>
+            </w:r>
+          </w:p>
+          <w:p>
+            <w:pPr>
+              <w:pStyle w:val="NormalWeb"/>
+              <w:jc w:val="center"/>
+              <w:rPr>
+                <w:rFonts w:ascii="Arial" w:hAnsi="Arial" w:cs="Arial"/>
+                <w:sz w:val="20"/>
+                <w:szCs w:val="20"/>
+              </w:rPr>
+            </w:pPr>
+            <w:r>
+              <w:rPr>
+                <w:rFonts w:ascii="Arial" w:hAnsi="Arial" w:cs="Arial"/>
+                <w:sz w:val="20"/>
+                <w:szCs w:val="20"/>
+              </w:rPr>
+              <w:lastRenderedPageBreak/>
+              <w:t>3. Informar uma quantidade que deixe o saldo abaixo do mínimo.</w:t>
+            </w:r>
+          </w:p>
+          <w:p>
+            <w:pPr>
+              <w:pStyle w:val="NormalWeb"/>
+              <w:jc w:val="center"/>
+              <w:rPr>
+                <w:rFonts w:ascii="Arial" w:hAnsi="Arial" w:cs="Arial"/>
+                <w:sz w:val="20"/>
+                <w:szCs w:val="20"/>
+              </w:rPr>
+            </w:pPr>
+            <w:r>
+              <w:rPr>
+                <w:rFonts w:ascii="Arial" w:hAnsi="Arial" w:cs="Arial"/>
+                <w:sz w:val="20"/>
+                <w:szCs w:val="20"/>
+              </w:rPr>
+              <w:t>4.Preencher dados e clicar em "Registrar".</w:t>
+            </w:r>
+          </w:p>
+        </w:tc>
+        <w:tc>
+          <w:tcPr>
+            <w:tcW w:w="3119" w:type="dxa"/>
+            <w:tcBorders>
+              <w:top w:val="single" w:sz="8" w:space="0" w:color="000000"/>
+              <w:left w:val="single" w:sz="8" w:space="0" w:color="000000"/>
+              <w:bottom w:val="single" w:sz="8" w:space="0" w:color="000000"/>
+              <w:right w:val="single" w:sz="8" w:space="0" w:color="000000"/>
+            </w:tcBorders>
+            <w:tcMar>
+              <w:top w:w="0" w:type="dxa"/>
+              <w:bottom w:w="0" w:type="dxa"/>
+            </w:tcMar>
+            <w:vAlign w:val="center"/>
+          </w:tcPr>
+          <w:p>
+            <w:pPr>
+              <w:spacing w:before="240" w:line="276" w:lineRule="auto"/>
+              <w:jc w:val="center"/>
+              <w:rPr>
+                <w:rFonts w:ascii="Arial" w:hAnsi="Arial" w:cs="Arial"/>
+                <w:sz w:val="20"/>
+                <w:szCs w:val="20"/>
+              </w:rPr>
+            </w:pPr>
+            <w:r>
+              <w:rPr>
+                <w:rFonts w:ascii="Arial" w:hAnsi="Arial" w:cs="Arial"/>
+                <w:sz w:val="20"/>
+                <w:szCs w:val="20"/>
+              </w:rPr>
+              <w:lastRenderedPageBreak/>
+              <w:t>O sistema deve registrar a movimentação e exibir um alerta automático informando que o estoque ficou abaixo do mínimo exigido.</w:t>
+            </w:r>
+          </w:p>
+        </w:tc>
+      </w:tr>
+      <w:tr>
+        <w:trPr>
+          <w:trHeight w:val="315"/>
+        </w:trPr>
+        <w:tc>
+          <w:tcPr>
+            <w:tcW w:w="1365" w:type="dxa"/>
+            <w:tcBorders>
+              <w:top w:val="single" w:sz="7" w:space="0" w:color="000000"/>
+              <w:left w:val="single" w:sz="7" w:space="0" w:color="000000"/>
+              <w:bottom w:val="single" w:sz="7" w:space="0" w:color="000000"/>
+              <w:right w:val="single" w:sz="7" w:space="0" w:color="000000"/>
+            </w:tcBorders>
+            <w:tcMar>
+              <w:top w:w="0" w:type="dxa"/>
+              <w:left w:w="100" w:type="dxa"/>
+              <w:bottom w:w="0" w:type="dxa"/>
+              <w:right w:w="100" w:type="dxa"/>
+            </w:tcMar>
+            <w:vAlign w:val="center"/>
+          </w:tcPr>
+          <w:p>
+            <w:pPr>
+              <w:spacing w:before="240" w:line="276" w:lineRule="auto"/>
+              <w:jc w:val="center"/>
+              <w:rPr>
+                <w:rFonts w:ascii="Arial" w:hAnsi="Arial" w:cs="Arial"/>
+                <w:b/>
+                <w:bCs/>
+                <w:sz w:val="20"/>
+                <w:szCs w:val="20"/>
+              </w:rPr>
+            </w:pPr>
+            <w:r>
+              <w:rPr>
+                <w:rFonts w:ascii="Arial" w:hAnsi="Arial" w:cs="Arial"/>
+                <w:b/>
+                <w:bCs/>
+                <w:sz w:val="20"/>
+                <w:szCs w:val="20"/>
+              </w:rPr>
+              <w:t>CT-00</w:t>
+            </w:r>
+            <w:r>
+              <w:rPr>
+                <w:rFonts w:ascii="Arial" w:hAnsi="Arial" w:cs="Arial"/>
+                <w:b/>
+                <w:bCs/>
+                <w:sz w:val="20"/>
+                <w:szCs w:val="20"/>
+              </w:rPr>
+              <w:t>6</w:t>
+            </w:r>
+          </w:p>
+        </w:tc>
+        <w:tc>
+          <w:tcPr>
+            <w:tcW w:w="1650" w:type="dxa"/>
+            <w:tcBorders>
+              <w:top w:val="single" w:sz="7" w:space="0" w:color="000000"/>
+              <w:left w:val="nil"/>
+              <w:bottom w:val="single" w:sz="7" w:space="0" w:color="000000"/>
+              <w:right w:val="single" w:sz="7" w:space="0" w:color="000000"/>
+            </w:tcBorders>
+            <w:tcMar>
+              <w:top w:w="0" w:type="dxa"/>
+              <w:left w:w="100" w:type="dxa"/>
+              <w:bottom w:w="0" w:type="dxa"/>
+              <w:right w:w="100" w:type="dxa"/>
+            </w:tcMar>
+            <w:vAlign w:val="center"/>
+          </w:tcPr>
+          <w:p>
+            <w:pPr>
+              <w:spacing w:before="240" w:line="276" w:lineRule="auto"/>
+              <w:jc w:val="center"/>
+              <w:rPr>
+                <w:rFonts w:ascii="Arial" w:hAnsi="Arial" w:cs="Arial"/>
+                <w:sz w:val="20"/>
+                <w:szCs w:val="20"/>
+              </w:rPr>
+            </w:pPr>
+            <w:r>
+              <w:rPr>
+                <w:rFonts w:ascii="Arial" w:hAnsi="Arial" w:cs="Arial"/>
+                <w:sz w:val="20"/>
+                <w:szCs w:val="20"/>
+              </w:rPr>
+              <w:t>RF-006 (Gestão de Produtos)</w:t>
+            </w:r>
+          </w:p>
+        </w:tc>
+        <w:tc>
+          <w:tcPr>
+            <w:tcW w:w="1470" w:type="dxa"/>
+            <w:tcBorders>
+              <w:top w:val="single" w:sz="8" w:space="0" w:color="000000"/>
+              <w:left w:val="single" w:sz="8" w:space="0" w:color="000000"/>
+              <w:bottom w:val="single" w:sz="8" w:space="0" w:color="000000"/>
+              <w:right w:val="single" w:sz="8" w:space="0" w:color="000000"/>
+            </w:tcBorders>
+            <w:tcMar>
+              <w:top w:w="0" w:type="dxa"/>
+              <w:bottom w:w="0" w:type="dxa"/>
+            </w:tcMar>
+            <w:vAlign w:val="center"/>
+          </w:tcPr>
+          <w:p>
+            <w:pPr>
+              <w:spacing w:before="240" w:line="276" w:lineRule="auto"/>
+              <w:jc w:val="center"/>
+              <w:rPr>
+                <w:rFonts w:ascii="Arial" w:hAnsi="Arial" w:cs="Arial"/>
+                <w:sz w:val="20"/>
+                <w:szCs w:val="20"/>
+              </w:rPr>
+            </w:pPr>
+            <w:r>
+              <w:rPr>
+                <w:rFonts w:ascii="Arial" w:hAnsi="Arial" w:cs="Arial"/>
+                <w:sz w:val="20"/>
+                <w:szCs w:val="20"/>
+              </w:rPr>
+              <w:t>Validar bloqueio de cadastro de produto sem nome.</w:t>
+            </w:r>
+          </w:p>
+        </w:tc>
+        <w:tc>
+          <w:tcPr>
+            <w:tcW w:w="1740" w:type="dxa"/>
+            <w:tcBorders>
+              <w:top w:val="single" w:sz="8" w:space="0" w:color="000000"/>
+              <w:left w:val="single" w:sz="8" w:space="0" w:color="000000"/>
+              <w:bottom w:val="single" w:sz="8" w:space="0" w:color="000000"/>
+              <w:right w:val="single" w:sz="8" w:space="0" w:color="000000"/>
+            </w:tcBorders>
+            <w:tcMar>
+              <w:top w:w="0" w:type="dxa"/>
+              <w:bottom w:w="0" w:type="dxa"/>
+            </w:tcMar>
+            <w:vAlign w:val="center"/>
+          </w:tcPr>
+          <w:p>
+            <w:pPr>
+              <w:spacing w:before="240" w:line="276" w:lineRule="auto"/>
+              <w:jc w:val="center"/>
+              <w:rPr>
+                <w:rFonts w:ascii="Arial" w:hAnsi="Arial" w:cs="Arial"/>
+                <w:sz w:val="20"/>
+                <w:szCs w:val="20"/>
+              </w:rPr>
+            </w:pPr>
+            <w:r>
+              <w:rPr>
+                <w:rFonts w:ascii="Arial" w:hAnsi="Arial" w:cs="Arial"/>
+                <w:sz w:val="20"/>
+                <w:szCs w:val="20"/>
+              </w:rPr>
+              <w:t>Estar logado no sistema.</w:t>
+            </w:r>
+          </w:p>
+        </w:tc>
+        <w:tc>
+          <w:tcPr>
+            <w:tcW w:w="1845" w:type="dxa"/>
+            <w:tcBorders>
+              <w:top w:val="single" w:sz="8" w:space="0" w:color="000000"/>
+              <w:left w:val="single" w:sz="8" w:space="0" w:color="000000"/>
+              <w:bottom w:val="single" w:sz="8" w:space="0" w:color="000000"/>
+              <w:right w:val="single" w:sz="8" w:space="0" w:color="000000"/>
+            </w:tcBorders>
+            <w:tcMar>
+              <w:top w:w="0" w:type="dxa"/>
+              <w:bottom w:w="0" w:type="dxa"/>
+            </w:tcMar>
+            <w:vAlign w:val="center"/>
+          </w:tcPr>
+          <w:p>
+            <w:pPr>
+              <w:pStyle w:val="NormalWeb"/>
+              <w:jc w:val="center"/>
+              <w:rPr>
+                <w:rFonts w:ascii="Arial" w:hAnsi="Arial" w:cs="Arial"/>
+                <w:sz w:val="20"/>
+                <w:szCs w:val="20"/>
+              </w:rPr>
+            </w:pPr>
+            <w:r>
+              <w:rPr>
+                <w:rFonts w:ascii="Arial" w:hAnsi="Arial" w:cs="Arial"/>
+                <w:sz w:val="20"/>
+                <w:szCs w:val="20"/>
+              </w:rPr>
+              <w:t>1.</w:t>
+            </w:r>
+            <w:r>
+              <w:rPr>
+                <w:rFonts w:ascii="Arial" w:hAnsi="Arial" w:cs="Arial"/>
+                <w:sz w:val="20"/>
+                <w:szCs w:val="20"/>
+              </w:rPr>
+              <w:t xml:space="preserve"> </w:t>
+            </w:r>
+            <w:r>
+              <w:rPr>
+                <w:rFonts w:ascii="Arial" w:hAnsi="Arial" w:cs="Arial"/>
+                <w:sz w:val="20"/>
+                <w:szCs w:val="20"/>
+              </w:rPr>
+              <w:t>Acessar "Produtos" e clicar em "Novo produto".</w:t>
+            </w:r>
+          </w:p>
+          <w:p>
+            <w:pPr>
+              <w:pStyle w:val="NormalWeb"/>
+              <w:jc w:val="center"/>
+              <w:rPr>
+                <w:rFonts w:ascii="Arial" w:hAnsi="Arial" w:cs="Arial"/>
+                <w:sz w:val="20"/>
+                <w:szCs w:val="20"/>
+              </w:rPr>
+            </w:pPr>
+            <w:r>
+              <w:rPr>
+                <w:rFonts w:ascii="Arial" w:hAnsi="Arial" w:cs="Arial"/>
+                <w:sz w:val="20"/>
+                <w:szCs w:val="20"/>
+              </w:rPr>
+              <w:t>2. Deixar o campo "Nome" em branco.</w:t>
+            </w:r>
+          </w:p>
+          <w:p>
+            <w:pPr>
+              <w:pStyle w:val="NormalWeb"/>
+              <w:jc w:val="center"/>
+              <w:rPr>
+                <w:rFonts w:ascii="Arial" w:hAnsi="Arial" w:cs="Arial"/>
+                <w:sz w:val="20"/>
+                <w:szCs w:val="20"/>
+              </w:rPr>
+            </w:pPr>
+            <w:r>
+              <w:rPr>
+                <w:rFonts w:ascii="Arial" w:hAnsi="Arial" w:cs="Arial"/>
+                <w:sz w:val="20"/>
+                <w:szCs w:val="20"/>
+              </w:rPr>
+              <w:t>3.</w:t>
+            </w:r>
+            <w:r>
+              <w:rPr>
+                <w:rFonts w:ascii="Arial" w:hAnsi="Arial" w:cs="Arial"/>
+                <w:sz w:val="20"/>
+                <w:szCs w:val="20"/>
+              </w:rPr>
+              <w:t xml:space="preserve"> </w:t>
+            </w:r>
+            <w:r>
+              <w:rPr>
+                <w:rFonts w:ascii="Arial" w:hAnsi="Arial" w:cs="Arial"/>
+                <w:sz w:val="20"/>
+                <w:szCs w:val="20"/>
+              </w:rPr>
+              <w:t>Preencher os demais campos.</w:t>
+            </w:r>
+          </w:p>
+          <w:p>
+            <w:pPr>
+              <w:pStyle w:val="NormalWeb"/>
+              <w:jc w:val="center"/>
+              <w:rPr>
+                <w:rFonts w:ascii="Arial" w:hAnsi="Arial" w:cs="Arial"/>
+                <w:sz w:val="20"/>
+                <w:szCs w:val="20"/>
+              </w:rPr>
+            </w:pPr>
+            <w:r>
+              <w:rPr>
+                <w:rFonts w:ascii="Arial" w:hAnsi="Arial" w:cs="Arial"/>
+                <w:sz w:val="20"/>
+                <w:szCs w:val="20"/>
+              </w:rPr>
+              <w:t>4.</w:t>
+            </w:r>
+            <w:r>
+              <w:rPr>
+                <w:rFonts w:ascii="Arial" w:hAnsi="Arial" w:cs="Arial"/>
+                <w:sz w:val="20"/>
+                <w:szCs w:val="20"/>
+              </w:rPr>
+              <w:t xml:space="preserve"> </w:t>
+            </w:r>
+            <w:r>
+              <w:rPr>
+                <w:rFonts w:ascii="Arial" w:hAnsi="Arial" w:cs="Arial"/>
+                <w:sz w:val="20"/>
+                <w:szCs w:val="20"/>
+              </w:rPr>
+              <w:t>Clicar</w:t>
+            </w:r>
+            <w:r>
+              <w:rPr>
+                <w:rFonts w:ascii="Arial" w:hAnsi="Arial" w:cs="Arial"/>
+                <w:sz w:val="20"/>
+                <w:szCs w:val="20"/>
+              </w:rPr>
+              <w:t xml:space="preserve"> </w:t>
+            </w:r>
+            <w:r>
+              <w:rPr>
+                <w:rFonts w:ascii="Arial" w:hAnsi="Arial" w:cs="Arial"/>
+                <w:sz w:val="20"/>
+                <w:szCs w:val="20"/>
+              </w:rPr>
+              <w:t>em "Salvar".</w:t>
+            </w:r>
+          </w:p>
+        </w:tc>
+        <w:tc>
+          <w:tcPr>
+            <w:tcW w:w="3119" w:type="dxa"/>
+            <w:tcBorders>
+              <w:top w:val="single" w:sz="8" w:space="0" w:color="000000"/>
+              <w:left w:val="single" w:sz="8" w:space="0" w:color="000000"/>
+              <w:bottom w:val="single" w:sz="8" w:space="0" w:color="000000"/>
+              <w:right w:val="single" w:sz="8" w:space="0" w:color="000000"/>
+            </w:tcBorders>
+            <w:tcMar>
+              <w:top w:w="0" w:type="dxa"/>
+              <w:bottom w:w="0" w:type="dxa"/>
+            </w:tcMar>
+            <w:vAlign w:val="center"/>
+          </w:tcPr>
+          <w:p>
+            <w:pPr>
+              <w:spacing w:before="240" w:line="276" w:lineRule="auto"/>
+              <w:jc w:val="center"/>
+              <w:rPr>
+                <w:rFonts w:ascii="Arial" w:hAnsi="Arial" w:cs="Arial"/>
+                <w:sz w:val="20"/>
+                <w:szCs w:val="20"/>
+              </w:rPr>
+            </w:pPr>
+            <w:r>
+              <w:rPr>
+                <w:rFonts w:ascii="Arial" w:hAnsi="Arial" w:cs="Arial"/>
+                <w:sz w:val="20"/>
+                <w:szCs w:val="20"/>
+              </w:rPr>
+              <w:t>O sistema deve bloquear o cadastro e exibir a mensagem de validação exigindo o nome do produto.</w:t>
+            </w:r>
+          </w:p>
+        </w:tc>
+      </w:tr>
+      <w:tr>
+        <w:trPr>
+          <w:trHeight w:val="315"/>
+        </w:trPr>
+        <w:tc>
+          <w:tcPr>
+            <w:tcW w:w="1365" w:type="dxa"/>
+            <w:tcBorders>
+              <w:top w:val="single" w:sz="7" w:space="0" w:color="000000"/>
+              <w:left w:val="single" w:sz="7" w:space="0" w:color="000000"/>
+              <w:bottom w:val="single" w:sz="7" w:space="0" w:color="000000"/>
+              <w:right w:val="single" w:sz="7" w:space="0" w:color="000000"/>
+            </w:tcBorders>
+            <w:tcMar>
+              <w:top w:w="0" w:type="dxa"/>
+              <w:left w:w="100" w:type="dxa"/>
+              <w:bottom w:w="0" w:type="dxa"/>
+              <w:right w:w="100" w:type="dxa"/>
+            </w:tcMar>
+            <w:vAlign w:val="center"/>
+          </w:tcPr>
+          <w:p>
+            <w:pPr>
+              <w:spacing w:before="240" w:line="276" w:lineRule="auto"/>
+              <w:jc w:val="center"/>
+              <w:rPr>
+                <w:rFonts w:ascii="Arial" w:hAnsi="Arial" w:cs="Arial"/>
+                <w:b/>
+                <w:bCs/>
+                <w:sz w:val="20"/>
+                <w:szCs w:val="20"/>
+              </w:rPr>
+            </w:pPr>
+            <w:r>
+              <w:rPr>
+                <w:rFonts w:ascii="Arial" w:hAnsi="Arial" w:cs="Arial"/>
+                <w:b/>
+                <w:bCs/>
+                <w:sz w:val="20"/>
+                <w:szCs w:val="20"/>
+              </w:rPr>
+              <w:t>CT-00</w:t>
+            </w:r>
+            <w:r>
+              <w:rPr>
+                <w:rFonts w:ascii="Arial" w:hAnsi="Arial" w:cs="Arial"/>
+                <w:b/>
+                <w:bCs/>
+                <w:sz w:val="20"/>
+                <w:szCs w:val="20"/>
+              </w:rPr>
+              <w:t>7</w:t>
+            </w:r>
+          </w:p>
+        </w:tc>
+        <w:tc>
+          <w:tcPr>
+            <w:tcW w:w="1650" w:type="dxa"/>
+            <w:tcBorders>
+              <w:top w:val="single" w:sz="7" w:space="0" w:color="000000"/>
+              <w:left w:val="nil"/>
+              <w:bottom w:val="single" w:sz="7" w:space="0" w:color="000000"/>
+              <w:right w:val="single" w:sz="7" w:space="0" w:color="000000"/>
+            </w:tcBorders>
+            <w:tcMar>
+              <w:top w:w="0" w:type="dxa"/>
+              <w:left w:w="100" w:type="dxa"/>
+              <w:bottom w:w="0" w:type="dxa"/>
+              <w:right w:w="100" w:type="dxa"/>
+            </w:tcMar>
+            <w:vAlign w:val="center"/>
+          </w:tcPr>
+          <w:p>
+            <w:pPr>
+              <w:spacing w:before="240" w:line="276" w:lineRule="auto"/>
+              <w:jc w:val="center"/>
+              <w:rPr>
+                <w:rFonts w:ascii="Arial" w:hAnsi="Arial" w:cs="Arial"/>
+                <w:sz w:val="20"/>
+                <w:szCs w:val="20"/>
+              </w:rPr>
+            </w:pPr>
+            <w:r>
+              <w:rPr>
+                <w:rFonts w:ascii="Arial" w:hAnsi="Arial" w:cs="Arial"/>
+                <w:sz w:val="20"/>
+                <w:szCs w:val="20"/>
+              </w:rPr>
+              <w:t>RF-007 (Persistência)</w:t>
+            </w:r>
+          </w:p>
+        </w:tc>
+        <w:tc>
+          <w:tcPr>
+            <w:tcW w:w="1470" w:type="dxa"/>
+            <w:tcBorders>
+              <w:top w:val="single" w:sz="8" w:space="0" w:color="000000"/>
+              <w:left w:val="single" w:sz="8" w:space="0" w:color="000000"/>
+              <w:bottom w:val="single" w:sz="8" w:space="0" w:color="000000"/>
+              <w:right w:val="single" w:sz="8" w:space="0" w:color="000000"/>
+            </w:tcBorders>
+            <w:tcMar>
+              <w:top w:w="0" w:type="dxa"/>
+              <w:bottom w:w="0" w:type="dxa"/>
+            </w:tcMar>
+            <w:vAlign w:val="center"/>
+          </w:tcPr>
+          <w:p>
+            <w:pPr>
+              <w:spacing w:before="240" w:line="276" w:lineRule="auto"/>
+              <w:jc w:val="center"/>
+              <w:rPr>
+                <w:rFonts w:ascii="Arial" w:hAnsi="Arial" w:cs="Arial"/>
+                <w:sz w:val="20"/>
+                <w:szCs w:val="20"/>
+              </w:rPr>
+            </w:pPr>
+            <w:r>
+              <w:rPr>
+                <w:rFonts w:ascii="Arial" w:hAnsi="Arial" w:cs="Arial"/>
+                <w:sz w:val="20"/>
+                <w:szCs w:val="20"/>
+              </w:rPr>
+              <w:t>Validar persistência e integridade relacional após cadastro.</w:t>
+            </w:r>
+          </w:p>
+        </w:tc>
+        <w:tc>
+          <w:tcPr>
+            <w:tcW w:w="1740" w:type="dxa"/>
+            <w:tcBorders>
+              <w:top w:val="single" w:sz="8" w:space="0" w:color="000000"/>
+              <w:left w:val="single" w:sz="8" w:space="0" w:color="000000"/>
+              <w:bottom w:val="single" w:sz="8" w:space="0" w:color="000000"/>
+              <w:right w:val="single" w:sz="8" w:space="0" w:color="000000"/>
+            </w:tcBorders>
+            <w:tcMar>
+              <w:top w:w="0" w:type="dxa"/>
+              <w:bottom w:w="0" w:type="dxa"/>
+            </w:tcMar>
+            <w:vAlign w:val="center"/>
+          </w:tcPr>
+          <w:p>
+            <w:pPr>
+              <w:spacing w:before="240" w:line="276" w:lineRule="auto"/>
+              <w:jc w:val="center"/>
+              <w:rPr>
+                <w:rFonts w:ascii="Arial" w:hAnsi="Arial" w:cs="Arial"/>
+                <w:sz w:val="20"/>
+                <w:szCs w:val="20"/>
+              </w:rPr>
+            </w:pPr>
+            <w:r>
+              <w:rPr>
+                <w:rFonts w:ascii="Arial" w:hAnsi="Arial" w:cs="Arial"/>
+                <w:sz w:val="20"/>
+                <w:szCs w:val="20"/>
+              </w:rPr>
+              <w:t>O banco de dados (</w:t>
+            </w:r>
+            <w:proofErr w:type="spellStart"/>
+            <w:r>
+              <w:rPr>
+                <w:rFonts w:ascii="Arial" w:hAnsi="Arial" w:cs="Arial"/>
+                <w:sz w:val="20"/>
+                <w:szCs w:val="20"/>
+              </w:rPr>
+              <w:t>saep_db</w:t>
+            </w:r>
+            <w:proofErr w:type="spellEnd"/>
+            <w:r>
+              <w:rPr>
+                <w:rFonts w:ascii="Arial" w:hAnsi="Arial" w:cs="Arial"/>
+                <w:sz w:val="20"/>
+                <w:szCs w:val="20"/>
+              </w:rPr>
+              <w:t>) deve estar ativo.</w:t>
+            </w:r>
+          </w:p>
+        </w:tc>
+        <w:tc>
+          <w:tcPr>
+            <w:tcW w:w="1845" w:type="dxa"/>
+            <w:tcBorders>
+              <w:top w:val="single" w:sz="8" w:space="0" w:color="000000"/>
+              <w:left w:val="single" w:sz="8" w:space="0" w:color="000000"/>
+              <w:bottom w:val="single" w:sz="8" w:space="0" w:color="000000"/>
+              <w:right w:val="single" w:sz="8" w:space="0" w:color="000000"/>
+            </w:tcBorders>
+            <w:tcMar>
+              <w:top w:w="0" w:type="dxa"/>
+              <w:bottom w:w="0" w:type="dxa"/>
+            </w:tcMar>
+            <w:vAlign w:val="center"/>
+          </w:tcPr>
+          <w:p>
+            <w:pPr>
+              <w:pStyle w:val="NormalWeb"/>
+              <w:jc w:val="center"/>
+              <w:rPr>
+                <w:rFonts w:ascii="Arial" w:hAnsi="Arial" w:cs="Arial"/>
+                <w:sz w:val="20"/>
+                <w:szCs w:val="20"/>
+              </w:rPr>
+            </w:pPr>
+            <w:r>
+              <w:rPr>
+                <w:rFonts w:ascii="Arial" w:hAnsi="Arial" w:cs="Arial"/>
+                <w:sz w:val="20"/>
+                <w:szCs w:val="20"/>
+              </w:rPr>
+              <w:t>1. Cadastrar um novo produto com sucesso.</w:t>
+            </w:r>
+          </w:p>
+          <w:p>
+            <w:pPr>
+              <w:pStyle w:val="NormalWeb"/>
+              <w:jc w:val="center"/>
+              <w:rPr>
+                <w:rFonts w:ascii="Arial" w:hAnsi="Arial" w:cs="Arial"/>
+                <w:sz w:val="20"/>
+                <w:szCs w:val="20"/>
+              </w:rPr>
+            </w:pPr>
+            <w:r>
+              <w:rPr>
+                <w:rFonts w:ascii="Arial" w:hAnsi="Arial" w:cs="Arial"/>
+                <w:sz w:val="20"/>
+                <w:szCs w:val="20"/>
+              </w:rPr>
+              <w:t>2. Fechar o navegador e parar o servidor Node.js.</w:t>
+            </w:r>
+          </w:p>
+          <w:p>
+            <w:pPr>
+              <w:pStyle w:val="NormalWeb"/>
+              <w:jc w:val="center"/>
+              <w:rPr>
+                <w:rFonts w:ascii="Arial" w:hAnsi="Arial" w:cs="Arial"/>
+                <w:sz w:val="20"/>
+                <w:szCs w:val="20"/>
+              </w:rPr>
+            </w:pPr>
+            <w:r>
+              <w:rPr>
+                <w:rFonts w:ascii="Arial" w:hAnsi="Arial" w:cs="Arial"/>
+                <w:sz w:val="20"/>
+                <w:szCs w:val="20"/>
+              </w:rPr>
+              <w:t>3. Reiniciar o servidor e fazer login novamente.</w:t>
+            </w:r>
+          </w:p>
+          <w:p>
+            <w:pPr>
+              <w:pStyle w:val="NormalWeb"/>
+              <w:jc w:val="center"/>
+              <w:rPr>
+                <w:rFonts w:ascii="Arial" w:hAnsi="Arial" w:cs="Arial"/>
+                <w:sz w:val="20"/>
+                <w:szCs w:val="20"/>
+              </w:rPr>
+            </w:pPr>
+            <w:r>
+              <w:rPr>
+                <w:rFonts w:ascii="Arial" w:hAnsi="Arial" w:cs="Arial"/>
+                <w:sz w:val="20"/>
+                <w:szCs w:val="20"/>
+              </w:rPr>
+              <w:t>4. Acessar a tela de "Produtos".</w:t>
+            </w:r>
+          </w:p>
+        </w:tc>
+        <w:tc>
+          <w:tcPr>
+            <w:tcW w:w="3119" w:type="dxa"/>
+            <w:tcBorders>
+              <w:top w:val="single" w:sz="8" w:space="0" w:color="000000"/>
+              <w:left w:val="single" w:sz="8" w:space="0" w:color="000000"/>
+              <w:bottom w:val="single" w:sz="8" w:space="0" w:color="000000"/>
+              <w:right w:val="single" w:sz="8" w:space="0" w:color="000000"/>
+            </w:tcBorders>
+            <w:tcMar>
+              <w:top w:w="0" w:type="dxa"/>
+              <w:bottom w:w="0" w:type="dxa"/>
+            </w:tcMar>
+            <w:vAlign w:val="center"/>
+          </w:tcPr>
+          <w:p>
+            <w:pPr>
+              <w:spacing w:before="240" w:line="276" w:lineRule="auto"/>
+              <w:jc w:val="center"/>
+              <w:rPr>
+                <w:rFonts w:ascii="Arial" w:hAnsi="Arial" w:cs="Arial"/>
+                <w:sz w:val="20"/>
+                <w:szCs w:val="20"/>
+              </w:rPr>
+            </w:pPr>
+            <w:r>
+              <w:rPr>
+                <w:rFonts w:ascii="Arial" w:hAnsi="Arial" w:cs="Arial"/>
+                <w:sz w:val="20"/>
+                <w:szCs w:val="20"/>
+              </w:rPr>
+              <w:t>O produto criado anteriormente deve continuar aparecendo na lista, provando que os dados foram gravados de forma persistente no MySQL.</w:t>
             </w:r>
           </w:p>
         </w:tc>
@@ -4591,7 +5484,6 @@
           <w:rFonts w:ascii="Arial" w:eastAsia="Arial" w:hAnsi="Arial" w:cs="Arial"/>
           <w:b/>
         </w:rPr>
-        <w:lastRenderedPageBreak/>
         <w:t>8.2. Ferramentas e Ambientes de Teste</w:t>
       </w:r>
     </w:p>
@@ -4804,6 +5696,7 @@
         <w:rPr>
           <w:rFonts w:ascii="Arial" w:eastAsia="Arial" w:hAnsi="Arial" w:cs="Arial"/>
         </w:rPr>
+        <w:lastRenderedPageBreak/>
         <w:t>Versão:</w:t>
       </w:r>
       <w:r>
@@ -5009,7 +5902,7 @@
     </w:p>
     <w:sectPr>
       <w:pgSz w:w="11906" w:h="16838"/>
-      <w:pgMar w:top="1135" w:right="1701" w:bottom="1417" w:left="1701" w:header="708" w:footer="708" w:gutter="0"/>
+      <w:pgMar w:top="1135" w:right="1701" w:bottom="1135" w:left="1701" w:header="708" w:footer="708" w:gutter="0"/>
       <w:pgNumType w:start="1"/>
       <w:cols w:space="720"/>
     </w:sectPr>

--- a/Documentação_saep.docx
+++ b/Documentação_saep.docx
@@ -1,6 +1,6 @@
 
 <file path=word/document.xml><?xml version="1.0" encoding="utf-8"?>
-<w:document xmlns:wpc="http://schemas.microsoft.com/office/word/2010/wordprocessingCanvas" xmlns:cx="http://schemas.microsoft.com/office/drawing/2014/chartex" xmlns:cx1="http://schemas.microsoft.com/office/drawing/2015/9/8/chartex" xmlns:cx2="http://schemas.microsoft.com/office/drawing/2015/10/21/chartex" xmlns:cx3="http://schemas.microsoft.com/office/drawing/2016/5/9/chartex" xmlns:cx4="http://schemas.microsoft.com/office/drawing/2016/5/10/chartex" xmlns:cx5="http://schemas.microsoft.com/office/drawing/2016/5/11/chartex" xmlns:cx6="http://schemas.microsoft.com/office/drawing/2016/5/12/chartex" xmlns:cx7="http://schemas.microsoft.com/office/drawing/2016/5/13/chartex" xmlns:cx8="http://schemas.microsoft.com/office/drawing/2016/5/14/chartex" xmlns:mc="http://schemas.openxmlformats.org/markup-compatibility/2006" xmlns:aink="http://schemas.microsoft.com/office/drawing/2016/ink" xmlns:am3d="http://schemas.microsoft.com/office/drawing/2017/model3d" xmlns:o="urn:schemas-microsoft-com:office:office" xmlns:r="http://schemas.openxmlformats.org/officeDocument/2006/relationships" xmlns:m="http://schemas.openxmlformats.org/officeDocument/2006/math" xmlns:v="urn:schemas-microsoft-com:vml" xmlns:wp14="http://schemas.microsoft.com/office/word/2010/wordprocessingDrawing" xmlns:wp="http://schemas.openxmlformats.org/drawingml/2006/wordprocessingDrawing" xmlns:w10="urn:schemas-microsoft-com:office:word" xmlns:w="http://schemas.openxmlformats.org/wordprocessingml/2006/main" xmlns:w14="http://schemas.microsoft.com/office/word/2010/wordml" xmlns:w15="http://schemas.microsoft.com/office/word/2012/wordml" xmlns:w16cex="http://schemas.microsoft.com/office/word/2018/wordml/cex" xmlns:w16cid="http://schemas.microsoft.com/office/word/2016/wordml/cid" xmlns:w16="http://schemas.microsoft.com/office/word/2018/wordml" xmlns:w16sdtdh="http://schemas.microsoft.com/office/word/2020/wordml/sdtdatahash" xmlns:w16se="http://schemas.microsoft.com/office/word/2015/wordml/symex" xmlns:wpg="http://schemas.microsoft.com/office/word/2010/wordprocessingGroup" xmlns:wpi="http://schemas.microsoft.com/office/word/2010/wordprocessingInk" xmlns:wne="http://schemas.microsoft.com/office/word/2006/wordml" xmlns:wps="http://schemas.microsoft.com/office/word/2010/wordprocessingShape" mc:Ignorable="w14 w15 w16se w16cid w16 w16cex w16sdtdh wp14">
+<w:document xmlns:wpc="http://schemas.microsoft.com/office/word/2010/wordprocessingCanvas" xmlns:cx="http://schemas.microsoft.com/office/drawing/2014/chartex" xmlns:cx1="http://schemas.microsoft.com/office/drawing/2015/9/8/chartex" xmlns:cx2="http://schemas.microsoft.com/office/drawing/2015/10/21/chartex" xmlns:cx3="http://schemas.microsoft.com/office/drawing/2016/5/9/chartex" xmlns:cx4="http://schemas.microsoft.com/office/drawing/2016/5/10/chartex" xmlns:cx5="http://schemas.microsoft.com/office/drawing/2016/5/11/chartex" xmlns:cx6="http://schemas.microsoft.com/office/drawing/2016/5/12/chartex" xmlns:cx7="http://schemas.microsoft.com/office/drawing/2016/5/13/chartex" xmlns:cx8="http://schemas.microsoft.com/office/drawing/2016/5/14/chartex" xmlns:mc="http://schemas.openxmlformats.org/markup-compatibility/2006" xmlns:aink="http://schemas.microsoft.com/office/drawing/2016/ink" xmlns:am3d="http://schemas.microsoft.com/office/drawing/2017/model3d" xmlns:o="urn:schemas-microsoft-com:office:office" xmlns:oel="http://schemas.microsoft.com/office/2019/extlst" xmlns:r="http://schemas.openxmlformats.org/officeDocument/2006/relationships" xmlns:m="http://schemas.openxmlformats.org/officeDocument/2006/math" xmlns:v="urn:schemas-microsoft-com:vml" xmlns:wp14="http://schemas.microsoft.com/office/word/2010/wordprocessingDrawing" xmlns:wp="http://schemas.openxmlformats.org/drawingml/2006/wordprocessingDrawing" xmlns:w10="urn:schemas-microsoft-com:office:word" xmlns:w="http://schemas.openxmlformats.org/wordprocessingml/2006/main" xmlns:w14="http://schemas.microsoft.com/office/word/2010/wordml" xmlns:w15="http://schemas.microsoft.com/office/word/2012/wordml" xmlns:w16cex="http://schemas.microsoft.com/office/word/2018/wordml/cex" xmlns:w16cid="http://schemas.microsoft.com/office/word/2016/wordml/cid" xmlns:w16="http://schemas.microsoft.com/office/word/2018/wordml" xmlns:w16du="http://schemas.microsoft.com/office/word/2023/wordml/word16du" xmlns:w16sdtdh="http://schemas.microsoft.com/office/word/2020/wordml/sdtdatahash" xmlns:w16sdtfl="http://schemas.microsoft.com/office/word/2024/wordml/sdtformatlock" xmlns:w16se="http://schemas.microsoft.com/office/word/2015/wordml/symex" xmlns:wpg="http://schemas.microsoft.com/office/word/2010/wordprocessingGroup" xmlns:wpi="http://schemas.microsoft.com/office/word/2010/wordprocessingInk" xmlns:wne="http://schemas.microsoft.com/office/word/2006/wordml" xmlns:wps="http://schemas.microsoft.com/office/word/2010/wordprocessingShape" mc:Ignorable="w14 w15 w16se w16cid w16 w16cex w16sdtdh w16sdtfl w16du wp14">
   <w:body>
     <w:p>
       <w:pPr>
@@ -17,6 +17,13 @@
         </w:rPr>
         <w:t xml:space="preserve">Analista: </w:t>
       </w:r>
+      <w:r>
+        <w:rPr>
+          <w:rFonts w:ascii="Arial" w:eastAsia="Arial" w:hAnsi="Arial" w:cs="Arial"/>
+          <w:b/>
+        </w:rPr>
+        <w:t>Celson Barreto da Silva</w:t>
+      </w:r>
     </w:p>
     <w:p>
       <w:pPr>
@@ -33,6 +40,13 @@
         </w:rPr>
         <w:t>Data:</w:t>
       </w:r>
+      <w:r>
+        <w:rPr>
+          <w:rFonts w:ascii="Arial" w:eastAsia="Arial" w:hAnsi="Arial" w:cs="Arial"/>
+          <w:b/>
+        </w:rPr>
+        <w:t xml:space="preserve"> 17/06/2026</w:t>
+      </w:r>
     </w:p>
     <w:p>
       <w:pPr>
@@ -48,6 +62,20 @@
           <w:b/>
         </w:rPr>
         <w:t>Prova:</w:t>
+      </w:r>
+      <w:r>
+        <w:rPr>
+          <w:rFonts w:ascii="Arial" w:eastAsia="Arial" w:hAnsi="Arial" w:cs="Arial"/>
+          <w:b/>
+        </w:rPr>
+        <w:t xml:space="preserve"> </w:t>
+      </w:r>
+      <w:r>
+        <w:rPr>
+          <w:rFonts w:ascii="Arial" w:eastAsia="Arial" w:hAnsi="Arial" w:cs="Arial"/>
+          <w:b/>
+        </w:rPr>
+        <w:t>Prova Prática SAEP</w:t>
       </w:r>
     </w:p>
     <w:p>
@@ -3366,37 +3394,15 @@
                 <w:sz w:val="20"/>
                 <w:szCs w:val="20"/>
               </w:rPr>
-              <w:t xml:space="preserve">O usuário </w:t>
-            </w:r>
-            <w:r>
-              <w:rPr>
-                <w:rStyle w:val="CdigoHTML"/>
-                <w:rFonts w:ascii="Arial" w:eastAsia="Aptos" w:hAnsi="Arial" w:cs="Arial"/>
-              </w:rPr>
-              <w:t>admin@teste.com</w:t>
-            </w:r>
-            <w:r>
-              <w:rPr>
-                <w:rFonts w:ascii="Arial" w:hAnsi="Arial" w:cs="Arial"/>
-                <w:sz w:val="20"/>
-                <w:szCs w:val="20"/>
-              </w:rPr>
-              <w:t xml:space="preserve"> e senha </w:t>
-            </w:r>
-            <w:r>
-              <w:rPr>
-                <w:rStyle w:val="CdigoHTML"/>
-                <w:rFonts w:ascii="Arial" w:eastAsia="Aptos" w:hAnsi="Arial" w:cs="Arial"/>
-              </w:rPr>
-              <w:t>123456</w:t>
-            </w:r>
-            <w:r>
-              <w:rPr>
-                <w:rFonts w:ascii="Arial" w:hAnsi="Arial" w:cs="Arial"/>
-                <w:sz w:val="20"/>
-                <w:szCs w:val="20"/>
-              </w:rPr>
-              <w:t xml:space="preserve"> devem existir no controlador.</w:t>
+              <w:t xml:space="preserve">O usuário admin@teste.com e senha 123456 devem estar cadastrados no banco de dados (tabela </w:t>
+            </w:r>
+            <w:r>
+              <w:rPr>
+                <w:rFonts w:ascii="Arial" w:hAnsi="Arial" w:cs="Arial"/>
+                <w:sz w:val="20"/>
+                <w:szCs w:val="20"/>
+              </w:rPr>
+              <w:t>usuários</w:t>
             </w:r>
           </w:p>
         </w:tc>
@@ -4451,23 +4457,7 @@
                 <w:rStyle w:val="CdigoHTML"/>
                 <w:rFonts w:ascii="Arial" w:eastAsia="Aptos" w:hAnsi="Arial" w:cs="Arial"/>
               </w:rPr>
-              <w:t>/</w:t>
-            </w:r>
-            <w:proofErr w:type="spellStart"/>
-            <w:r>
-              <w:rPr>
-                <w:rStyle w:val="CdigoHTML"/>
-                <w:rFonts w:ascii="Arial" w:eastAsia="Aptos" w:hAnsi="Arial" w:cs="Arial"/>
-              </w:rPr>
-              <w:t>api</w:t>
-            </w:r>
-            <w:proofErr w:type="spellEnd"/>
-            <w:r>
-              <w:rPr>
-                <w:rStyle w:val="CdigoHTML"/>
-                <w:rFonts w:ascii="Arial" w:eastAsia="Aptos" w:hAnsi="Arial" w:cs="Arial"/>
-              </w:rPr>
-              <w:t>/</w:t>
+              <w:t>/api/</w:t>
             </w:r>
             <w:proofErr w:type="spellStart"/>
             <w:r>
@@ -5911,7 +5901,7 @@
 </file>
 
 <file path=word/numbering.xml><?xml version="1.0" encoding="utf-8"?>
-<w:numbering xmlns:wpc="http://schemas.microsoft.com/office/word/2010/wordprocessingCanvas" xmlns:cx="http://schemas.microsoft.com/office/drawing/2014/chartex" xmlns:cx1="http://schemas.microsoft.com/office/drawing/2015/9/8/chartex" xmlns:cx2="http://schemas.microsoft.com/office/drawing/2015/10/21/chartex" xmlns:cx3="http://schemas.microsoft.com/office/drawing/2016/5/9/chartex" xmlns:cx4="http://schemas.microsoft.com/office/drawing/2016/5/10/chartex" xmlns:cx5="http://schemas.microsoft.com/office/drawing/2016/5/11/chartex" xmlns:cx6="http://schemas.microsoft.com/office/drawing/2016/5/12/chartex" xmlns:cx7="http://schemas.microsoft.com/office/drawing/2016/5/13/chartex" xmlns:cx8="http://schemas.microsoft.com/office/drawing/2016/5/14/chartex" xmlns:mc="http://schemas.openxmlformats.org/markup-compatibility/2006" xmlns:aink="http://schemas.microsoft.com/office/drawing/2016/ink" xmlns:am3d="http://schemas.microsoft.com/office/drawing/2017/model3d" xmlns:o="urn:schemas-microsoft-com:office:office" xmlns:r="http://schemas.openxmlformats.org/officeDocument/2006/relationships" xmlns:m="http://schemas.openxmlformats.org/officeDocument/2006/math" xmlns:v="urn:schemas-microsoft-com:vml" xmlns:wp14="http://schemas.microsoft.com/office/word/2010/wordprocessingDrawing" xmlns:wp="http://schemas.openxmlformats.org/drawingml/2006/wordprocessingDrawing" xmlns:w10="urn:schemas-microsoft-com:office:word" xmlns:w="http://schemas.openxmlformats.org/wordprocessingml/2006/main" xmlns:w14="http://schemas.microsoft.com/office/word/2010/wordml" xmlns:w15="http://schemas.microsoft.com/office/word/2012/wordml" xmlns:w16cex="http://schemas.microsoft.com/office/word/2018/wordml/cex" xmlns:w16cid="http://schemas.microsoft.com/office/word/2016/wordml/cid" xmlns:w16="http://schemas.microsoft.com/office/word/2018/wordml" xmlns:w16sdtdh="http://schemas.microsoft.com/office/word/2020/wordml/sdtdatahash" xmlns:w16se="http://schemas.microsoft.com/office/word/2015/wordml/symex" xmlns:wpg="http://schemas.microsoft.com/office/word/2010/wordprocessingGroup" xmlns:wpi="http://schemas.microsoft.com/office/word/2010/wordprocessingInk" xmlns:wne="http://schemas.microsoft.com/office/word/2006/wordml" xmlns:wps="http://schemas.microsoft.com/office/word/2010/wordprocessingShape" mc:Ignorable="w14 w15 w16se w16cid w16 w16cex w16sdtdh wp14">
+<w:numbering xmlns:wpc="http://schemas.microsoft.com/office/word/2010/wordprocessingCanvas" xmlns:cx="http://schemas.microsoft.com/office/drawing/2014/chartex" xmlns:cx1="http://schemas.microsoft.com/office/drawing/2015/9/8/chartex" xmlns:cx2="http://schemas.microsoft.com/office/drawing/2015/10/21/chartex" xmlns:cx3="http://schemas.microsoft.com/office/drawing/2016/5/9/chartex" xmlns:cx4="http://schemas.microsoft.com/office/drawing/2016/5/10/chartex" xmlns:cx5="http://schemas.microsoft.com/office/drawing/2016/5/11/chartex" xmlns:cx6="http://schemas.microsoft.com/office/drawing/2016/5/12/chartex" xmlns:cx7="http://schemas.microsoft.com/office/drawing/2016/5/13/chartex" xmlns:cx8="http://schemas.microsoft.com/office/drawing/2016/5/14/chartex" xmlns:mc="http://schemas.openxmlformats.org/markup-compatibility/2006" xmlns:aink="http://schemas.microsoft.com/office/drawing/2016/ink" xmlns:am3d="http://schemas.microsoft.com/office/drawing/2017/model3d" xmlns:o="urn:schemas-microsoft-com:office:office" xmlns:oel="http://schemas.microsoft.com/office/2019/extlst" xmlns:r="http://schemas.openxmlformats.org/officeDocument/2006/relationships" xmlns:m="http://schemas.openxmlformats.org/officeDocument/2006/math" xmlns:v="urn:schemas-microsoft-com:vml" xmlns:wp14="http://schemas.microsoft.com/office/word/2010/wordprocessingDrawing" xmlns:wp="http://schemas.openxmlformats.org/drawingml/2006/wordprocessingDrawing" xmlns:w10="urn:schemas-microsoft-com:office:word" xmlns:w="http://schemas.openxmlformats.org/wordprocessingml/2006/main" xmlns:w14="http://schemas.microsoft.com/office/word/2010/wordml" xmlns:w15="http://schemas.microsoft.com/office/word/2012/wordml" xmlns:w16cex="http://schemas.microsoft.com/office/word/2018/wordml/cex" xmlns:w16cid="http://schemas.microsoft.com/office/word/2016/wordml/cid" xmlns:w16="http://schemas.microsoft.com/office/word/2018/wordml" xmlns:w16du="http://schemas.microsoft.com/office/word/2023/wordml/word16du" xmlns:w16sdtdh="http://schemas.microsoft.com/office/word/2020/wordml/sdtdatahash" xmlns:w16sdtfl="http://schemas.microsoft.com/office/word/2024/wordml/sdtformatlock" xmlns:w16se="http://schemas.microsoft.com/office/word/2015/wordml/symex" xmlns:wpg="http://schemas.microsoft.com/office/word/2010/wordprocessingGroup" xmlns:wpi="http://schemas.microsoft.com/office/word/2010/wordprocessingInk" xmlns:wne="http://schemas.microsoft.com/office/word/2006/wordml" xmlns:wps="http://schemas.microsoft.com/office/word/2010/wordprocessingShape" mc:Ignorable="w14 w15 w16se w16cid w16 w16cex w16sdtdh w16sdtfl w16du wp14">
   <w:abstractNum w:abstractNumId="0" w15:restartNumberingAfterBreak="0">
     <w:nsid w:val="094123C5"/>
     <w:multiLevelType w:val="hybridMultilevel"/>
@@ -6590,29 +6580,29 @@
       </w:rPr>
     </w:lvl>
   </w:abstractNum>
-  <w:num w:numId="1">
+  <w:num w:numId="1" w16cid:durableId="1887644032">
     <w:abstractNumId w:val="4"/>
   </w:num>
-  <w:num w:numId="2">
+  <w:num w:numId="2" w16cid:durableId="1421490828">
     <w:abstractNumId w:val="0"/>
   </w:num>
-  <w:num w:numId="3">
+  <w:num w:numId="3" w16cid:durableId="437145249">
     <w:abstractNumId w:val="1"/>
   </w:num>
-  <w:num w:numId="4">
+  <w:num w:numId="4" w16cid:durableId="1286692865">
     <w:abstractNumId w:val="3"/>
   </w:num>
-  <w:num w:numId="5">
+  <w:num w:numId="5" w16cid:durableId="609968451">
     <w:abstractNumId w:val="2"/>
   </w:num>
-  <w:num w:numId="6">
+  <w:num w:numId="6" w16cid:durableId="1640527941">
     <w:abstractNumId w:val="5"/>
   </w:num>
 </w:numbering>
 </file>
 
 <file path=word/styles.xml><?xml version="1.0" encoding="utf-8"?>
-<w:styles xmlns:mc="http://schemas.openxmlformats.org/markup-compatibility/2006" xmlns:r="http://schemas.openxmlformats.org/officeDocument/2006/relationships" xmlns:w="http://schemas.openxmlformats.org/wordprocessingml/2006/main" xmlns:w14="http://schemas.microsoft.com/office/word/2010/wordml" xmlns:w15="http://schemas.microsoft.com/office/word/2012/wordml" xmlns:w16cex="http://schemas.microsoft.com/office/word/2018/wordml/cex" xmlns:w16cid="http://schemas.microsoft.com/office/word/2016/wordml/cid" xmlns:w16="http://schemas.microsoft.com/office/word/2018/wordml" xmlns:w16sdtdh="http://schemas.microsoft.com/office/word/2020/wordml/sdtdatahash" xmlns:w16se="http://schemas.microsoft.com/office/word/2015/wordml/symex" mc:Ignorable="w14 w15 w16se w16cid w16 w16cex w16sdtdh">
+<w:styles xmlns:mc="http://schemas.openxmlformats.org/markup-compatibility/2006" xmlns:r="http://schemas.openxmlformats.org/officeDocument/2006/relationships" xmlns:w="http://schemas.openxmlformats.org/wordprocessingml/2006/main" xmlns:w14="http://schemas.microsoft.com/office/word/2010/wordml" xmlns:w15="http://schemas.microsoft.com/office/word/2012/wordml" xmlns:w16cex="http://schemas.microsoft.com/office/word/2018/wordml/cex" xmlns:w16cid="http://schemas.microsoft.com/office/word/2016/wordml/cid" xmlns:w16="http://schemas.microsoft.com/office/word/2018/wordml" xmlns:w16du="http://schemas.microsoft.com/office/word/2023/wordml/word16du" xmlns:w16sdtdh="http://schemas.microsoft.com/office/word/2020/wordml/sdtdatahash" xmlns:w16sdtfl="http://schemas.microsoft.com/office/word/2024/wordml/sdtformatlock" xmlns:w16se="http://schemas.microsoft.com/office/word/2015/wordml/symex" mc:Ignorable="w14 w15 w16se w16cid w16 w16cex w16sdtdh w16sdtfl w16du">
   <w:docDefaults>
     <w:rPrDefault>
       <w:rPr>
@@ -7212,7 +7202,6 @@
   <w:style w:type="character" w:default="1" w:styleId="Fontepargpadro">
     <w:name w:val="Default Paragraph Font"/>
     <w:uiPriority w:val="1"/>
-    <w:semiHidden/>
     <w:unhideWhenUsed/>
   </w:style>
   <w:style w:type="table" w:default="1" w:styleId="Tabelanormal">
